--- a/WordCompare/Scope1.docx
+++ b/WordCompare/Scope1.docx
@@ -2,6 +2,7457 @@
 <file path=word/document.xml><?xml version="1.0" encoding="utf-8"?>
 <w:document xmlns:wpc="http://schemas.microsoft.com/office/word/2010/wordprocessingCanvas" xmlns:cx="http://schemas.microsoft.com/office/drawing/2014/chartex" xmlns:cx1="http://schemas.microsoft.com/office/drawing/2015/9/8/chartex" xmlns:cx2="http://schemas.microsoft.com/office/drawing/2015/10/21/chartex" xmlns:cx3="http://schemas.microsoft.com/office/drawing/2016/5/9/chartex" xmlns:cx4="http://schemas.microsoft.com/office/drawing/2016/5/10/chartex" xmlns:cx5="http://schemas.microsoft.com/office/drawing/2016/5/11/chartex" xmlns:cx6="http://schemas.microsoft.com/office/drawing/2016/5/12/chartex" xmlns:cx7="http://schemas.microsoft.com/office/drawing/2016/5/13/chartex" xmlns:cx8="http://schemas.microsoft.com/office/drawing/2016/5/14/chartex" xmlns:mc="http://schemas.openxmlformats.org/markup-compatibility/2006" xmlns:aink="http://schemas.microsoft.com/office/drawing/2016/ink" xmlns:am3d="http://schemas.microsoft.com/office/drawing/2017/model3d" xmlns:o="urn:schemas-microsoft-com:office:office" xmlns:oel="http://schemas.microsoft.com/office/2019/extlst" xmlns:r="http://schemas.openxmlformats.org/officeDocument/2006/relationships" xmlns:m="http://schemas.openxmlformats.org/officeDocument/2006/math" xmlns:v="urn:schemas-microsoft-com:vml" xmlns:wp14="http://schemas.microsoft.com/office/word/2010/wordprocessingDrawing" xmlns:wp="http://schemas.openxmlformats.org/drawingml/2006/wordprocessingDrawing" xmlns:w10="urn:schemas-microsoft-com:office:word" xmlns:w="http://schemas.openxmlformats.org/wordprocessingml/2006/main" xmlns:w14="http://schemas.microsoft.com/office/word/2010/wordml" xmlns:w15="http://schemas.microsoft.com/office/word/2012/wordml" xmlns:w16cex="http://schemas.microsoft.com/office/word/2018/wordml/cex" xmlns:w16cid="http://schemas.microsoft.com/office/word/2016/wordml/cid" xmlns:w16="http://schemas.microsoft.com/office/word/2018/wordml" xmlns:w16sdtdh="http://schemas.microsoft.com/office/word/2020/wordml/sdtdatahash" xmlns:w16se="http://schemas.microsoft.com/office/word/2015/wordml/symex" xmlns:wpg="http://schemas.microsoft.com/office/word/2010/wordprocessingGroup" xmlns:wpi="http://schemas.microsoft.com/office/word/2010/wordprocessingInk" xmlns:wne="http://schemas.microsoft.com/office/word/2006/wordml" xmlns:wps="http://schemas.microsoft.com/office/word/2010/wordprocessingShape" mc:Ignorable="w14 w15 w16se w16cid w16 w16cex w16sdtdh wp14">
   <w:body>
+    <w:bookmarkStart w:id="0" w:name="_Toc240558030" w:displacedByCustomXml="next"/>
+    <w:sdt>
+      <w:sdtPr>
+        <w:id w:val="-222528815"/>
+        <w:docPartObj>
+          <w:docPartGallery w:val="Table of Contents"/>
+          <w:docPartUnique/>
+        </w:docPartObj>
+      </w:sdtPr>
+      <w:sdtEndPr>
+        <w:rPr>
+          <w:rFonts w:asciiTheme="minorHAnsi" w:eastAsiaTheme="minorHAnsi" w:hAnsiTheme="minorHAnsi" w:cstheme="minorBidi"/>
+          <w:b/>
+          <w:bCs/>
+          <w:color w:val="auto"/>
+          <w:sz w:val="22"/>
+          <w:szCs w:val="22"/>
+          <w:lang w:eastAsia="en-US"/>
+        </w:rPr>
+      </w:sdtEndPr>
+      <w:sdtContent>
+        <w:p>
+          <w:pPr>
+            <w:pStyle w:val="Inhaltsverzeichnisberschrift"/>
+          </w:pPr>
+          <w:r>
+            <w:t>Inhalt</w:t>
+          </w:r>
+        </w:p>
+        <w:p>
+          <w:pPr>
+            <w:pStyle w:val="Verzeichnis1"/>
+            <w:tabs>
+              <w:tab w:val="left" w:pos="480"/>
+              <w:tab w:val="right" w:leader="dot" w:pos="9062"/>
+            </w:tabs>
+            <w:rPr>
+              <w:noProof/>
+            </w:rPr>
+          </w:pPr>
+          <w:r>
+            <w:fldChar w:fldCharType="begin"/>
+          </w:r>
+          <w:r>
+            <w:instrText xml:space="preserve"> TOC \o "1-3" \h \z \u </w:instrText>
+          </w:r>
+          <w:r>
+            <w:fldChar w:fldCharType="separate"/>
+          </w:r>
+          <w:hyperlink w:anchor="_Toc240901112" w:history="1">
+            <w:r>
+              <w:rPr>
+                <w:rStyle w:val="Hyperlink"/>
+                <w:noProof/>
+              </w:rPr>
+              <w:t>1.</w:t>
+            </w:r>
+            <w:r>
+              <w:rPr>
+                <w:noProof/>
+              </w:rPr>
+              <w:tab/>
+            </w:r>
+            <w:r>
+              <w:rPr>
+                <w:rStyle w:val="Hyperlink"/>
+                <w:noProof/>
+              </w:rPr>
+              <w:t>Scope</w:t>
+            </w:r>
+            <w:r>
+              <w:rPr>
+                <w:noProof/>
+                <w:webHidden/>
+              </w:rPr>
+              <w:tab/>
+            </w:r>
+            <w:r>
+              <w:rPr>
+                <w:noProof/>
+                <w:webHidden/>
+              </w:rPr>
+              <w:fldChar w:fldCharType="begin"/>
+            </w:r>
+            <w:r>
+              <w:rPr>
+                <w:noProof/>
+                <w:webHidden/>
+              </w:rPr>
+              <w:instrText xml:space="preserve"> PAGEREF _Toc240901112 \h </w:instrText>
+            </w:r>
+            <w:r>
+              <w:rPr>
+                <w:noProof/>
+                <w:webHidden/>
+              </w:rPr>
+            </w:r>
+            <w:r>
+              <w:rPr>
+                <w:noProof/>
+                <w:webHidden/>
+              </w:rPr>
+              <w:fldChar w:fldCharType="separate"/>
+            </w:r>
+            <w:r>
+              <w:rPr>
+                <w:noProof/>
+                <w:webHidden/>
+              </w:rPr>
+              <w:t>1</w:t>
+            </w:r>
+            <w:r>
+              <w:rPr>
+                <w:noProof/>
+                <w:webHidden/>
+              </w:rPr>
+              <w:fldChar w:fldCharType="end"/>
+            </w:r>
+          </w:hyperlink>
+        </w:p>
+        <w:p>
+          <w:pPr>
+            <w:pStyle w:val="Verzeichnis1"/>
+            <w:tabs>
+              <w:tab w:val="left" w:pos="480"/>
+              <w:tab w:val="right" w:leader="dot" w:pos="9062"/>
+            </w:tabs>
+            <w:rPr>
+              <w:noProof/>
+            </w:rPr>
+          </w:pPr>
+          <w:hyperlink w:anchor="_Toc240901113" w:history="1">
+            <w:r>
+              <w:rPr>
+                <w:rStyle w:val="Hyperlink"/>
+                <w:noProof/>
+              </w:rPr>
+              <w:t>2.</w:t>
+            </w:r>
+            <w:r>
+              <w:rPr>
+                <w:noProof/>
+              </w:rPr>
+              <w:tab/>
+            </w:r>
+            <w:r>
+              <w:rPr>
+                <w:rStyle w:val="Hyperlink"/>
+                <w:noProof/>
+              </w:rPr>
+              <w:t>Sasaf</w:t>
+            </w:r>
+            <w:r>
+              <w:rPr>
+                <w:noProof/>
+                <w:webHidden/>
+              </w:rPr>
+              <w:tab/>
+            </w:r>
+            <w:r>
+              <w:rPr>
+                <w:noProof/>
+                <w:webHidden/>
+              </w:rPr>
+              <w:fldChar w:fldCharType="begin"/>
+            </w:r>
+            <w:r>
+              <w:rPr>
+                <w:noProof/>
+                <w:webHidden/>
+              </w:rPr>
+              <w:instrText xml:space="preserve"> PAGEREF _Toc240901113 \h </w:instrText>
+            </w:r>
+            <w:r>
+              <w:rPr>
+                <w:noProof/>
+                <w:webHidden/>
+              </w:rPr>
+            </w:r>
+            <w:r>
+              <w:rPr>
+                <w:noProof/>
+                <w:webHidden/>
+              </w:rPr>
+              <w:fldChar w:fldCharType="separate"/>
+            </w:r>
+            <w:r>
+              <w:rPr>
+                <w:noProof/>
+                <w:webHidden/>
+              </w:rPr>
+              <w:t>2</w:t>
+            </w:r>
+            <w:r>
+              <w:rPr>
+                <w:noProof/>
+                <w:webHidden/>
+              </w:rPr>
+              <w:fldChar w:fldCharType="end"/>
+            </w:r>
+          </w:hyperlink>
+        </w:p>
+        <w:p>
+          <w:pPr>
+            <w:pStyle w:val="Verzeichnis1"/>
+            <w:tabs>
+              <w:tab w:val="left" w:pos="480"/>
+              <w:tab w:val="right" w:leader="dot" w:pos="9062"/>
+            </w:tabs>
+            <w:rPr>
+              <w:noProof/>
+            </w:rPr>
+          </w:pPr>
+          <w:hyperlink w:anchor="_Toc240901114" w:history="1">
+            <w:r>
+              <w:rPr>
+                <w:rStyle w:val="Hyperlink"/>
+                <w:noProof/>
+              </w:rPr>
+              <w:t>3.</w:t>
+            </w:r>
+            <w:r>
+              <w:rPr>
+                <w:noProof/>
+              </w:rPr>
+              <w:tab/>
+            </w:r>
+            <w:r>
+              <w:rPr>
+                <w:rStyle w:val="Hyperlink"/>
+                <w:noProof/>
+              </w:rPr>
+              <w:t>Fdsfafasf</w:t>
+            </w:r>
+            <w:r>
+              <w:rPr>
+                <w:noProof/>
+                <w:webHidden/>
+              </w:rPr>
+              <w:tab/>
+            </w:r>
+            <w:r>
+              <w:rPr>
+                <w:noProof/>
+                <w:webHidden/>
+              </w:rPr>
+              <w:fldChar w:fldCharType="begin"/>
+            </w:r>
+            <w:r>
+              <w:rPr>
+                <w:noProof/>
+                <w:webHidden/>
+              </w:rPr>
+              <w:instrText xml:space="preserve"> PAGEREF _Toc240901114 \h </w:instrText>
+            </w:r>
+            <w:r>
+              <w:rPr>
+                <w:noProof/>
+                <w:webHidden/>
+              </w:rPr>
+            </w:r>
+            <w:r>
+              <w:rPr>
+                <w:noProof/>
+                <w:webHidden/>
+              </w:rPr>
+              <w:fldChar w:fldCharType="separate"/>
+            </w:r>
+            <w:r>
+              <w:rPr>
+                <w:noProof/>
+                <w:webHidden/>
+              </w:rPr>
+              <w:t>3</w:t>
+            </w:r>
+            <w:r>
+              <w:rPr>
+                <w:noProof/>
+                <w:webHidden/>
+              </w:rPr>
+              <w:fldChar w:fldCharType="end"/>
+            </w:r>
+          </w:hyperlink>
+        </w:p>
+        <w:p>
+          <w:pPr>
+            <w:pStyle w:val="Verzeichnis1"/>
+            <w:tabs>
+              <w:tab w:val="left" w:pos="480"/>
+              <w:tab w:val="right" w:leader="dot" w:pos="9062"/>
+            </w:tabs>
+            <w:rPr>
+              <w:noProof/>
+            </w:rPr>
+          </w:pPr>
+          <w:hyperlink w:anchor="_Toc240901115" w:history="1">
+            <w:r>
+              <w:rPr>
+                <w:rStyle w:val="Hyperlink"/>
+                <w:noProof/>
+              </w:rPr>
+              <w:t>4.</w:t>
+            </w:r>
+            <w:r>
+              <w:rPr>
+                <w:noProof/>
+              </w:rPr>
+              <w:tab/>
+            </w:r>
+            <w:r>
+              <w:rPr>
+                <w:rStyle w:val="Hyperlink"/>
+                <w:noProof/>
+              </w:rPr>
+              <w:t>asfddaf</w:t>
+            </w:r>
+            <w:r>
+              <w:rPr>
+                <w:noProof/>
+                <w:webHidden/>
+              </w:rPr>
+              <w:tab/>
+            </w:r>
+            <w:r>
+              <w:rPr>
+                <w:noProof/>
+                <w:webHidden/>
+              </w:rPr>
+              <w:fldChar w:fldCharType="begin"/>
+            </w:r>
+            <w:r>
+              <w:rPr>
+                <w:noProof/>
+                <w:webHidden/>
+              </w:rPr>
+              <w:instrText xml:space="preserve"> PAGEREF _Toc240901115 \h </w:instrText>
+            </w:r>
+            <w:r>
+              <w:rPr>
+                <w:noProof/>
+                <w:webHidden/>
+              </w:rPr>
+            </w:r>
+            <w:r>
+              <w:rPr>
+                <w:noProof/>
+                <w:webHidden/>
+              </w:rPr>
+              <w:fldChar w:fldCharType="separate"/>
+            </w:r>
+            <w:r>
+              <w:rPr>
+                <w:noProof/>
+                <w:webHidden/>
+              </w:rPr>
+              <w:t>4</w:t>
+            </w:r>
+            <w:r>
+              <w:rPr>
+                <w:noProof/>
+                <w:webHidden/>
+              </w:rPr>
+              <w:fldChar w:fldCharType="end"/>
+            </w:r>
+          </w:hyperlink>
+        </w:p>
+        <w:p>
+          <w:pPr>
+            <w:pStyle w:val="Verzeichnis1"/>
+            <w:tabs>
+              <w:tab w:val="left" w:pos="720"/>
+              <w:tab w:val="right" w:leader="dot" w:pos="9062"/>
+            </w:tabs>
+            <w:rPr>
+              <w:noProof/>
+            </w:rPr>
+          </w:pPr>
+          <w:hyperlink w:anchor="_Toc240901116" w:history="1">
+            <w:r>
+              <w:rPr>
+                <w:rStyle w:val="Hyperlink"/>
+                <w:noProof/>
+              </w:rPr>
+              <w:t>4.1.</w:t>
+            </w:r>
+            <w:r>
+              <w:rPr>
+                <w:noProof/>
+              </w:rPr>
+              <w:tab/>
+            </w:r>
+            <w:r>
+              <w:rPr>
+                <w:rStyle w:val="Hyperlink"/>
+                <w:noProof/>
+              </w:rPr>
+              <w:t>safsafasdfjkljdskf</w:t>
+            </w:r>
+            <w:r>
+              <w:rPr>
+                <w:noProof/>
+                <w:webHidden/>
+              </w:rPr>
+              <w:tab/>
+            </w:r>
+            <w:r>
+              <w:rPr>
+                <w:noProof/>
+                <w:webHidden/>
+              </w:rPr>
+              <w:fldChar w:fldCharType="begin"/>
+            </w:r>
+            <w:r>
+              <w:rPr>
+                <w:noProof/>
+                <w:webHidden/>
+              </w:rPr>
+              <w:instrText xml:space="preserve"> PAGEREF _Toc240901116 \h </w:instrText>
+            </w:r>
+            <w:r>
+              <w:rPr>
+                <w:noProof/>
+                <w:webHidden/>
+              </w:rPr>
+            </w:r>
+            <w:r>
+              <w:rPr>
+                <w:noProof/>
+                <w:webHidden/>
+              </w:rPr>
+              <w:fldChar w:fldCharType="separate"/>
+            </w:r>
+            <w:r>
+              <w:rPr>
+                <w:noProof/>
+                <w:webHidden/>
+              </w:rPr>
+              <w:t>4</w:t>
+            </w:r>
+            <w:r>
+              <w:rPr>
+                <w:noProof/>
+                <w:webHidden/>
+              </w:rPr>
+              <w:fldChar w:fldCharType="end"/>
+            </w:r>
+          </w:hyperlink>
+        </w:p>
+        <w:p>
+          <w:pPr>
+            <w:pStyle w:val="Verzeichnis1"/>
+            <w:tabs>
+              <w:tab w:val="left" w:pos="720"/>
+              <w:tab w:val="right" w:leader="dot" w:pos="9062"/>
+            </w:tabs>
+            <w:rPr>
+              <w:noProof/>
+            </w:rPr>
+          </w:pPr>
+          <w:hyperlink w:anchor="_Toc240901117" w:history="1">
+            <w:r>
+              <w:rPr>
+                <w:rStyle w:val="Hyperlink"/>
+                <w:noProof/>
+              </w:rPr>
+              <w:t>4.2.</w:t>
+            </w:r>
+            <w:r>
+              <w:rPr>
+                <w:noProof/>
+              </w:rPr>
+              <w:tab/>
+            </w:r>
+            <w:r>
+              <w:rPr>
+                <w:rStyle w:val="Hyperlink"/>
+                <w:noProof/>
+              </w:rPr>
+              <w:t>ASasdA</w:t>
+            </w:r>
+            <w:r>
+              <w:rPr>
+                <w:noProof/>
+                <w:webHidden/>
+              </w:rPr>
+              <w:tab/>
+            </w:r>
+            <w:r>
+              <w:rPr>
+                <w:noProof/>
+                <w:webHidden/>
+              </w:rPr>
+              <w:fldChar w:fldCharType="begin"/>
+            </w:r>
+            <w:r>
+              <w:rPr>
+                <w:noProof/>
+                <w:webHidden/>
+              </w:rPr>
+              <w:instrText xml:space="preserve"> PAGEREF _Toc240901117 \h </w:instrText>
+            </w:r>
+            <w:r>
+              <w:rPr>
+                <w:noProof/>
+                <w:webHidden/>
+              </w:rPr>
+            </w:r>
+            <w:r>
+              <w:rPr>
+                <w:noProof/>
+                <w:webHidden/>
+              </w:rPr>
+              <w:fldChar w:fldCharType="separate"/>
+            </w:r>
+            <w:r>
+              <w:rPr>
+                <w:noProof/>
+                <w:webHidden/>
+              </w:rPr>
+              <w:t>4</w:t>
+            </w:r>
+            <w:r>
+              <w:rPr>
+                <w:noProof/>
+                <w:webHidden/>
+              </w:rPr>
+              <w:fldChar w:fldCharType="end"/>
+            </w:r>
+          </w:hyperlink>
+        </w:p>
+        <w:p>
+          <w:pPr>
+            <w:pStyle w:val="Verzeichnis1"/>
+            <w:tabs>
+              <w:tab w:val="left" w:pos="480"/>
+              <w:tab w:val="right" w:leader="dot" w:pos="9062"/>
+            </w:tabs>
+            <w:rPr>
+              <w:noProof/>
+            </w:rPr>
+          </w:pPr>
+          <w:hyperlink w:anchor="_Toc240901118" w:history="1">
+            <w:r>
+              <w:rPr>
+                <w:rStyle w:val="Hyperlink"/>
+                <w:noProof/>
+              </w:rPr>
+              <w:t>5.</w:t>
+            </w:r>
+            <w:r>
+              <w:rPr>
+                <w:noProof/>
+              </w:rPr>
+              <w:tab/>
+            </w:r>
+            <w:r>
+              <w:rPr>
+                <w:rStyle w:val="Hyperlink"/>
+                <w:noProof/>
+              </w:rPr>
+              <w:t>Scope</w:t>
+            </w:r>
+            <w:r>
+              <w:rPr>
+                <w:noProof/>
+                <w:webHidden/>
+              </w:rPr>
+              <w:tab/>
+            </w:r>
+            <w:r>
+              <w:rPr>
+                <w:noProof/>
+                <w:webHidden/>
+              </w:rPr>
+              <w:fldChar w:fldCharType="begin"/>
+            </w:r>
+            <w:r>
+              <w:rPr>
+                <w:noProof/>
+                <w:webHidden/>
+              </w:rPr>
+              <w:instrText xml:space="preserve"> PAGEREF _Toc240901118 \h </w:instrText>
+            </w:r>
+            <w:r>
+              <w:rPr>
+                <w:noProof/>
+                <w:webHidden/>
+              </w:rPr>
+            </w:r>
+            <w:r>
+              <w:rPr>
+                <w:noProof/>
+                <w:webHidden/>
+              </w:rPr>
+              <w:fldChar w:fldCharType="separate"/>
+            </w:r>
+            <w:r>
+              <w:rPr>
+                <w:noProof/>
+                <w:webHidden/>
+              </w:rPr>
+              <w:t>4</w:t>
+            </w:r>
+            <w:r>
+              <w:rPr>
+                <w:noProof/>
+                <w:webHidden/>
+              </w:rPr>
+              <w:fldChar w:fldCharType="end"/>
+            </w:r>
+          </w:hyperlink>
+        </w:p>
+        <w:p>
+          <w:pPr>
+            <w:pStyle w:val="Verzeichnis1"/>
+            <w:tabs>
+              <w:tab w:val="left" w:pos="480"/>
+              <w:tab w:val="right" w:leader="dot" w:pos="9062"/>
+            </w:tabs>
+            <w:rPr>
+              <w:noProof/>
+            </w:rPr>
+          </w:pPr>
+          <w:hyperlink w:anchor="_Toc240901119" w:history="1">
+            <w:r>
+              <w:rPr>
+                <w:rStyle w:val="Hyperlink"/>
+                <w:noProof/>
+              </w:rPr>
+              <w:t>6.</w:t>
+            </w:r>
+            <w:r>
+              <w:rPr>
+                <w:noProof/>
+              </w:rPr>
+              <w:tab/>
+            </w:r>
+            <w:r>
+              <w:rPr>
+                <w:rStyle w:val="Hyperlink"/>
+                <w:noProof/>
+              </w:rPr>
+              <w:t>Sasaf</w:t>
+            </w:r>
+            <w:r>
+              <w:rPr>
+                <w:noProof/>
+                <w:webHidden/>
+              </w:rPr>
+              <w:tab/>
+            </w:r>
+            <w:r>
+              <w:rPr>
+                <w:noProof/>
+                <w:webHidden/>
+              </w:rPr>
+              <w:fldChar w:fldCharType="begin"/>
+            </w:r>
+            <w:r>
+              <w:rPr>
+                <w:noProof/>
+                <w:webHidden/>
+              </w:rPr>
+              <w:instrText xml:space="preserve"> PAGEREF _Toc240901119 \h </w:instrText>
+            </w:r>
+            <w:r>
+              <w:rPr>
+                <w:noProof/>
+                <w:webHidden/>
+              </w:rPr>
+            </w:r>
+            <w:r>
+              <w:rPr>
+                <w:noProof/>
+                <w:webHidden/>
+              </w:rPr>
+              <w:fldChar w:fldCharType="separate"/>
+            </w:r>
+            <w:r>
+              <w:rPr>
+                <w:noProof/>
+                <w:webHidden/>
+              </w:rPr>
+              <w:t>5</w:t>
+            </w:r>
+            <w:r>
+              <w:rPr>
+                <w:noProof/>
+                <w:webHidden/>
+              </w:rPr>
+              <w:fldChar w:fldCharType="end"/>
+            </w:r>
+          </w:hyperlink>
+        </w:p>
+        <w:p>
+          <w:pPr>
+            <w:pStyle w:val="Verzeichnis1"/>
+            <w:tabs>
+              <w:tab w:val="left" w:pos="480"/>
+              <w:tab w:val="right" w:leader="dot" w:pos="9062"/>
+            </w:tabs>
+            <w:rPr>
+              <w:noProof/>
+            </w:rPr>
+          </w:pPr>
+          <w:hyperlink w:anchor="_Toc240901120" w:history="1">
+            <w:r>
+              <w:rPr>
+                <w:rStyle w:val="Hyperlink"/>
+                <w:noProof/>
+              </w:rPr>
+              <w:t>7.</w:t>
+            </w:r>
+            <w:r>
+              <w:rPr>
+                <w:noProof/>
+              </w:rPr>
+              <w:tab/>
+            </w:r>
+            <w:r>
+              <w:rPr>
+                <w:rStyle w:val="Hyperlink"/>
+                <w:noProof/>
+              </w:rPr>
+              <w:t>Fdsfafasf</w:t>
+            </w:r>
+            <w:r>
+              <w:rPr>
+                <w:noProof/>
+                <w:webHidden/>
+              </w:rPr>
+              <w:tab/>
+            </w:r>
+            <w:r>
+              <w:rPr>
+                <w:noProof/>
+                <w:webHidden/>
+              </w:rPr>
+              <w:fldChar w:fldCharType="begin"/>
+            </w:r>
+            <w:r>
+              <w:rPr>
+                <w:noProof/>
+                <w:webHidden/>
+              </w:rPr>
+              <w:instrText xml:space="preserve"> PAGEREF _Toc240901120 \h </w:instrText>
+            </w:r>
+            <w:r>
+              <w:rPr>
+                <w:noProof/>
+                <w:webHidden/>
+              </w:rPr>
+            </w:r>
+            <w:r>
+              <w:rPr>
+                <w:noProof/>
+                <w:webHidden/>
+              </w:rPr>
+              <w:fldChar w:fldCharType="separate"/>
+            </w:r>
+            <w:r>
+              <w:rPr>
+                <w:noProof/>
+                <w:webHidden/>
+              </w:rPr>
+              <w:t>6</w:t>
+            </w:r>
+            <w:r>
+              <w:rPr>
+                <w:noProof/>
+                <w:webHidden/>
+              </w:rPr>
+              <w:fldChar w:fldCharType="end"/>
+            </w:r>
+          </w:hyperlink>
+        </w:p>
+        <w:p>
+          <w:pPr>
+            <w:pStyle w:val="Verzeichnis1"/>
+            <w:tabs>
+              <w:tab w:val="left" w:pos="480"/>
+              <w:tab w:val="right" w:leader="dot" w:pos="9062"/>
+            </w:tabs>
+            <w:rPr>
+              <w:noProof/>
+            </w:rPr>
+          </w:pPr>
+          <w:hyperlink w:anchor="_Toc240901121" w:history="1">
+            <w:r>
+              <w:rPr>
+                <w:rStyle w:val="Hyperlink"/>
+                <w:noProof/>
+              </w:rPr>
+              <w:t>8.</w:t>
+            </w:r>
+            <w:r>
+              <w:rPr>
+                <w:noProof/>
+              </w:rPr>
+              <w:tab/>
+            </w:r>
+            <w:r>
+              <w:rPr>
+                <w:rStyle w:val="Hyperlink"/>
+                <w:noProof/>
+              </w:rPr>
+              <w:t>asfddaf</w:t>
+            </w:r>
+            <w:r>
+              <w:rPr>
+                <w:noProof/>
+                <w:webHidden/>
+              </w:rPr>
+              <w:tab/>
+            </w:r>
+            <w:r>
+              <w:rPr>
+                <w:noProof/>
+                <w:webHidden/>
+              </w:rPr>
+              <w:fldChar w:fldCharType="begin"/>
+            </w:r>
+            <w:r>
+              <w:rPr>
+                <w:noProof/>
+                <w:webHidden/>
+              </w:rPr>
+              <w:instrText xml:space="preserve"> PAGEREF _Toc240901121 \h </w:instrText>
+            </w:r>
+            <w:r>
+              <w:rPr>
+                <w:noProof/>
+                <w:webHidden/>
+              </w:rPr>
+            </w:r>
+            <w:r>
+              <w:rPr>
+                <w:noProof/>
+                <w:webHidden/>
+              </w:rPr>
+              <w:fldChar w:fldCharType="separate"/>
+            </w:r>
+            <w:r>
+              <w:rPr>
+                <w:noProof/>
+                <w:webHidden/>
+              </w:rPr>
+              <w:t>7</w:t>
+            </w:r>
+            <w:r>
+              <w:rPr>
+                <w:noProof/>
+                <w:webHidden/>
+              </w:rPr>
+              <w:fldChar w:fldCharType="end"/>
+            </w:r>
+          </w:hyperlink>
+        </w:p>
+        <w:p>
+          <w:pPr>
+            <w:pStyle w:val="Verzeichnis1"/>
+            <w:tabs>
+              <w:tab w:val="left" w:pos="720"/>
+              <w:tab w:val="right" w:leader="dot" w:pos="9062"/>
+            </w:tabs>
+            <w:rPr>
+              <w:noProof/>
+            </w:rPr>
+          </w:pPr>
+          <w:hyperlink w:anchor="_Toc240901122" w:history="1">
+            <w:r>
+              <w:rPr>
+                <w:rStyle w:val="Hyperlink"/>
+                <w:noProof/>
+              </w:rPr>
+              <w:t>8.1.</w:t>
+            </w:r>
+            <w:r>
+              <w:rPr>
+                <w:noProof/>
+              </w:rPr>
+              <w:tab/>
+            </w:r>
+            <w:r>
+              <w:rPr>
+                <w:rStyle w:val="Hyperlink"/>
+                <w:noProof/>
+              </w:rPr>
+              <w:t>safsafasdfjkljdskf</w:t>
+            </w:r>
+            <w:r>
+              <w:rPr>
+                <w:noProof/>
+                <w:webHidden/>
+              </w:rPr>
+              <w:tab/>
+            </w:r>
+            <w:r>
+              <w:rPr>
+                <w:noProof/>
+                <w:webHidden/>
+              </w:rPr>
+              <w:fldChar w:fldCharType="begin"/>
+            </w:r>
+            <w:r>
+              <w:rPr>
+                <w:noProof/>
+                <w:webHidden/>
+              </w:rPr>
+              <w:instrText xml:space="preserve"> PAGEREF _Toc240901122 \h </w:instrText>
+            </w:r>
+            <w:r>
+              <w:rPr>
+                <w:noProof/>
+                <w:webHidden/>
+              </w:rPr>
+            </w:r>
+            <w:r>
+              <w:rPr>
+                <w:noProof/>
+                <w:webHidden/>
+              </w:rPr>
+              <w:fldChar w:fldCharType="separate"/>
+            </w:r>
+            <w:r>
+              <w:rPr>
+                <w:noProof/>
+                <w:webHidden/>
+              </w:rPr>
+              <w:t>7</w:t>
+            </w:r>
+            <w:r>
+              <w:rPr>
+                <w:noProof/>
+                <w:webHidden/>
+              </w:rPr>
+              <w:fldChar w:fldCharType="end"/>
+            </w:r>
+          </w:hyperlink>
+        </w:p>
+        <w:p>
+          <w:pPr>
+            <w:pStyle w:val="Verzeichnis1"/>
+            <w:tabs>
+              <w:tab w:val="left" w:pos="720"/>
+              <w:tab w:val="right" w:leader="dot" w:pos="9062"/>
+            </w:tabs>
+            <w:rPr>
+              <w:noProof/>
+            </w:rPr>
+          </w:pPr>
+          <w:hyperlink w:anchor="_Toc240901123" w:history="1">
+            <w:r>
+              <w:rPr>
+                <w:rStyle w:val="Hyperlink"/>
+                <w:noProof/>
+              </w:rPr>
+              <w:t>8.2.</w:t>
+            </w:r>
+            <w:r>
+              <w:rPr>
+                <w:noProof/>
+              </w:rPr>
+              <w:tab/>
+            </w:r>
+            <w:r>
+              <w:rPr>
+                <w:rStyle w:val="Hyperlink"/>
+                <w:noProof/>
+              </w:rPr>
+              <w:t>ASasdA</w:t>
+            </w:r>
+            <w:r>
+              <w:rPr>
+                <w:noProof/>
+                <w:webHidden/>
+              </w:rPr>
+              <w:tab/>
+            </w:r>
+            <w:r>
+              <w:rPr>
+                <w:noProof/>
+                <w:webHidden/>
+              </w:rPr>
+              <w:fldChar w:fldCharType="begin"/>
+            </w:r>
+            <w:r>
+              <w:rPr>
+                <w:noProof/>
+                <w:webHidden/>
+              </w:rPr>
+              <w:instrText xml:space="preserve"> PAGEREF _Toc240901123 \h </w:instrText>
+            </w:r>
+            <w:r>
+              <w:rPr>
+                <w:noProof/>
+                <w:webHidden/>
+              </w:rPr>
+            </w:r>
+            <w:r>
+              <w:rPr>
+                <w:noProof/>
+                <w:webHidden/>
+              </w:rPr>
+              <w:fldChar w:fldCharType="separate"/>
+            </w:r>
+            <w:r>
+              <w:rPr>
+                <w:noProof/>
+                <w:webHidden/>
+              </w:rPr>
+              <w:t>7</w:t>
+            </w:r>
+            <w:r>
+              <w:rPr>
+                <w:noProof/>
+                <w:webHidden/>
+              </w:rPr>
+              <w:fldChar w:fldCharType="end"/>
+            </w:r>
+          </w:hyperlink>
+        </w:p>
+        <w:p>
+          <w:pPr>
+            <w:pStyle w:val="Verzeichnis1"/>
+            <w:tabs>
+              <w:tab w:val="left" w:pos="480"/>
+              <w:tab w:val="right" w:leader="dot" w:pos="9062"/>
+            </w:tabs>
+            <w:rPr>
+              <w:noProof/>
+            </w:rPr>
+          </w:pPr>
+          <w:hyperlink w:anchor="_Toc240901124" w:history="1">
+            <w:r>
+              <w:rPr>
+                <w:rStyle w:val="Hyperlink"/>
+                <w:noProof/>
+              </w:rPr>
+              <w:t>9.</w:t>
+            </w:r>
+            <w:r>
+              <w:rPr>
+                <w:noProof/>
+              </w:rPr>
+              <w:tab/>
+            </w:r>
+            <w:r>
+              <w:rPr>
+                <w:rStyle w:val="Hyperlink"/>
+                <w:noProof/>
+              </w:rPr>
+              <w:t>Scope</w:t>
+            </w:r>
+            <w:r>
+              <w:rPr>
+                <w:noProof/>
+                <w:webHidden/>
+              </w:rPr>
+              <w:tab/>
+            </w:r>
+            <w:r>
+              <w:rPr>
+                <w:noProof/>
+                <w:webHidden/>
+              </w:rPr>
+              <w:fldChar w:fldCharType="begin"/>
+            </w:r>
+            <w:r>
+              <w:rPr>
+                <w:noProof/>
+                <w:webHidden/>
+              </w:rPr>
+              <w:instrText xml:space="preserve"> PAGEREF _Toc240901124 \h </w:instrText>
+            </w:r>
+            <w:r>
+              <w:rPr>
+                <w:noProof/>
+                <w:webHidden/>
+              </w:rPr>
+            </w:r>
+            <w:r>
+              <w:rPr>
+                <w:noProof/>
+                <w:webHidden/>
+              </w:rPr>
+              <w:fldChar w:fldCharType="separate"/>
+            </w:r>
+            <w:r>
+              <w:rPr>
+                <w:noProof/>
+                <w:webHidden/>
+              </w:rPr>
+              <w:t>7</w:t>
+            </w:r>
+            <w:r>
+              <w:rPr>
+                <w:noProof/>
+                <w:webHidden/>
+              </w:rPr>
+              <w:fldChar w:fldCharType="end"/>
+            </w:r>
+          </w:hyperlink>
+        </w:p>
+        <w:p>
+          <w:pPr>
+            <w:pStyle w:val="Verzeichnis1"/>
+            <w:tabs>
+              <w:tab w:val="left" w:pos="720"/>
+              <w:tab w:val="right" w:leader="dot" w:pos="9062"/>
+            </w:tabs>
+            <w:rPr>
+              <w:noProof/>
+            </w:rPr>
+          </w:pPr>
+          <w:hyperlink w:anchor="_Toc240901125" w:history="1">
+            <w:r>
+              <w:rPr>
+                <w:rStyle w:val="Hyperlink"/>
+                <w:noProof/>
+              </w:rPr>
+              <w:t>10.</w:t>
+            </w:r>
+            <w:r>
+              <w:rPr>
+                <w:noProof/>
+              </w:rPr>
+              <w:tab/>
+            </w:r>
+            <w:r>
+              <w:rPr>
+                <w:rStyle w:val="Hyperlink"/>
+                <w:noProof/>
+              </w:rPr>
+              <w:t>Sasaf</w:t>
+            </w:r>
+            <w:r>
+              <w:rPr>
+                <w:noProof/>
+                <w:webHidden/>
+              </w:rPr>
+              <w:tab/>
+            </w:r>
+            <w:r>
+              <w:rPr>
+                <w:noProof/>
+                <w:webHidden/>
+              </w:rPr>
+              <w:fldChar w:fldCharType="begin"/>
+            </w:r>
+            <w:r>
+              <w:rPr>
+                <w:noProof/>
+                <w:webHidden/>
+              </w:rPr>
+              <w:instrText xml:space="preserve"> PAGEREF _Toc240901125 \h </w:instrText>
+            </w:r>
+            <w:r>
+              <w:rPr>
+                <w:noProof/>
+                <w:webHidden/>
+              </w:rPr>
+            </w:r>
+            <w:r>
+              <w:rPr>
+                <w:noProof/>
+                <w:webHidden/>
+              </w:rPr>
+              <w:fldChar w:fldCharType="separate"/>
+            </w:r>
+            <w:r>
+              <w:rPr>
+                <w:noProof/>
+                <w:webHidden/>
+              </w:rPr>
+              <w:t>8</w:t>
+            </w:r>
+            <w:r>
+              <w:rPr>
+                <w:noProof/>
+                <w:webHidden/>
+              </w:rPr>
+              <w:fldChar w:fldCharType="end"/>
+            </w:r>
+          </w:hyperlink>
+        </w:p>
+        <w:p>
+          <w:pPr>
+            <w:pStyle w:val="Verzeichnis1"/>
+            <w:tabs>
+              <w:tab w:val="left" w:pos="720"/>
+              <w:tab w:val="right" w:leader="dot" w:pos="9062"/>
+            </w:tabs>
+            <w:rPr>
+              <w:noProof/>
+            </w:rPr>
+          </w:pPr>
+          <w:hyperlink w:anchor="_Toc240901126" w:history="1">
+            <w:r>
+              <w:rPr>
+                <w:rStyle w:val="Hyperlink"/>
+                <w:noProof/>
+              </w:rPr>
+              <w:t>11.</w:t>
+            </w:r>
+            <w:r>
+              <w:rPr>
+                <w:noProof/>
+              </w:rPr>
+              <w:tab/>
+            </w:r>
+            <w:r>
+              <w:rPr>
+                <w:rStyle w:val="Hyperlink"/>
+                <w:noProof/>
+              </w:rPr>
+              <w:t>Fdsfafasf</w:t>
+            </w:r>
+            <w:r>
+              <w:rPr>
+                <w:noProof/>
+                <w:webHidden/>
+              </w:rPr>
+              <w:tab/>
+            </w:r>
+            <w:r>
+              <w:rPr>
+                <w:noProof/>
+                <w:webHidden/>
+              </w:rPr>
+              <w:fldChar w:fldCharType="begin"/>
+            </w:r>
+            <w:r>
+              <w:rPr>
+                <w:noProof/>
+                <w:webHidden/>
+              </w:rPr>
+              <w:instrText xml:space="preserve"> PAGEREF _Toc240901126 \h </w:instrText>
+            </w:r>
+            <w:r>
+              <w:rPr>
+                <w:noProof/>
+                <w:webHidden/>
+              </w:rPr>
+            </w:r>
+            <w:r>
+              <w:rPr>
+                <w:noProof/>
+                <w:webHidden/>
+              </w:rPr>
+              <w:fldChar w:fldCharType="separate"/>
+            </w:r>
+            <w:r>
+              <w:rPr>
+                <w:noProof/>
+                <w:webHidden/>
+              </w:rPr>
+              <w:t>9</w:t>
+            </w:r>
+            <w:r>
+              <w:rPr>
+                <w:noProof/>
+                <w:webHidden/>
+              </w:rPr>
+              <w:fldChar w:fldCharType="end"/>
+            </w:r>
+          </w:hyperlink>
+        </w:p>
+        <w:p>
+          <w:pPr>
+            <w:pStyle w:val="Verzeichnis1"/>
+            <w:tabs>
+              <w:tab w:val="left" w:pos="720"/>
+              <w:tab w:val="right" w:leader="dot" w:pos="9062"/>
+            </w:tabs>
+            <w:rPr>
+              <w:noProof/>
+            </w:rPr>
+          </w:pPr>
+          <w:hyperlink w:anchor="_Toc240901127" w:history="1">
+            <w:r>
+              <w:rPr>
+                <w:rStyle w:val="Hyperlink"/>
+                <w:noProof/>
+              </w:rPr>
+              <w:t>12.</w:t>
+            </w:r>
+            <w:r>
+              <w:rPr>
+                <w:noProof/>
+              </w:rPr>
+              <w:tab/>
+            </w:r>
+            <w:r>
+              <w:rPr>
+                <w:rStyle w:val="Hyperlink"/>
+                <w:noProof/>
+              </w:rPr>
+              <w:t>asfddaf</w:t>
+            </w:r>
+            <w:r>
+              <w:rPr>
+                <w:noProof/>
+                <w:webHidden/>
+              </w:rPr>
+              <w:tab/>
+            </w:r>
+            <w:r>
+              <w:rPr>
+                <w:noProof/>
+                <w:webHidden/>
+              </w:rPr>
+              <w:fldChar w:fldCharType="begin"/>
+            </w:r>
+            <w:r>
+              <w:rPr>
+                <w:noProof/>
+                <w:webHidden/>
+              </w:rPr>
+              <w:instrText xml:space="preserve"> PAGEREF _Toc240901127 \h </w:instrText>
+            </w:r>
+            <w:r>
+              <w:rPr>
+                <w:noProof/>
+                <w:webHidden/>
+              </w:rPr>
+            </w:r>
+            <w:r>
+              <w:rPr>
+                <w:noProof/>
+                <w:webHidden/>
+              </w:rPr>
+              <w:fldChar w:fldCharType="separate"/>
+            </w:r>
+            <w:r>
+              <w:rPr>
+                <w:noProof/>
+                <w:webHidden/>
+              </w:rPr>
+              <w:t>10</w:t>
+            </w:r>
+            <w:r>
+              <w:rPr>
+                <w:noProof/>
+                <w:webHidden/>
+              </w:rPr>
+              <w:fldChar w:fldCharType="end"/>
+            </w:r>
+          </w:hyperlink>
+        </w:p>
+        <w:p>
+          <w:pPr>
+            <w:pStyle w:val="Verzeichnis1"/>
+            <w:tabs>
+              <w:tab w:val="left" w:pos="960"/>
+              <w:tab w:val="right" w:leader="dot" w:pos="9062"/>
+            </w:tabs>
+            <w:rPr>
+              <w:noProof/>
+            </w:rPr>
+          </w:pPr>
+          <w:hyperlink w:anchor="_Toc240901128" w:history="1">
+            <w:r>
+              <w:rPr>
+                <w:rStyle w:val="Hyperlink"/>
+                <w:noProof/>
+              </w:rPr>
+              <w:t>12.1.</w:t>
+            </w:r>
+            <w:r>
+              <w:rPr>
+                <w:noProof/>
+              </w:rPr>
+              <w:tab/>
+            </w:r>
+            <w:r>
+              <w:rPr>
+                <w:rStyle w:val="Hyperlink"/>
+                <w:noProof/>
+              </w:rPr>
+              <w:t>safsafasdfjkljdskf</w:t>
+            </w:r>
+            <w:r>
+              <w:rPr>
+                <w:noProof/>
+                <w:webHidden/>
+              </w:rPr>
+              <w:tab/>
+            </w:r>
+            <w:r>
+              <w:rPr>
+                <w:noProof/>
+                <w:webHidden/>
+              </w:rPr>
+              <w:fldChar w:fldCharType="begin"/>
+            </w:r>
+            <w:r>
+              <w:rPr>
+                <w:noProof/>
+                <w:webHidden/>
+              </w:rPr>
+              <w:instrText xml:space="preserve"> PAGEREF _Toc240901128 \h </w:instrText>
+            </w:r>
+            <w:r>
+              <w:rPr>
+                <w:noProof/>
+                <w:webHidden/>
+              </w:rPr>
+            </w:r>
+            <w:r>
+              <w:rPr>
+                <w:noProof/>
+                <w:webHidden/>
+              </w:rPr>
+              <w:fldChar w:fldCharType="separate"/>
+            </w:r>
+            <w:r>
+              <w:rPr>
+                <w:noProof/>
+                <w:webHidden/>
+              </w:rPr>
+              <w:t>10</w:t>
+            </w:r>
+            <w:r>
+              <w:rPr>
+                <w:noProof/>
+                <w:webHidden/>
+              </w:rPr>
+              <w:fldChar w:fldCharType="end"/>
+            </w:r>
+          </w:hyperlink>
+        </w:p>
+        <w:p>
+          <w:pPr>
+            <w:pStyle w:val="Verzeichnis1"/>
+            <w:tabs>
+              <w:tab w:val="left" w:pos="960"/>
+              <w:tab w:val="right" w:leader="dot" w:pos="9062"/>
+            </w:tabs>
+            <w:rPr>
+              <w:noProof/>
+            </w:rPr>
+          </w:pPr>
+          <w:hyperlink w:anchor="_Toc240901129" w:history="1">
+            <w:r>
+              <w:rPr>
+                <w:rStyle w:val="Hyperlink"/>
+                <w:noProof/>
+              </w:rPr>
+              <w:t>12.2.</w:t>
+            </w:r>
+            <w:r>
+              <w:rPr>
+                <w:noProof/>
+              </w:rPr>
+              <w:tab/>
+            </w:r>
+            <w:r>
+              <w:rPr>
+                <w:rStyle w:val="Hyperlink"/>
+                <w:noProof/>
+              </w:rPr>
+              <w:t>ASasdA</w:t>
+            </w:r>
+            <w:r>
+              <w:rPr>
+                <w:noProof/>
+                <w:webHidden/>
+              </w:rPr>
+              <w:tab/>
+            </w:r>
+            <w:r>
+              <w:rPr>
+                <w:noProof/>
+                <w:webHidden/>
+              </w:rPr>
+              <w:fldChar w:fldCharType="begin"/>
+            </w:r>
+            <w:r>
+              <w:rPr>
+                <w:noProof/>
+                <w:webHidden/>
+              </w:rPr>
+              <w:instrText xml:space="preserve"> PAGEREF _Toc240901129 \h </w:instrText>
+            </w:r>
+            <w:r>
+              <w:rPr>
+                <w:noProof/>
+                <w:webHidden/>
+              </w:rPr>
+            </w:r>
+            <w:r>
+              <w:rPr>
+                <w:noProof/>
+                <w:webHidden/>
+              </w:rPr>
+              <w:fldChar w:fldCharType="separate"/>
+            </w:r>
+            <w:r>
+              <w:rPr>
+                <w:noProof/>
+                <w:webHidden/>
+              </w:rPr>
+              <w:t>10</w:t>
+            </w:r>
+            <w:r>
+              <w:rPr>
+                <w:noProof/>
+                <w:webHidden/>
+              </w:rPr>
+              <w:fldChar w:fldCharType="end"/>
+            </w:r>
+          </w:hyperlink>
+        </w:p>
+        <w:p>
+          <w:pPr>
+            <w:pStyle w:val="Verzeichnis1"/>
+            <w:tabs>
+              <w:tab w:val="left" w:pos="720"/>
+              <w:tab w:val="right" w:leader="dot" w:pos="9062"/>
+            </w:tabs>
+            <w:rPr>
+              <w:noProof/>
+            </w:rPr>
+          </w:pPr>
+          <w:hyperlink w:anchor="_Toc240901130" w:history="1">
+            <w:r>
+              <w:rPr>
+                <w:rStyle w:val="Hyperlink"/>
+                <w:noProof/>
+              </w:rPr>
+              <w:t>13.</w:t>
+            </w:r>
+            <w:r>
+              <w:rPr>
+                <w:noProof/>
+              </w:rPr>
+              <w:tab/>
+            </w:r>
+            <w:r>
+              <w:rPr>
+                <w:rStyle w:val="Hyperlink"/>
+                <w:noProof/>
+              </w:rPr>
+              <w:t>Scope</w:t>
+            </w:r>
+            <w:r>
+              <w:rPr>
+                <w:noProof/>
+                <w:webHidden/>
+              </w:rPr>
+              <w:tab/>
+            </w:r>
+            <w:r>
+              <w:rPr>
+                <w:noProof/>
+                <w:webHidden/>
+              </w:rPr>
+              <w:fldChar w:fldCharType="begin"/>
+            </w:r>
+            <w:r>
+              <w:rPr>
+                <w:noProof/>
+                <w:webHidden/>
+              </w:rPr>
+              <w:instrText xml:space="preserve"> PAGEREF _Toc240901130 \h </w:instrText>
+            </w:r>
+            <w:r>
+              <w:rPr>
+                <w:noProof/>
+                <w:webHidden/>
+              </w:rPr>
+            </w:r>
+            <w:r>
+              <w:rPr>
+                <w:noProof/>
+                <w:webHidden/>
+              </w:rPr>
+              <w:fldChar w:fldCharType="separate"/>
+            </w:r>
+            <w:r>
+              <w:rPr>
+                <w:noProof/>
+                <w:webHidden/>
+              </w:rPr>
+              <w:t>10</w:t>
+            </w:r>
+            <w:r>
+              <w:rPr>
+                <w:noProof/>
+                <w:webHidden/>
+              </w:rPr>
+              <w:fldChar w:fldCharType="end"/>
+            </w:r>
+          </w:hyperlink>
+        </w:p>
+        <w:p>
+          <w:pPr>
+            <w:pStyle w:val="Verzeichnis1"/>
+            <w:tabs>
+              <w:tab w:val="left" w:pos="720"/>
+              <w:tab w:val="right" w:leader="dot" w:pos="9062"/>
+            </w:tabs>
+            <w:rPr>
+              <w:noProof/>
+            </w:rPr>
+          </w:pPr>
+          <w:hyperlink w:anchor="_Toc240901131" w:history="1">
+            <w:r>
+              <w:rPr>
+                <w:rStyle w:val="Hyperlink"/>
+                <w:noProof/>
+              </w:rPr>
+              <w:t>14.</w:t>
+            </w:r>
+            <w:r>
+              <w:rPr>
+                <w:noProof/>
+              </w:rPr>
+              <w:tab/>
+            </w:r>
+            <w:r>
+              <w:rPr>
+                <w:rStyle w:val="Hyperlink"/>
+                <w:noProof/>
+              </w:rPr>
+              <w:t>Sasaf</w:t>
+            </w:r>
+            <w:r>
+              <w:rPr>
+                <w:noProof/>
+                <w:webHidden/>
+              </w:rPr>
+              <w:tab/>
+            </w:r>
+            <w:r>
+              <w:rPr>
+                <w:noProof/>
+                <w:webHidden/>
+              </w:rPr>
+              <w:fldChar w:fldCharType="begin"/>
+            </w:r>
+            <w:r>
+              <w:rPr>
+                <w:noProof/>
+                <w:webHidden/>
+              </w:rPr>
+              <w:instrText xml:space="preserve"> PAGEREF _Toc240901131 \h </w:instrText>
+            </w:r>
+            <w:r>
+              <w:rPr>
+                <w:noProof/>
+                <w:webHidden/>
+              </w:rPr>
+            </w:r>
+            <w:r>
+              <w:rPr>
+                <w:noProof/>
+                <w:webHidden/>
+              </w:rPr>
+              <w:fldChar w:fldCharType="separate"/>
+            </w:r>
+            <w:r>
+              <w:rPr>
+                <w:noProof/>
+                <w:webHidden/>
+              </w:rPr>
+              <w:t>11</w:t>
+            </w:r>
+            <w:r>
+              <w:rPr>
+                <w:noProof/>
+                <w:webHidden/>
+              </w:rPr>
+              <w:fldChar w:fldCharType="end"/>
+            </w:r>
+          </w:hyperlink>
+        </w:p>
+        <w:p>
+          <w:pPr>
+            <w:pStyle w:val="Verzeichnis1"/>
+            <w:tabs>
+              <w:tab w:val="left" w:pos="720"/>
+              <w:tab w:val="right" w:leader="dot" w:pos="9062"/>
+            </w:tabs>
+            <w:rPr>
+              <w:noProof/>
+            </w:rPr>
+          </w:pPr>
+          <w:hyperlink w:anchor="_Toc240901132" w:history="1">
+            <w:r>
+              <w:rPr>
+                <w:rStyle w:val="Hyperlink"/>
+                <w:noProof/>
+              </w:rPr>
+              <w:t>15.</w:t>
+            </w:r>
+            <w:r>
+              <w:rPr>
+                <w:noProof/>
+              </w:rPr>
+              <w:tab/>
+            </w:r>
+            <w:r>
+              <w:rPr>
+                <w:rStyle w:val="Hyperlink"/>
+                <w:noProof/>
+              </w:rPr>
+              <w:t>Fdsfafasf</w:t>
+            </w:r>
+            <w:r>
+              <w:rPr>
+                <w:noProof/>
+                <w:webHidden/>
+              </w:rPr>
+              <w:tab/>
+            </w:r>
+            <w:r>
+              <w:rPr>
+                <w:noProof/>
+                <w:webHidden/>
+              </w:rPr>
+              <w:fldChar w:fldCharType="begin"/>
+            </w:r>
+            <w:r>
+              <w:rPr>
+                <w:noProof/>
+                <w:webHidden/>
+              </w:rPr>
+              <w:instrText xml:space="preserve"> PAGEREF _Toc240901132 \h </w:instrText>
+            </w:r>
+            <w:r>
+              <w:rPr>
+                <w:noProof/>
+                <w:webHidden/>
+              </w:rPr>
+            </w:r>
+            <w:r>
+              <w:rPr>
+                <w:noProof/>
+                <w:webHidden/>
+              </w:rPr>
+              <w:fldChar w:fldCharType="separate"/>
+            </w:r>
+            <w:r>
+              <w:rPr>
+                <w:noProof/>
+                <w:webHidden/>
+              </w:rPr>
+              <w:t>12</w:t>
+            </w:r>
+            <w:r>
+              <w:rPr>
+                <w:noProof/>
+                <w:webHidden/>
+              </w:rPr>
+              <w:fldChar w:fldCharType="end"/>
+            </w:r>
+          </w:hyperlink>
+        </w:p>
+        <w:p>
+          <w:pPr>
+            <w:pStyle w:val="Verzeichnis1"/>
+            <w:tabs>
+              <w:tab w:val="left" w:pos="720"/>
+              <w:tab w:val="right" w:leader="dot" w:pos="9062"/>
+            </w:tabs>
+            <w:rPr>
+              <w:noProof/>
+            </w:rPr>
+          </w:pPr>
+          <w:hyperlink w:anchor="_Toc240901133" w:history="1">
+            <w:r>
+              <w:rPr>
+                <w:rStyle w:val="Hyperlink"/>
+                <w:noProof/>
+              </w:rPr>
+              <w:t>16.</w:t>
+            </w:r>
+            <w:r>
+              <w:rPr>
+                <w:noProof/>
+              </w:rPr>
+              <w:tab/>
+            </w:r>
+            <w:r>
+              <w:rPr>
+                <w:rStyle w:val="Hyperlink"/>
+                <w:noProof/>
+              </w:rPr>
+              <w:t>asfddaf</w:t>
+            </w:r>
+            <w:r>
+              <w:rPr>
+                <w:noProof/>
+                <w:webHidden/>
+              </w:rPr>
+              <w:tab/>
+            </w:r>
+            <w:r>
+              <w:rPr>
+                <w:noProof/>
+                <w:webHidden/>
+              </w:rPr>
+              <w:fldChar w:fldCharType="begin"/>
+            </w:r>
+            <w:r>
+              <w:rPr>
+                <w:noProof/>
+                <w:webHidden/>
+              </w:rPr>
+              <w:instrText xml:space="preserve"> PAGEREF _Toc240901133 \h </w:instrText>
+            </w:r>
+            <w:r>
+              <w:rPr>
+                <w:noProof/>
+                <w:webHidden/>
+              </w:rPr>
+            </w:r>
+            <w:r>
+              <w:rPr>
+                <w:noProof/>
+                <w:webHidden/>
+              </w:rPr>
+              <w:fldChar w:fldCharType="separate"/>
+            </w:r>
+            <w:r>
+              <w:rPr>
+                <w:noProof/>
+                <w:webHidden/>
+              </w:rPr>
+              <w:t>13</w:t>
+            </w:r>
+            <w:r>
+              <w:rPr>
+                <w:noProof/>
+                <w:webHidden/>
+              </w:rPr>
+              <w:fldChar w:fldCharType="end"/>
+            </w:r>
+          </w:hyperlink>
+        </w:p>
+        <w:p>
+          <w:pPr>
+            <w:pStyle w:val="Verzeichnis1"/>
+            <w:tabs>
+              <w:tab w:val="left" w:pos="960"/>
+              <w:tab w:val="right" w:leader="dot" w:pos="9062"/>
+            </w:tabs>
+            <w:rPr>
+              <w:noProof/>
+            </w:rPr>
+          </w:pPr>
+          <w:hyperlink w:anchor="_Toc240901134" w:history="1">
+            <w:r>
+              <w:rPr>
+                <w:rStyle w:val="Hyperlink"/>
+                <w:noProof/>
+              </w:rPr>
+              <w:t>16.1.</w:t>
+            </w:r>
+            <w:r>
+              <w:rPr>
+                <w:noProof/>
+              </w:rPr>
+              <w:tab/>
+            </w:r>
+            <w:r>
+              <w:rPr>
+                <w:rStyle w:val="Hyperlink"/>
+                <w:noProof/>
+              </w:rPr>
+              <w:t>safsafasdfjkljdskf</w:t>
+            </w:r>
+            <w:r>
+              <w:rPr>
+                <w:noProof/>
+                <w:webHidden/>
+              </w:rPr>
+              <w:tab/>
+            </w:r>
+            <w:r>
+              <w:rPr>
+                <w:noProof/>
+                <w:webHidden/>
+              </w:rPr>
+              <w:fldChar w:fldCharType="begin"/>
+            </w:r>
+            <w:r>
+              <w:rPr>
+                <w:noProof/>
+                <w:webHidden/>
+              </w:rPr>
+              <w:instrText xml:space="preserve"> PAGEREF _Toc240901134 \h </w:instrText>
+            </w:r>
+            <w:r>
+              <w:rPr>
+                <w:noProof/>
+                <w:webHidden/>
+              </w:rPr>
+            </w:r>
+            <w:r>
+              <w:rPr>
+                <w:noProof/>
+                <w:webHidden/>
+              </w:rPr>
+              <w:fldChar w:fldCharType="separate"/>
+            </w:r>
+            <w:r>
+              <w:rPr>
+                <w:noProof/>
+                <w:webHidden/>
+              </w:rPr>
+              <w:t>13</w:t>
+            </w:r>
+            <w:r>
+              <w:rPr>
+                <w:noProof/>
+                <w:webHidden/>
+              </w:rPr>
+              <w:fldChar w:fldCharType="end"/>
+            </w:r>
+          </w:hyperlink>
+        </w:p>
+        <w:p>
+          <w:pPr>
+            <w:pStyle w:val="Verzeichnis1"/>
+            <w:tabs>
+              <w:tab w:val="left" w:pos="960"/>
+              <w:tab w:val="right" w:leader="dot" w:pos="9062"/>
+            </w:tabs>
+            <w:rPr>
+              <w:noProof/>
+            </w:rPr>
+          </w:pPr>
+          <w:hyperlink w:anchor="_Toc240901135" w:history="1">
+            <w:r>
+              <w:rPr>
+                <w:rStyle w:val="Hyperlink"/>
+                <w:noProof/>
+              </w:rPr>
+              <w:t>16.2.</w:t>
+            </w:r>
+            <w:r>
+              <w:rPr>
+                <w:noProof/>
+              </w:rPr>
+              <w:tab/>
+            </w:r>
+            <w:r>
+              <w:rPr>
+                <w:rStyle w:val="Hyperlink"/>
+                <w:noProof/>
+              </w:rPr>
+              <w:t>ASasdA</w:t>
+            </w:r>
+            <w:r>
+              <w:rPr>
+                <w:noProof/>
+                <w:webHidden/>
+              </w:rPr>
+              <w:tab/>
+            </w:r>
+            <w:r>
+              <w:rPr>
+                <w:noProof/>
+                <w:webHidden/>
+              </w:rPr>
+              <w:fldChar w:fldCharType="begin"/>
+            </w:r>
+            <w:r>
+              <w:rPr>
+                <w:noProof/>
+                <w:webHidden/>
+              </w:rPr>
+              <w:instrText xml:space="preserve"> PAGEREF _Toc240901135 \h </w:instrText>
+            </w:r>
+            <w:r>
+              <w:rPr>
+                <w:noProof/>
+                <w:webHidden/>
+              </w:rPr>
+            </w:r>
+            <w:r>
+              <w:rPr>
+                <w:noProof/>
+                <w:webHidden/>
+              </w:rPr>
+              <w:fldChar w:fldCharType="separate"/>
+            </w:r>
+            <w:r>
+              <w:rPr>
+                <w:noProof/>
+                <w:webHidden/>
+              </w:rPr>
+              <w:t>13</w:t>
+            </w:r>
+            <w:r>
+              <w:rPr>
+                <w:noProof/>
+                <w:webHidden/>
+              </w:rPr>
+              <w:fldChar w:fldCharType="end"/>
+            </w:r>
+          </w:hyperlink>
+        </w:p>
+        <w:p>
+          <w:pPr>
+            <w:pStyle w:val="Verzeichnis1"/>
+            <w:tabs>
+              <w:tab w:val="left" w:pos="720"/>
+              <w:tab w:val="right" w:leader="dot" w:pos="9062"/>
+            </w:tabs>
+            <w:rPr>
+              <w:noProof/>
+            </w:rPr>
+          </w:pPr>
+          <w:hyperlink w:anchor="_Toc240901136" w:history="1">
+            <w:r>
+              <w:rPr>
+                <w:rStyle w:val="Hyperlink"/>
+                <w:noProof/>
+              </w:rPr>
+              <w:t>17.</w:t>
+            </w:r>
+            <w:r>
+              <w:rPr>
+                <w:noProof/>
+              </w:rPr>
+              <w:tab/>
+            </w:r>
+            <w:r>
+              <w:rPr>
+                <w:rStyle w:val="Hyperlink"/>
+                <w:noProof/>
+              </w:rPr>
+              <w:t>Scope</w:t>
+            </w:r>
+            <w:r>
+              <w:rPr>
+                <w:noProof/>
+                <w:webHidden/>
+              </w:rPr>
+              <w:tab/>
+            </w:r>
+            <w:r>
+              <w:rPr>
+                <w:noProof/>
+                <w:webHidden/>
+              </w:rPr>
+              <w:fldChar w:fldCharType="begin"/>
+            </w:r>
+            <w:r>
+              <w:rPr>
+                <w:noProof/>
+                <w:webHidden/>
+              </w:rPr>
+              <w:instrText xml:space="preserve"> PAGEREF _Toc240901136 \h </w:instrText>
+            </w:r>
+            <w:r>
+              <w:rPr>
+                <w:noProof/>
+                <w:webHidden/>
+              </w:rPr>
+            </w:r>
+            <w:r>
+              <w:rPr>
+                <w:noProof/>
+                <w:webHidden/>
+              </w:rPr>
+              <w:fldChar w:fldCharType="separate"/>
+            </w:r>
+            <w:r>
+              <w:rPr>
+                <w:noProof/>
+                <w:webHidden/>
+              </w:rPr>
+              <w:t>13</w:t>
+            </w:r>
+            <w:r>
+              <w:rPr>
+                <w:noProof/>
+                <w:webHidden/>
+              </w:rPr>
+              <w:fldChar w:fldCharType="end"/>
+            </w:r>
+          </w:hyperlink>
+        </w:p>
+        <w:p>
+          <w:pPr>
+            <w:pStyle w:val="Verzeichnis1"/>
+            <w:tabs>
+              <w:tab w:val="left" w:pos="720"/>
+              <w:tab w:val="right" w:leader="dot" w:pos="9062"/>
+            </w:tabs>
+            <w:rPr>
+              <w:noProof/>
+            </w:rPr>
+          </w:pPr>
+          <w:hyperlink w:anchor="_Toc240901137" w:history="1">
+            <w:r>
+              <w:rPr>
+                <w:rStyle w:val="Hyperlink"/>
+                <w:noProof/>
+              </w:rPr>
+              <w:t>18.</w:t>
+            </w:r>
+            <w:r>
+              <w:rPr>
+                <w:noProof/>
+              </w:rPr>
+              <w:tab/>
+            </w:r>
+            <w:r>
+              <w:rPr>
+                <w:rStyle w:val="Hyperlink"/>
+                <w:noProof/>
+              </w:rPr>
+              <w:t>Sasaf</w:t>
+            </w:r>
+            <w:r>
+              <w:rPr>
+                <w:noProof/>
+                <w:webHidden/>
+              </w:rPr>
+              <w:tab/>
+            </w:r>
+            <w:r>
+              <w:rPr>
+                <w:noProof/>
+                <w:webHidden/>
+              </w:rPr>
+              <w:fldChar w:fldCharType="begin"/>
+            </w:r>
+            <w:r>
+              <w:rPr>
+                <w:noProof/>
+                <w:webHidden/>
+              </w:rPr>
+              <w:instrText xml:space="preserve"> PAGEREF _Toc240901137 \h </w:instrText>
+            </w:r>
+            <w:r>
+              <w:rPr>
+                <w:noProof/>
+                <w:webHidden/>
+              </w:rPr>
+            </w:r>
+            <w:r>
+              <w:rPr>
+                <w:noProof/>
+                <w:webHidden/>
+              </w:rPr>
+              <w:fldChar w:fldCharType="separate"/>
+            </w:r>
+            <w:r>
+              <w:rPr>
+                <w:noProof/>
+                <w:webHidden/>
+              </w:rPr>
+              <w:t>14</w:t>
+            </w:r>
+            <w:r>
+              <w:rPr>
+                <w:noProof/>
+                <w:webHidden/>
+              </w:rPr>
+              <w:fldChar w:fldCharType="end"/>
+            </w:r>
+          </w:hyperlink>
+        </w:p>
+        <w:p>
+          <w:pPr>
+            <w:pStyle w:val="Verzeichnis1"/>
+            <w:tabs>
+              <w:tab w:val="left" w:pos="720"/>
+              <w:tab w:val="right" w:leader="dot" w:pos="9062"/>
+            </w:tabs>
+            <w:rPr>
+              <w:noProof/>
+            </w:rPr>
+          </w:pPr>
+          <w:hyperlink w:anchor="_Toc240901138" w:history="1">
+            <w:r>
+              <w:rPr>
+                <w:rStyle w:val="Hyperlink"/>
+                <w:noProof/>
+              </w:rPr>
+              <w:t>19.</w:t>
+            </w:r>
+            <w:r>
+              <w:rPr>
+                <w:noProof/>
+              </w:rPr>
+              <w:tab/>
+            </w:r>
+            <w:r>
+              <w:rPr>
+                <w:rStyle w:val="Hyperlink"/>
+                <w:noProof/>
+              </w:rPr>
+              <w:t>Fdsfafasf</w:t>
+            </w:r>
+            <w:r>
+              <w:rPr>
+                <w:noProof/>
+                <w:webHidden/>
+              </w:rPr>
+              <w:tab/>
+            </w:r>
+            <w:r>
+              <w:rPr>
+                <w:noProof/>
+                <w:webHidden/>
+              </w:rPr>
+              <w:fldChar w:fldCharType="begin"/>
+            </w:r>
+            <w:r>
+              <w:rPr>
+                <w:noProof/>
+                <w:webHidden/>
+              </w:rPr>
+              <w:instrText xml:space="preserve"> PAGEREF _Toc240901138 \h </w:instrText>
+            </w:r>
+            <w:r>
+              <w:rPr>
+                <w:noProof/>
+                <w:webHidden/>
+              </w:rPr>
+            </w:r>
+            <w:r>
+              <w:rPr>
+                <w:noProof/>
+                <w:webHidden/>
+              </w:rPr>
+              <w:fldChar w:fldCharType="separate"/>
+            </w:r>
+            <w:r>
+              <w:rPr>
+                <w:noProof/>
+                <w:webHidden/>
+              </w:rPr>
+              <w:t>15</w:t>
+            </w:r>
+            <w:r>
+              <w:rPr>
+                <w:noProof/>
+                <w:webHidden/>
+              </w:rPr>
+              <w:fldChar w:fldCharType="end"/>
+            </w:r>
+          </w:hyperlink>
+        </w:p>
+        <w:p>
+          <w:pPr>
+            <w:pStyle w:val="Verzeichnis1"/>
+            <w:tabs>
+              <w:tab w:val="left" w:pos="720"/>
+              <w:tab w:val="right" w:leader="dot" w:pos="9062"/>
+            </w:tabs>
+            <w:rPr>
+              <w:noProof/>
+            </w:rPr>
+          </w:pPr>
+          <w:hyperlink w:anchor="_Toc240901139" w:history="1">
+            <w:r>
+              <w:rPr>
+                <w:rStyle w:val="Hyperlink"/>
+                <w:noProof/>
+              </w:rPr>
+              <w:t>20.</w:t>
+            </w:r>
+            <w:r>
+              <w:rPr>
+                <w:noProof/>
+              </w:rPr>
+              <w:tab/>
+            </w:r>
+            <w:r>
+              <w:rPr>
+                <w:rStyle w:val="Hyperlink"/>
+                <w:noProof/>
+              </w:rPr>
+              <w:t>asfddaf</w:t>
+            </w:r>
+            <w:r>
+              <w:rPr>
+                <w:noProof/>
+                <w:webHidden/>
+              </w:rPr>
+              <w:tab/>
+            </w:r>
+            <w:r>
+              <w:rPr>
+                <w:noProof/>
+                <w:webHidden/>
+              </w:rPr>
+              <w:fldChar w:fldCharType="begin"/>
+            </w:r>
+            <w:r>
+              <w:rPr>
+                <w:noProof/>
+                <w:webHidden/>
+              </w:rPr>
+              <w:instrText xml:space="preserve"> PAGEREF _Toc240901139 \h </w:instrText>
+            </w:r>
+            <w:r>
+              <w:rPr>
+                <w:noProof/>
+                <w:webHidden/>
+              </w:rPr>
+            </w:r>
+            <w:r>
+              <w:rPr>
+                <w:noProof/>
+                <w:webHidden/>
+              </w:rPr>
+              <w:fldChar w:fldCharType="separate"/>
+            </w:r>
+            <w:r>
+              <w:rPr>
+                <w:noProof/>
+                <w:webHidden/>
+              </w:rPr>
+              <w:t>16</w:t>
+            </w:r>
+            <w:r>
+              <w:rPr>
+                <w:noProof/>
+                <w:webHidden/>
+              </w:rPr>
+              <w:fldChar w:fldCharType="end"/>
+            </w:r>
+          </w:hyperlink>
+        </w:p>
+        <w:p>
+          <w:pPr>
+            <w:pStyle w:val="Verzeichnis1"/>
+            <w:tabs>
+              <w:tab w:val="left" w:pos="960"/>
+              <w:tab w:val="right" w:leader="dot" w:pos="9062"/>
+            </w:tabs>
+            <w:rPr>
+              <w:noProof/>
+            </w:rPr>
+          </w:pPr>
+          <w:hyperlink w:anchor="_Toc240901140" w:history="1">
+            <w:r>
+              <w:rPr>
+                <w:rStyle w:val="Hyperlink"/>
+                <w:noProof/>
+              </w:rPr>
+              <w:t>20.1.</w:t>
+            </w:r>
+            <w:r>
+              <w:rPr>
+                <w:noProof/>
+              </w:rPr>
+              <w:tab/>
+            </w:r>
+            <w:r>
+              <w:rPr>
+                <w:rStyle w:val="Hyperlink"/>
+                <w:noProof/>
+              </w:rPr>
+              <w:t>safsafasdfjkljdskf</w:t>
+            </w:r>
+            <w:r>
+              <w:rPr>
+                <w:noProof/>
+                <w:webHidden/>
+              </w:rPr>
+              <w:tab/>
+            </w:r>
+            <w:r>
+              <w:rPr>
+                <w:noProof/>
+                <w:webHidden/>
+              </w:rPr>
+              <w:fldChar w:fldCharType="begin"/>
+            </w:r>
+            <w:r>
+              <w:rPr>
+                <w:noProof/>
+                <w:webHidden/>
+              </w:rPr>
+              <w:instrText xml:space="preserve"> PAGEREF _Toc240901140 \h </w:instrText>
+            </w:r>
+            <w:r>
+              <w:rPr>
+                <w:noProof/>
+                <w:webHidden/>
+              </w:rPr>
+            </w:r>
+            <w:r>
+              <w:rPr>
+                <w:noProof/>
+                <w:webHidden/>
+              </w:rPr>
+              <w:fldChar w:fldCharType="separate"/>
+            </w:r>
+            <w:r>
+              <w:rPr>
+                <w:noProof/>
+                <w:webHidden/>
+              </w:rPr>
+              <w:t>16</w:t>
+            </w:r>
+            <w:r>
+              <w:rPr>
+                <w:noProof/>
+                <w:webHidden/>
+              </w:rPr>
+              <w:fldChar w:fldCharType="end"/>
+            </w:r>
+          </w:hyperlink>
+        </w:p>
+        <w:p>
+          <w:pPr>
+            <w:pStyle w:val="Verzeichnis1"/>
+            <w:tabs>
+              <w:tab w:val="left" w:pos="960"/>
+              <w:tab w:val="right" w:leader="dot" w:pos="9062"/>
+            </w:tabs>
+            <w:rPr>
+              <w:noProof/>
+            </w:rPr>
+          </w:pPr>
+          <w:hyperlink w:anchor="_Toc240901141" w:history="1">
+            <w:r>
+              <w:rPr>
+                <w:rStyle w:val="Hyperlink"/>
+                <w:noProof/>
+              </w:rPr>
+              <w:t>20.2.</w:t>
+            </w:r>
+            <w:r>
+              <w:rPr>
+                <w:noProof/>
+              </w:rPr>
+              <w:tab/>
+            </w:r>
+            <w:r>
+              <w:rPr>
+                <w:rStyle w:val="Hyperlink"/>
+                <w:noProof/>
+              </w:rPr>
+              <w:t>ASasdA</w:t>
+            </w:r>
+            <w:r>
+              <w:rPr>
+                <w:noProof/>
+                <w:webHidden/>
+              </w:rPr>
+              <w:tab/>
+            </w:r>
+            <w:r>
+              <w:rPr>
+                <w:noProof/>
+                <w:webHidden/>
+              </w:rPr>
+              <w:fldChar w:fldCharType="begin"/>
+            </w:r>
+            <w:r>
+              <w:rPr>
+                <w:noProof/>
+                <w:webHidden/>
+              </w:rPr>
+              <w:instrText xml:space="preserve"> PAGEREF _Toc240901141 \h </w:instrText>
+            </w:r>
+            <w:r>
+              <w:rPr>
+                <w:noProof/>
+                <w:webHidden/>
+              </w:rPr>
+            </w:r>
+            <w:r>
+              <w:rPr>
+                <w:noProof/>
+                <w:webHidden/>
+              </w:rPr>
+              <w:fldChar w:fldCharType="separate"/>
+            </w:r>
+            <w:r>
+              <w:rPr>
+                <w:noProof/>
+                <w:webHidden/>
+              </w:rPr>
+              <w:t>16</w:t>
+            </w:r>
+            <w:r>
+              <w:rPr>
+                <w:noProof/>
+                <w:webHidden/>
+              </w:rPr>
+              <w:fldChar w:fldCharType="end"/>
+            </w:r>
+          </w:hyperlink>
+        </w:p>
+        <w:p>
+          <w:pPr>
+            <w:pStyle w:val="Verzeichnis1"/>
+            <w:tabs>
+              <w:tab w:val="left" w:pos="720"/>
+              <w:tab w:val="right" w:leader="dot" w:pos="9062"/>
+            </w:tabs>
+            <w:rPr>
+              <w:noProof/>
+            </w:rPr>
+          </w:pPr>
+          <w:hyperlink w:anchor="_Toc240901142" w:history="1">
+            <w:r>
+              <w:rPr>
+                <w:rStyle w:val="Hyperlink"/>
+                <w:noProof/>
+              </w:rPr>
+              <w:t>21.</w:t>
+            </w:r>
+            <w:r>
+              <w:rPr>
+                <w:noProof/>
+              </w:rPr>
+              <w:tab/>
+            </w:r>
+            <w:r>
+              <w:rPr>
+                <w:rStyle w:val="Hyperlink"/>
+                <w:noProof/>
+              </w:rPr>
+              <w:t>Scope</w:t>
+            </w:r>
+            <w:r>
+              <w:rPr>
+                <w:noProof/>
+                <w:webHidden/>
+              </w:rPr>
+              <w:tab/>
+            </w:r>
+            <w:r>
+              <w:rPr>
+                <w:noProof/>
+                <w:webHidden/>
+              </w:rPr>
+              <w:fldChar w:fldCharType="begin"/>
+            </w:r>
+            <w:r>
+              <w:rPr>
+                <w:noProof/>
+                <w:webHidden/>
+              </w:rPr>
+              <w:instrText xml:space="preserve"> PAGEREF _Toc240901142 \h </w:instrText>
+            </w:r>
+            <w:r>
+              <w:rPr>
+                <w:noProof/>
+                <w:webHidden/>
+              </w:rPr>
+            </w:r>
+            <w:r>
+              <w:rPr>
+                <w:noProof/>
+                <w:webHidden/>
+              </w:rPr>
+              <w:fldChar w:fldCharType="separate"/>
+            </w:r>
+            <w:r>
+              <w:rPr>
+                <w:noProof/>
+                <w:webHidden/>
+              </w:rPr>
+              <w:t>16</w:t>
+            </w:r>
+            <w:r>
+              <w:rPr>
+                <w:noProof/>
+                <w:webHidden/>
+              </w:rPr>
+              <w:fldChar w:fldCharType="end"/>
+            </w:r>
+          </w:hyperlink>
+        </w:p>
+        <w:p>
+          <w:pPr>
+            <w:pStyle w:val="Verzeichnis1"/>
+            <w:tabs>
+              <w:tab w:val="left" w:pos="720"/>
+              <w:tab w:val="right" w:leader="dot" w:pos="9062"/>
+            </w:tabs>
+            <w:rPr>
+              <w:noProof/>
+            </w:rPr>
+          </w:pPr>
+          <w:hyperlink w:anchor="_Toc240901143" w:history="1">
+            <w:r>
+              <w:rPr>
+                <w:rStyle w:val="Hyperlink"/>
+                <w:noProof/>
+              </w:rPr>
+              <w:t>22.</w:t>
+            </w:r>
+            <w:r>
+              <w:rPr>
+                <w:noProof/>
+              </w:rPr>
+              <w:tab/>
+            </w:r>
+            <w:r>
+              <w:rPr>
+                <w:rStyle w:val="Hyperlink"/>
+                <w:noProof/>
+              </w:rPr>
+              <w:t>Sasaf</w:t>
+            </w:r>
+            <w:r>
+              <w:rPr>
+                <w:noProof/>
+                <w:webHidden/>
+              </w:rPr>
+              <w:tab/>
+            </w:r>
+            <w:r>
+              <w:rPr>
+                <w:noProof/>
+                <w:webHidden/>
+              </w:rPr>
+              <w:fldChar w:fldCharType="begin"/>
+            </w:r>
+            <w:r>
+              <w:rPr>
+                <w:noProof/>
+                <w:webHidden/>
+              </w:rPr>
+              <w:instrText xml:space="preserve"> PAGEREF _Toc240901143 \h </w:instrText>
+            </w:r>
+            <w:r>
+              <w:rPr>
+                <w:noProof/>
+                <w:webHidden/>
+              </w:rPr>
+            </w:r>
+            <w:r>
+              <w:rPr>
+                <w:noProof/>
+                <w:webHidden/>
+              </w:rPr>
+              <w:fldChar w:fldCharType="separate"/>
+            </w:r>
+            <w:r>
+              <w:rPr>
+                <w:noProof/>
+                <w:webHidden/>
+              </w:rPr>
+              <w:t>17</w:t>
+            </w:r>
+            <w:r>
+              <w:rPr>
+                <w:noProof/>
+                <w:webHidden/>
+              </w:rPr>
+              <w:fldChar w:fldCharType="end"/>
+            </w:r>
+          </w:hyperlink>
+        </w:p>
+        <w:p>
+          <w:pPr>
+            <w:pStyle w:val="Verzeichnis1"/>
+            <w:tabs>
+              <w:tab w:val="left" w:pos="720"/>
+              <w:tab w:val="right" w:leader="dot" w:pos="9062"/>
+            </w:tabs>
+            <w:rPr>
+              <w:noProof/>
+            </w:rPr>
+          </w:pPr>
+          <w:hyperlink w:anchor="_Toc240901144" w:history="1">
+            <w:r>
+              <w:rPr>
+                <w:rStyle w:val="Hyperlink"/>
+                <w:noProof/>
+              </w:rPr>
+              <w:t>23.</w:t>
+            </w:r>
+            <w:r>
+              <w:rPr>
+                <w:noProof/>
+              </w:rPr>
+              <w:tab/>
+            </w:r>
+            <w:r>
+              <w:rPr>
+                <w:rStyle w:val="Hyperlink"/>
+                <w:noProof/>
+              </w:rPr>
+              <w:t>Fdsfafasf</w:t>
+            </w:r>
+            <w:r>
+              <w:rPr>
+                <w:noProof/>
+                <w:webHidden/>
+              </w:rPr>
+              <w:tab/>
+            </w:r>
+            <w:r>
+              <w:rPr>
+                <w:noProof/>
+                <w:webHidden/>
+              </w:rPr>
+              <w:fldChar w:fldCharType="begin"/>
+            </w:r>
+            <w:r>
+              <w:rPr>
+                <w:noProof/>
+                <w:webHidden/>
+              </w:rPr>
+              <w:instrText xml:space="preserve"> PAGEREF _Toc240901144 \h </w:instrText>
+            </w:r>
+            <w:r>
+              <w:rPr>
+                <w:noProof/>
+                <w:webHidden/>
+              </w:rPr>
+            </w:r>
+            <w:r>
+              <w:rPr>
+                <w:noProof/>
+                <w:webHidden/>
+              </w:rPr>
+              <w:fldChar w:fldCharType="separate"/>
+            </w:r>
+            <w:r>
+              <w:rPr>
+                <w:noProof/>
+                <w:webHidden/>
+              </w:rPr>
+              <w:t>18</w:t>
+            </w:r>
+            <w:r>
+              <w:rPr>
+                <w:noProof/>
+                <w:webHidden/>
+              </w:rPr>
+              <w:fldChar w:fldCharType="end"/>
+            </w:r>
+          </w:hyperlink>
+        </w:p>
+        <w:p>
+          <w:pPr>
+            <w:pStyle w:val="Verzeichnis1"/>
+            <w:tabs>
+              <w:tab w:val="left" w:pos="720"/>
+              <w:tab w:val="right" w:leader="dot" w:pos="9062"/>
+            </w:tabs>
+            <w:rPr>
+              <w:noProof/>
+            </w:rPr>
+          </w:pPr>
+          <w:hyperlink w:anchor="_Toc240901145" w:history="1">
+            <w:r>
+              <w:rPr>
+                <w:rStyle w:val="Hyperlink"/>
+                <w:noProof/>
+              </w:rPr>
+              <w:t>24.</w:t>
+            </w:r>
+            <w:r>
+              <w:rPr>
+                <w:noProof/>
+              </w:rPr>
+              <w:tab/>
+            </w:r>
+            <w:r>
+              <w:rPr>
+                <w:rStyle w:val="Hyperlink"/>
+                <w:noProof/>
+              </w:rPr>
+              <w:t>asfddaf</w:t>
+            </w:r>
+            <w:r>
+              <w:rPr>
+                <w:noProof/>
+                <w:webHidden/>
+              </w:rPr>
+              <w:tab/>
+            </w:r>
+            <w:r>
+              <w:rPr>
+                <w:noProof/>
+                <w:webHidden/>
+              </w:rPr>
+              <w:fldChar w:fldCharType="begin"/>
+            </w:r>
+            <w:r>
+              <w:rPr>
+                <w:noProof/>
+                <w:webHidden/>
+              </w:rPr>
+              <w:instrText xml:space="preserve"> PAGEREF _Toc240901145 \h </w:instrText>
+            </w:r>
+            <w:r>
+              <w:rPr>
+                <w:noProof/>
+                <w:webHidden/>
+              </w:rPr>
+            </w:r>
+            <w:r>
+              <w:rPr>
+                <w:noProof/>
+                <w:webHidden/>
+              </w:rPr>
+              <w:fldChar w:fldCharType="separate"/>
+            </w:r>
+            <w:r>
+              <w:rPr>
+                <w:noProof/>
+                <w:webHidden/>
+              </w:rPr>
+              <w:t>19</w:t>
+            </w:r>
+            <w:r>
+              <w:rPr>
+                <w:noProof/>
+                <w:webHidden/>
+              </w:rPr>
+              <w:fldChar w:fldCharType="end"/>
+            </w:r>
+          </w:hyperlink>
+        </w:p>
+        <w:p>
+          <w:pPr>
+            <w:pStyle w:val="Verzeichnis1"/>
+            <w:tabs>
+              <w:tab w:val="left" w:pos="960"/>
+              <w:tab w:val="right" w:leader="dot" w:pos="9062"/>
+            </w:tabs>
+            <w:rPr>
+              <w:noProof/>
+            </w:rPr>
+          </w:pPr>
+          <w:hyperlink w:anchor="_Toc240901146" w:history="1">
+            <w:r>
+              <w:rPr>
+                <w:rStyle w:val="Hyperlink"/>
+                <w:noProof/>
+              </w:rPr>
+              <w:t>24.1.</w:t>
+            </w:r>
+            <w:r>
+              <w:rPr>
+                <w:noProof/>
+              </w:rPr>
+              <w:tab/>
+            </w:r>
+            <w:r>
+              <w:rPr>
+                <w:rStyle w:val="Hyperlink"/>
+                <w:noProof/>
+              </w:rPr>
+              <w:t>safsafasdfjkljdskf</w:t>
+            </w:r>
+            <w:r>
+              <w:rPr>
+                <w:noProof/>
+                <w:webHidden/>
+              </w:rPr>
+              <w:tab/>
+            </w:r>
+            <w:r>
+              <w:rPr>
+                <w:noProof/>
+                <w:webHidden/>
+              </w:rPr>
+              <w:fldChar w:fldCharType="begin"/>
+            </w:r>
+            <w:r>
+              <w:rPr>
+                <w:noProof/>
+                <w:webHidden/>
+              </w:rPr>
+              <w:instrText xml:space="preserve"> PAGEREF _Toc240901146 \h </w:instrText>
+            </w:r>
+            <w:r>
+              <w:rPr>
+                <w:noProof/>
+                <w:webHidden/>
+              </w:rPr>
+            </w:r>
+            <w:r>
+              <w:rPr>
+                <w:noProof/>
+                <w:webHidden/>
+              </w:rPr>
+              <w:fldChar w:fldCharType="separate"/>
+            </w:r>
+            <w:r>
+              <w:rPr>
+                <w:noProof/>
+                <w:webHidden/>
+              </w:rPr>
+              <w:t>19</w:t>
+            </w:r>
+            <w:r>
+              <w:rPr>
+                <w:noProof/>
+                <w:webHidden/>
+              </w:rPr>
+              <w:fldChar w:fldCharType="end"/>
+            </w:r>
+          </w:hyperlink>
+        </w:p>
+        <w:p>
+          <w:pPr>
+            <w:pStyle w:val="Verzeichnis1"/>
+            <w:tabs>
+              <w:tab w:val="left" w:pos="960"/>
+              <w:tab w:val="right" w:leader="dot" w:pos="9062"/>
+            </w:tabs>
+            <w:rPr>
+              <w:noProof/>
+            </w:rPr>
+          </w:pPr>
+          <w:hyperlink w:anchor="_Toc240901147" w:history="1">
+            <w:r>
+              <w:rPr>
+                <w:rStyle w:val="Hyperlink"/>
+                <w:noProof/>
+              </w:rPr>
+              <w:t>24.2.</w:t>
+            </w:r>
+            <w:r>
+              <w:rPr>
+                <w:noProof/>
+              </w:rPr>
+              <w:tab/>
+            </w:r>
+            <w:r>
+              <w:rPr>
+                <w:rStyle w:val="Hyperlink"/>
+                <w:noProof/>
+              </w:rPr>
+              <w:t>ASasdA</w:t>
+            </w:r>
+            <w:r>
+              <w:rPr>
+                <w:noProof/>
+                <w:webHidden/>
+              </w:rPr>
+              <w:tab/>
+            </w:r>
+            <w:r>
+              <w:rPr>
+                <w:noProof/>
+                <w:webHidden/>
+              </w:rPr>
+              <w:fldChar w:fldCharType="begin"/>
+            </w:r>
+            <w:r>
+              <w:rPr>
+                <w:noProof/>
+                <w:webHidden/>
+              </w:rPr>
+              <w:instrText xml:space="preserve"> PAGEREF _Toc240901147 \h </w:instrText>
+            </w:r>
+            <w:r>
+              <w:rPr>
+                <w:noProof/>
+                <w:webHidden/>
+              </w:rPr>
+            </w:r>
+            <w:r>
+              <w:rPr>
+                <w:noProof/>
+                <w:webHidden/>
+              </w:rPr>
+              <w:fldChar w:fldCharType="separate"/>
+            </w:r>
+            <w:r>
+              <w:rPr>
+                <w:noProof/>
+                <w:webHidden/>
+              </w:rPr>
+              <w:t>19</w:t>
+            </w:r>
+            <w:r>
+              <w:rPr>
+                <w:noProof/>
+                <w:webHidden/>
+              </w:rPr>
+              <w:fldChar w:fldCharType="end"/>
+            </w:r>
+          </w:hyperlink>
+        </w:p>
+        <w:p>
+          <w:pPr>
+            <w:pStyle w:val="Verzeichnis1"/>
+            <w:tabs>
+              <w:tab w:val="left" w:pos="720"/>
+              <w:tab w:val="right" w:leader="dot" w:pos="9062"/>
+            </w:tabs>
+            <w:rPr>
+              <w:noProof/>
+            </w:rPr>
+          </w:pPr>
+          <w:hyperlink w:anchor="_Toc240901148" w:history="1">
+            <w:r>
+              <w:rPr>
+                <w:rStyle w:val="Hyperlink"/>
+                <w:noProof/>
+              </w:rPr>
+              <w:t>25.</w:t>
+            </w:r>
+            <w:r>
+              <w:rPr>
+                <w:noProof/>
+              </w:rPr>
+              <w:tab/>
+            </w:r>
+            <w:r>
+              <w:rPr>
+                <w:rStyle w:val="Hyperlink"/>
+                <w:noProof/>
+              </w:rPr>
+              <w:t>Scope</w:t>
+            </w:r>
+            <w:r>
+              <w:rPr>
+                <w:noProof/>
+                <w:webHidden/>
+              </w:rPr>
+              <w:tab/>
+            </w:r>
+            <w:r>
+              <w:rPr>
+                <w:noProof/>
+                <w:webHidden/>
+              </w:rPr>
+              <w:fldChar w:fldCharType="begin"/>
+            </w:r>
+            <w:r>
+              <w:rPr>
+                <w:noProof/>
+                <w:webHidden/>
+              </w:rPr>
+              <w:instrText xml:space="preserve"> PAGEREF _Toc240901148 \h </w:instrText>
+            </w:r>
+            <w:r>
+              <w:rPr>
+                <w:noProof/>
+                <w:webHidden/>
+              </w:rPr>
+            </w:r>
+            <w:r>
+              <w:rPr>
+                <w:noProof/>
+                <w:webHidden/>
+              </w:rPr>
+              <w:fldChar w:fldCharType="separate"/>
+            </w:r>
+            <w:r>
+              <w:rPr>
+                <w:noProof/>
+                <w:webHidden/>
+              </w:rPr>
+              <w:t>19</w:t>
+            </w:r>
+            <w:r>
+              <w:rPr>
+                <w:noProof/>
+                <w:webHidden/>
+              </w:rPr>
+              <w:fldChar w:fldCharType="end"/>
+            </w:r>
+          </w:hyperlink>
+        </w:p>
+        <w:p>
+          <w:pPr>
+            <w:pStyle w:val="Verzeichnis1"/>
+            <w:tabs>
+              <w:tab w:val="left" w:pos="720"/>
+              <w:tab w:val="right" w:leader="dot" w:pos="9062"/>
+            </w:tabs>
+            <w:rPr>
+              <w:noProof/>
+            </w:rPr>
+          </w:pPr>
+          <w:hyperlink w:anchor="_Toc240901149" w:history="1">
+            <w:r>
+              <w:rPr>
+                <w:rStyle w:val="Hyperlink"/>
+                <w:noProof/>
+              </w:rPr>
+              <w:t>26.</w:t>
+            </w:r>
+            <w:r>
+              <w:rPr>
+                <w:noProof/>
+              </w:rPr>
+              <w:tab/>
+            </w:r>
+            <w:r>
+              <w:rPr>
+                <w:rStyle w:val="Hyperlink"/>
+                <w:noProof/>
+              </w:rPr>
+              <w:t>Sasaf</w:t>
+            </w:r>
+            <w:r>
+              <w:rPr>
+                <w:noProof/>
+                <w:webHidden/>
+              </w:rPr>
+              <w:tab/>
+            </w:r>
+            <w:r>
+              <w:rPr>
+                <w:noProof/>
+                <w:webHidden/>
+              </w:rPr>
+              <w:fldChar w:fldCharType="begin"/>
+            </w:r>
+            <w:r>
+              <w:rPr>
+                <w:noProof/>
+                <w:webHidden/>
+              </w:rPr>
+              <w:instrText xml:space="preserve"> PAGEREF _Toc240901149 \h </w:instrText>
+            </w:r>
+            <w:r>
+              <w:rPr>
+                <w:noProof/>
+                <w:webHidden/>
+              </w:rPr>
+            </w:r>
+            <w:r>
+              <w:rPr>
+                <w:noProof/>
+                <w:webHidden/>
+              </w:rPr>
+              <w:fldChar w:fldCharType="separate"/>
+            </w:r>
+            <w:r>
+              <w:rPr>
+                <w:noProof/>
+                <w:webHidden/>
+              </w:rPr>
+              <w:t>20</w:t>
+            </w:r>
+            <w:r>
+              <w:rPr>
+                <w:noProof/>
+                <w:webHidden/>
+              </w:rPr>
+              <w:fldChar w:fldCharType="end"/>
+            </w:r>
+          </w:hyperlink>
+        </w:p>
+        <w:p>
+          <w:pPr>
+            <w:pStyle w:val="Verzeichnis1"/>
+            <w:tabs>
+              <w:tab w:val="left" w:pos="720"/>
+              <w:tab w:val="right" w:leader="dot" w:pos="9062"/>
+            </w:tabs>
+            <w:rPr>
+              <w:noProof/>
+            </w:rPr>
+          </w:pPr>
+          <w:hyperlink w:anchor="_Toc240901150" w:history="1">
+            <w:r>
+              <w:rPr>
+                <w:rStyle w:val="Hyperlink"/>
+                <w:noProof/>
+              </w:rPr>
+              <w:t>27.</w:t>
+            </w:r>
+            <w:r>
+              <w:rPr>
+                <w:noProof/>
+              </w:rPr>
+              <w:tab/>
+            </w:r>
+            <w:r>
+              <w:rPr>
+                <w:rStyle w:val="Hyperlink"/>
+                <w:noProof/>
+              </w:rPr>
+              <w:t>Fdsfafasf</w:t>
+            </w:r>
+            <w:r>
+              <w:rPr>
+                <w:noProof/>
+                <w:webHidden/>
+              </w:rPr>
+              <w:tab/>
+            </w:r>
+            <w:r>
+              <w:rPr>
+                <w:noProof/>
+                <w:webHidden/>
+              </w:rPr>
+              <w:fldChar w:fldCharType="begin"/>
+            </w:r>
+            <w:r>
+              <w:rPr>
+                <w:noProof/>
+                <w:webHidden/>
+              </w:rPr>
+              <w:instrText xml:space="preserve"> PAGEREF _Toc240901150 \h </w:instrText>
+            </w:r>
+            <w:r>
+              <w:rPr>
+                <w:noProof/>
+                <w:webHidden/>
+              </w:rPr>
+            </w:r>
+            <w:r>
+              <w:rPr>
+                <w:noProof/>
+                <w:webHidden/>
+              </w:rPr>
+              <w:fldChar w:fldCharType="separate"/>
+            </w:r>
+            <w:r>
+              <w:rPr>
+                <w:noProof/>
+                <w:webHidden/>
+              </w:rPr>
+              <w:t>21</w:t>
+            </w:r>
+            <w:r>
+              <w:rPr>
+                <w:noProof/>
+                <w:webHidden/>
+              </w:rPr>
+              <w:fldChar w:fldCharType="end"/>
+            </w:r>
+          </w:hyperlink>
+        </w:p>
+        <w:p>
+          <w:pPr>
+            <w:pStyle w:val="Verzeichnis1"/>
+            <w:tabs>
+              <w:tab w:val="left" w:pos="720"/>
+              <w:tab w:val="right" w:leader="dot" w:pos="9062"/>
+            </w:tabs>
+            <w:rPr>
+              <w:noProof/>
+            </w:rPr>
+          </w:pPr>
+          <w:hyperlink w:anchor="_Toc240901151" w:history="1">
+            <w:r>
+              <w:rPr>
+                <w:rStyle w:val="Hyperlink"/>
+                <w:noProof/>
+              </w:rPr>
+              <w:t>28.</w:t>
+            </w:r>
+            <w:r>
+              <w:rPr>
+                <w:noProof/>
+              </w:rPr>
+              <w:tab/>
+            </w:r>
+            <w:r>
+              <w:rPr>
+                <w:rStyle w:val="Hyperlink"/>
+                <w:noProof/>
+              </w:rPr>
+              <w:t>asfddaf</w:t>
+            </w:r>
+            <w:r>
+              <w:rPr>
+                <w:noProof/>
+                <w:webHidden/>
+              </w:rPr>
+              <w:tab/>
+            </w:r>
+            <w:r>
+              <w:rPr>
+                <w:noProof/>
+                <w:webHidden/>
+              </w:rPr>
+              <w:fldChar w:fldCharType="begin"/>
+            </w:r>
+            <w:r>
+              <w:rPr>
+                <w:noProof/>
+                <w:webHidden/>
+              </w:rPr>
+              <w:instrText xml:space="preserve"> PAGEREF _Toc240901151 \h </w:instrText>
+            </w:r>
+            <w:r>
+              <w:rPr>
+                <w:noProof/>
+                <w:webHidden/>
+              </w:rPr>
+            </w:r>
+            <w:r>
+              <w:rPr>
+                <w:noProof/>
+                <w:webHidden/>
+              </w:rPr>
+              <w:fldChar w:fldCharType="separate"/>
+            </w:r>
+            <w:r>
+              <w:rPr>
+                <w:noProof/>
+                <w:webHidden/>
+              </w:rPr>
+              <w:t>22</w:t>
+            </w:r>
+            <w:r>
+              <w:rPr>
+                <w:noProof/>
+                <w:webHidden/>
+              </w:rPr>
+              <w:fldChar w:fldCharType="end"/>
+            </w:r>
+          </w:hyperlink>
+        </w:p>
+        <w:p>
+          <w:pPr>
+            <w:pStyle w:val="Verzeichnis1"/>
+            <w:tabs>
+              <w:tab w:val="left" w:pos="960"/>
+              <w:tab w:val="right" w:leader="dot" w:pos="9062"/>
+            </w:tabs>
+            <w:rPr>
+              <w:noProof/>
+            </w:rPr>
+          </w:pPr>
+          <w:hyperlink w:anchor="_Toc240901152" w:history="1">
+            <w:r>
+              <w:rPr>
+                <w:rStyle w:val="Hyperlink"/>
+                <w:noProof/>
+              </w:rPr>
+              <w:t>28.1.</w:t>
+            </w:r>
+            <w:r>
+              <w:rPr>
+                <w:noProof/>
+              </w:rPr>
+              <w:tab/>
+            </w:r>
+            <w:r>
+              <w:rPr>
+                <w:rStyle w:val="Hyperlink"/>
+                <w:noProof/>
+              </w:rPr>
+              <w:t>safsafasdfjkljdskf</w:t>
+            </w:r>
+            <w:r>
+              <w:rPr>
+                <w:noProof/>
+                <w:webHidden/>
+              </w:rPr>
+              <w:tab/>
+            </w:r>
+            <w:r>
+              <w:rPr>
+                <w:noProof/>
+                <w:webHidden/>
+              </w:rPr>
+              <w:fldChar w:fldCharType="begin"/>
+            </w:r>
+            <w:r>
+              <w:rPr>
+                <w:noProof/>
+                <w:webHidden/>
+              </w:rPr>
+              <w:instrText xml:space="preserve"> PAGEREF _Toc240901152 \h </w:instrText>
+            </w:r>
+            <w:r>
+              <w:rPr>
+                <w:noProof/>
+                <w:webHidden/>
+              </w:rPr>
+            </w:r>
+            <w:r>
+              <w:rPr>
+                <w:noProof/>
+                <w:webHidden/>
+              </w:rPr>
+              <w:fldChar w:fldCharType="separate"/>
+            </w:r>
+            <w:r>
+              <w:rPr>
+                <w:noProof/>
+                <w:webHidden/>
+              </w:rPr>
+              <w:t>22</w:t>
+            </w:r>
+            <w:r>
+              <w:rPr>
+                <w:noProof/>
+                <w:webHidden/>
+              </w:rPr>
+              <w:fldChar w:fldCharType="end"/>
+            </w:r>
+          </w:hyperlink>
+        </w:p>
+        <w:p>
+          <w:pPr>
+            <w:pStyle w:val="Verzeichnis1"/>
+            <w:tabs>
+              <w:tab w:val="left" w:pos="960"/>
+              <w:tab w:val="right" w:leader="dot" w:pos="9062"/>
+            </w:tabs>
+            <w:rPr>
+              <w:noProof/>
+            </w:rPr>
+          </w:pPr>
+          <w:hyperlink w:anchor="_Toc240901153" w:history="1">
+            <w:r>
+              <w:rPr>
+                <w:rStyle w:val="Hyperlink"/>
+                <w:noProof/>
+              </w:rPr>
+              <w:t>28.2.</w:t>
+            </w:r>
+            <w:r>
+              <w:rPr>
+                <w:noProof/>
+              </w:rPr>
+              <w:tab/>
+            </w:r>
+            <w:r>
+              <w:rPr>
+                <w:rStyle w:val="Hyperlink"/>
+                <w:noProof/>
+              </w:rPr>
+              <w:t>ASasdA</w:t>
+            </w:r>
+            <w:r>
+              <w:rPr>
+                <w:noProof/>
+                <w:webHidden/>
+              </w:rPr>
+              <w:tab/>
+            </w:r>
+            <w:r>
+              <w:rPr>
+                <w:noProof/>
+                <w:webHidden/>
+              </w:rPr>
+              <w:fldChar w:fldCharType="begin"/>
+            </w:r>
+            <w:r>
+              <w:rPr>
+                <w:noProof/>
+                <w:webHidden/>
+              </w:rPr>
+              <w:instrText xml:space="preserve"> PAGEREF _Toc240901153 \h </w:instrText>
+            </w:r>
+            <w:r>
+              <w:rPr>
+                <w:noProof/>
+                <w:webHidden/>
+              </w:rPr>
+            </w:r>
+            <w:r>
+              <w:rPr>
+                <w:noProof/>
+                <w:webHidden/>
+              </w:rPr>
+              <w:fldChar w:fldCharType="separate"/>
+            </w:r>
+            <w:r>
+              <w:rPr>
+                <w:noProof/>
+                <w:webHidden/>
+              </w:rPr>
+              <w:t>22</w:t>
+            </w:r>
+            <w:r>
+              <w:rPr>
+                <w:noProof/>
+                <w:webHidden/>
+              </w:rPr>
+              <w:fldChar w:fldCharType="end"/>
+            </w:r>
+          </w:hyperlink>
+        </w:p>
+        <w:p>
+          <w:pPr>
+            <w:pStyle w:val="Verzeichnis1"/>
+            <w:tabs>
+              <w:tab w:val="left" w:pos="720"/>
+              <w:tab w:val="right" w:leader="dot" w:pos="9062"/>
+            </w:tabs>
+            <w:rPr>
+              <w:noProof/>
+            </w:rPr>
+          </w:pPr>
+          <w:hyperlink w:anchor="_Toc240901154" w:history="1">
+            <w:r>
+              <w:rPr>
+                <w:rStyle w:val="Hyperlink"/>
+                <w:noProof/>
+              </w:rPr>
+              <w:t>29.</w:t>
+            </w:r>
+            <w:r>
+              <w:rPr>
+                <w:noProof/>
+              </w:rPr>
+              <w:tab/>
+            </w:r>
+            <w:r>
+              <w:rPr>
+                <w:rStyle w:val="Hyperlink"/>
+                <w:noProof/>
+              </w:rPr>
+              <w:t>Scope</w:t>
+            </w:r>
+            <w:r>
+              <w:rPr>
+                <w:noProof/>
+                <w:webHidden/>
+              </w:rPr>
+              <w:tab/>
+            </w:r>
+            <w:r>
+              <w:rPr>
+                <w:noProof/>
+                <w:webHidden/>
+              </w:rPr>
+              <w:fldChar w:fldCharType="begin"/>
+            </w:r>
+            <w:r>
+              <w:rPr>
+                <w:noProof/>
+                <w:webHidden/>
+              </w:rPr>
+              <w:instrText xml:space="preserve"> PAGEREF _Toc240901154 \h </w:instrText>
+            </w:r>
+            <w:r>
+              <w:rPr>
+                <w:noProof/>
+                <w:webHidden/>
+              </w:rPr>
+            </w:r>
+            <w:r>
+              <w:rPr>
+                <w:noProof/>
+                <w:webHidden/>
+              </w:rPr>
+              <w:fldChar w:fldCharType="separate"/>
+            </w:r>
+            <w:r>
+              <w:rPr>
+                <w:noProof/>
+                <w:webHidden/>
+              </w:rPr>
+              <w:t>22</w:t>
+            </w:r>
+            <w:r>
+              <w:rPr>
+                <w:noProof/>
+                <w:webHidden/>
+              </w:rPr>
+              <w:fldChar w:fldCharType="end"/>
+            </w:r>
+          </w:hyperlink>
+        </w:p>
+        <w:p>
+          <w:pPr>
+            <w:pStyle w:val="Verzeichnis1"/>
+            <w:tabs>
+              <w:tab w:val="left" w:pos="720"/>
+              <w:tab w:val="right" w:leader="dot" w:pos="9062"/>
+            </w:tabs>
+            <w:rPr>
+              <w:noProof/>
+            </w:rPr>
+          </w:pPr>
+          <w:hyperlink w:anchor="_Toc240901155" w:history="1">
+            <w:r>
+              <w:rPr>
+                <w:rStyle w:val="Hyperlink"/>
+                <w:noProof/>
+              </w:rPr>
+              <w:t>30.</w:t>
+            </w:r>
+            <w:r>
+              <w:rPr>
+                <w:noProof/>
+              </w:rPr>
+              <w:tab/>
+            </w:r>
+            <w:r>
+              <w:rPr>
+                <w:rStyle w:val="Hyperlink"/>
+                <w:noProof/>
+              </w:rPr>
+              <w:t>Sasaf</w:t>
+            </w:r>
+            <w:r>
+              <w:rPr>
+                <w:noProof/>
+                <w:webHidden/>
+              </w:rPr>
+              <w:tab/>
+            </w:r>
+            <w:r>
+              <w:rPr>
+                <w:noProof/>
+                <w:webHidden/>
+              </w:rPr>
+              <w:fldChar w:fldCharType="begin"/>
+            </w:r>
+            <w:r>
+              <w:rPr>
+                <w:noProof/>
+                <w:webHidden/>
+              </w:rPr>
+              <w:instrText xml:space="preserve"> PAGEREF _Toc240901155 \h </w:instrText>
+            </w:r>
+            <w:r>
+              <w:rPr>
+                <w:noProof/>
+                <w:webHidden/>
+              </w:rPr>
+            </w:r>
+            <w:r>
+              <w:rPr>
+                <w:noProof/>
+                <w:webHidden/>
+              </w:rPr>
+              <w:fldChar w:fldCharType="separate"/>
+            </w:r>
+            <w:r>
+              <w:rPr>
+                <w:noProof/>
+                <w:webHidden/>
+              </w:rPr>
+              <w:t>23</w:t>
+            </w:r>
+            <w:r>
+              <w:rPr>
+                <w:noProof/>
+                <w:webHidden/>
+              </w:rPr>
+              <w:fldChar w:fldCharType="end"/>
+            </w:r>
+          </w:hyperlink>
+        </w:p>
+        <w:p>
+          <w:pPr>
+            <w:pStyle w:val="Verzeichnis1"/>
+            <w:tabs>
+              <w:tab w:val="left" w:pos="720"/>
+              <w:tab w:val="right" w:leader="dot" w:pos="9062"/>
+            </w:tabs>
+            <w:rPr>
+              <w:noProof/>
+            </w:rPr>
+          </w:pPr>
+          <w:hyperlink w:anchor="_Toc240901156" w:history="1">
+            <w:r>
+              <w:rPr>
+                <w:rStyle w:val="Hyperlink"/>
+                <w:noProof/>
+              </w:rPr>
+              <w:t>31.</w:t>
+            </w:r>
+            <w:r>
+              <w:rPr>
+                <w:noProof/>
+              </w:rPr>
+              <w:tab/>
+            </w:r>
+            <w:r>
+              <w:rPr>
+                <w:rStyle w:val="Hyperlink"/>
+                <w:noProof/>
+              </w:rPr>
+              <w:t>Fdsfafasf</w:t>
+            </w:r>
+            <w:r>
+              <w:rPr>
+                <w:noProof/>
+                <w:webHidden/>
+              </w:rPr>
+              <w:tab/>
+            </w:r>
+            <w:r>
+              <w:rPr>
+                <w:noProof/>
+                <w:webHidden/>
+              </w:rPr>
+              <w:fldChar w:fldCharType="begin"/>
+            </w:r>
+            <w:r>
+              <w:rPr>
+                <w:noProof/>
+                <w:webHidden/>
+              </w:rPr>
+              <w:instrText xml:space="preserve"> PAGEREF _Toc240901156 \h </w:instrText>
+            </w:r>
+            <w:r>
+              <w:rPr>
+                <w:noProof/>
+                <w:webHidden/>
+              </w:rPr>
+            </w:r>
+            <w:r>
+              <w:rPr>
+                <w:noProof/>
+                <w:webHidden/>
+              </w:rPr>
+              <w:fldChar w:fldCharType="separate"/>
+            </w:r>
+            <w:r>
+              <w:rPr>
+                <w:noProof/>
+                <w:webHidden/>
+              </w:rPr>
+              <w:t>24</w:t>
+            </w:r>
+            <w:r>
+              <w:rPr>
+                <w:noProof/>
+                <w:webHidden/>
+              </w:rPr>
+              <w:fldChar w:fldCharType="end"/>
+            </w:r>
+          </w:hyperlink>
+        </w:p>
+        <w:p>
+          <w:pPr>
+            <w:pStyle w:val="Verzeichnis1"/>
+            <w:tabs>
+              <w:tab w:val="left" w:pos="720"/>
+              <w:tab w:val="right" w:leader="dot" w:pos="9062"/>
+            </w:tabs>
+            <w:rPr>
+              <w:noProof/>
+            </w:rPr>
+          </w:pPr>
+          <w:hyperlink w:anchor="_Toc240901157" w:history="1">
+            <w:r>
+              <w:rPr>
+                <w:rStyle w:val="Hyperlink"/>
+                <w:noProof/>
+              </w:rPr>
+              <w:t>32.</w:t>
+            </w:r>
+            <w:r>
+              <w:rPr>
+                <w:noProof/>
+              </w:rPr>
+              <w:tab/>
+            </w:r>
+            <w:r>
+              <w:rPr>
+                <w:rStyle w:val="Hyperlink"/>
+                <w:noProof/>
+              </w:rPr>
+              <w:t>asfddaf</w:t>
+            </w:r>
+            <w:r>
+              <w:rPr>
+                <w:noProof/>
+                <w:webHidden/>
+              </w:rPr>
+              <w:tab/>
+            </w:r>
+            <w:r>
+              <w:rPr>
+                <w:noProof/>
+                <w:webHidden/>
+              </w:rPr>
+              <w:fldChar w:fldCharType="begin"/>
+            </w:r>
+            <w:r>
+              <w:rPr>
+                <w:noProof/>
+                <w:webHidden/>
+              </w:rPr>
+              <w:instrText xml:space="preserve"> PAGEREF _Toc240901157 \h </w:instrText>
+            </w:r>
+            <w:r>
+              <w:rPr>
+                <w:noProof/>
+                <w:webHidden/>
+              </w:rPr>
+            </w:r>
+            <w:r>
+              <w:rPr>
+                <w:noProof/>
+                <w:webHidden/>
+              </w:rPr>
+              <w:fldChar w:fldCharType="separate"/>
+            </w:r>
+            <w:r>
+              <w:rPr>
+                <w:noProof/>
+                <w:webHidden/>
+              </w:rPr>
+              <w:t>25</w:t>
+            </w:r>
+            <w:r>
+              <w:rPr>
+                <w:noProof/>
+                <w:webHidden/>
+              </w:rPr>
+              <w:fldChar w:fldCharType="end"/>
+            </w:r>
+          </w:hyperlink>
+        </w:p>
+        <w:p>
+          <w:pPr>
+            <w:pStyle w:val="Verzeichnis1"/>
+            <w:tabs>
+              <w:tab w:val="left" w:pos="960"/>
+              <w:tab w:val="right" w:leader="dot" w:pos="9062"/>
+            </w:tabs>
+            <w:rPr>
+              <w:noProof/>
+            </w:rPr>
+          </w:pPr>
+          <w:hyperlink w:anchor="_Toc240901158" w:history="1">
+            <w:r>
+              <w:rPr>
+                <w:rStyle w:val="Hyperlink"/>
+                <w:noProof/>
+              </w:rPr>
+              <w:t>32.1.</w:t>
+            </w:r>
+            <w:r>
+              <w:rPr>
+                <w:noProof/>
+              </w:rPr>
+              <w:tab/>
+            </w:r>
+            <w:r>
+              <w:rPr>
+                <w:rStyle w:val="Hyperlink"/>
+                <w:noProof/>
+              </w:rPr>
+              <w:t>safsafasdfjkljdskf</w:t>
+            </w:r>
+            <w:r>
+              <w:rPr>
+                <w:noProof/>
+                <w:webHidden/>
+              </w:rPr>
+              <w:tab/>
+            </w:r>
+            <w:r>
+              <w:rPr>
+                <w:noProof/>
+                <w:webHidden/>
+              </w:rPr>
+              <w:fldChar w:fldCharType="begin"/>
+            </w:r>
+            <w:r>
+              <w:rPr>
+                <w:noProof/>
+                <w:webHidden/>
+              </w:rPr>
+              <w:instrText xml:space="preserve"> PAGEREF _Toc240901158 \h </w:instrText>
+            </w:r>
+            <w:r>
+              <w:rPr>
+                <w:noProof/>
+                <w:webHidden/>
+              </w:rPr>
+            </w:r>
+            <w:r>
+              <w:rPr>
+                <w:noProof/>
+                <w:webHidden/>
+              </w:rPr>
+              <w:fldChar w:fldCharType="separate"/>
+            </w:r>
+            <w:r>
+              <w:rPr>
+                <w:noProof/>
+                <w:webHidden/>
+              </w:rPr>
+              <w:t>25</w:t>
+            </w:r>
+            <w:r>
+              <w:rPr>
+                <w:noProof/>
+                <w:webHidden/>
+              </w:rPr>
+              <w:fldChar w:fldCharType="end"/>
+            </w:r>
+          </w:hyperlink>
+        </w:p>
+        <w:p>
+          <w:pPr>
+            <w:pStyle w:val="Verzeichnis1"/>
+            <w:tabs>
+              <w:tab w:val="left" w:pos="960"/>
+              <w:tab w:val="right" w:leader="dot" w:pos="9062"/>
+            </w:tabs>
+            <w:rPr>
+              <w:noProof/>
+            </w:rPr>
+          </w:pPr>
+          <w:hyperlink w:anchor="_Toc240901159" w:history="1">
+            <w:r>
+              <w:rPr>
+                <w:rStyle w:val="Hyperlink"/>
+                <w:noProof/>
+              </w:rPr>
+              <w:t>32.2.</w:t>
+            </w:r>
+            <w:r>
+              <w:rPr>
+                <w:noProof/>
+              </w:rPr>
+              <w:tab/>
+            </w:r>
+            <w:r>
+              <w:rPr>
+                <w:rStyle w:val="Hyperlink"/>
+                <w:noProof/>
+              </w:rPr>
+              <w:t>ASasdA</w:t>
+            </w:r>
+            <w:r>
+              <w:rPr>
+                <w:noProof/>
+                <w:webHidden/>
+              </w:rPr>
+              <w:tab/>
+            </w:r>
+            <w:r>
+              <w:rPr>
+                <w:noProof/>
+                <w:webHidden/>
+              </w:rPr>
+              <w:fldChar w:fldCharType="begin"/>
+            </w:r>
+            <w:r>
+              <w:rPr>
+                <w:noProof/>
+                <w:webHidden/>
+              </w:rPr>
+              <w:instrText xml:space="preserve"> PAGEREF _Toc240901159 \h </w:instrText>
+            </w:r>
+            <w:r>
+              <w:rPr>
+                <w:noProof/>
+                <w:webHidden/>
+              </w:rPr>
+            </w:r>
+            <w:r>
+              <w:rPr>
+                <w:noProof/>
+                <w:webHidden/>
+              </w:rPr>
+              <w:fldChar w:fldCharType="separate"/>
+            </w:r>
+            <w:r>
+              <w:rPr>
+                <w:noProof/>
+                <w:webHidden/>
+              </w:rPr>
+              <w:t>25</w:t>
+            </w:r>
+            <w:r>
+              <w:rPr>
+                <w:noProof/>
+                <w:webHidden/>
+              </w:rPr>
+              <w:fldChar w:fldCharType="end"/>
+            </w:r>
+          </w:hyperlink>
+        </w:p>
+        <w:p>
+          <w:pPr>
+            <w:pStyle w:val="Verzeichnis1"/>
+            <w:tabs>
+              <w:tab w:val="left" w:pos="720"/>
+              <w:tab w:val="right" w:leader="dot" w:pos="9062"/>
+            </w:tabs>
+            <w:rPr>
+              <w:noProof/>
+            </w:rPr>
+          </w:pPr>
+          <w:hyperlink w:anchor="_Toc240901160" w:history="1">
+            <w:r>
+              <w:rPr>
+                <w:rStyle w:val="Hyperlink"/>
+                <w:noProof/>
+              </w:rPr>
+              <w:t>33.</w:t>
+            </w:r>
+            <w:r>
+              <w:rPr>
+                <w:noProof/>
+              </w:rPr>
+              <w:tab/>
+            </w:r>
+            <w:r>
+              <w:rPr>
+                <w:rStyle w:val="Hyperlink"/>
+                <w:noProof/>
+              </w:rPr>
+              <w:t>Scope</w:t>
+            </w:r>
+            <w:r>
+              <w:rPr>
+                <w:noProof/>
+                <w:webHidden/>
+              </w:rPr>
+              <w:tab/>
+            </w:r>
+            <w:r>
+              <w:rPr>
+                <w:noProof/>
+                <w:webHidden/>
+              </w:rPr>
+              <w:fldChar w:fldCharType="begin"/>
+            </w:r>
+            <w:r>
+              <w:rPr>
+                <w:noProof/>
+                <w:webHidden/>
+              </w:rPr>
+              <w:instrText xml:space="preserve"> PAGEREF _Toc240901160 \h </w:instrText>
+            </w:r>
+            <w:r>
+              <w:rPr>
+                <w:noProof/>
+                <w:webHidden/>
+              </w:rPr>
+            </w:r>
+            <w:r>
+              <w:rPr>
+                <w:noProof/>
+                <w:webHidden/>
+              </w:rPr>
+              <w:fldChar w:fldCharType="separate"/>
+            </w:r>
+            <w:r>
+              <w:rPr>
+                <w:noProof/>
+                <w:webHidden/>
+              </w:rPr>
+              <w:t>25</w:t>
+            </w:r>
+            <w:r>
+              <w:rPr>
+                <w:noProof/>
+                <w:webHidden/>
+              </w:rPr>
+              <w:fldChar w:fldCharType="end"/>
+            </w:r>
+          </w:hyperlink>
+        </w:p>
+        <w:p>
+          <w:pPr>
+            <w:pStyle w:val="Verzeichnis1"/>
+            <w:tabs>
+              <w:tab w:val="left" w:pos="720"/>
+              <w:tab w:val="right" w:leader="dot" w:pos="9062"/>
+            </w:tabs>
+            <w:rPr>
+              <w:noProof/>
+            </w:rPr>
+          </w:pPr>
+          <w:hyperlink w:anchor="_Toc240901161" w:history="1">
+            <w:r>
+              <w:rPr>
+                <w:rStyle w:val="Hyperlink"/>
+                <w:noProof/>
+              </w:rPr>
+              <w:t>34.</w:t>
+            </w:r>
+            <w:r>
+              <w:rPr>
+                <w:noProof/>
+              </w:rPr>
+              <w:tab/>
+            </w:r>
+            <w:r>
+              <w:rPr>
+                <w:rStyle w:val="Hyperlink"/>
+                <w:noProof/>
+              </w:rPr>
+              <w:t>Sasaf</w:t>
+            </w:r>
+            <w:r>
+              <w:rPr>
+                <w:noProof/>
+                <w:webHidden/>
+              </w:rPr>
+              <w:tab/>
+            </w:r>
+            <w:r>
+              <w:rPr>
+                <w:noProof/>
+                <w:webHidden/>
+              </w:rPr>
+              <w:fldChar w:fldCharType="begin"/>
+            </w:r>
+            <w:r>
+              <w:rPr>
+                <w:noProof/>
+                <w:webHidden/>
+              </w:rPr>
+              <w:instrText xml:space="preserve"> PAGEREF _Toc240901161 \h </w:instrText>
+            </w:r>
+            <w:r>
+              <w:rPr>
+                <w:noProof/>
+                <w:webHidden/>
+              </w:rPr>
+            </w:r>
+            <w:r>
+              <w:rPr>
+                <w:noProof/>
+                <w:webHidden/>
+              </w:rPr>
+              <w:fldChar w:fldCharType="separate"/>
+            </w:r>
+            <w:r>
+              <w:rPr>
+                <w:noProof/>
+                <w:webHidden/>
+              </w:rPr>
+              <w:t>26</w:t>
+            </w:r>
+            <w:r>
+              <w:rPr>
+                <w:noProof/>
+                <w:webHidden/>
+              </w:rPr>
+              <w:fldChar w:fldCharType="end"/>
+            </w:r>
+          </w:hyperlink>
+        </w:p>
+        <w:p>
+          <w:pPr>
+            <w:pStyle w:val="Verzeichnis1"/>
+            <w:tabs>
+              <w:tab w:val="left" w:pos="720"/>
+              <w:tab w:val="right" w:leader="dot" w:pos="9062"/>
+            </w:tabs>
+            <w:rPr>
+              <w:noProof/>
+            </w:rPr>
+          </w:pPr>
+          <w:hyperlink w:anchor="_Toc240901162" w:history="1">
+            <w:r>
+              <w:rPr>
+                <w:rStyle w:val="Hyperlink"/>
+                <w:noProof/>
+              </w:rPr>
+              <w:t>35.</w:t>
+            </w:r>
+            <w:r>
+              <w:rPr>
+                <w:noProof/>
+              </w:rPr>
+              <w:tab/>
+            </w:r>
+            <w:r>
+              <w:rPr>
+                <w:rStyle w:val="Hyperlink"/>
+                <w:noProof/>
+              </w:rPr>
+              <w:t>Fdsfafasf</w:t>
+            </w:r>
+            <w:r>
+              <w:rPr>
+                <w:noProof/>
+                <w:webHidden/>
+              </w:rPr>
+              <w:tab/>
+            </w:r>
+            <w:r>
+              <w:rPr>
+                <w:noProof/>
+                <w:webHidden/>
+              </w:rPr>
+              <w:fldChar w:fldCharType="begin"/>
+            </w:r>
+            <w:r>
+              <w:rPr>
+                <w:noProof/>
+                <w:webHidden/>
+              </w:rPr>
+              <w:instrText xml:space="preserve"> PAGEREF _Toc240901162 \h </w:instrText>
+            </w:r>
+            <w:r>
+              <w:rPr>
+                <w:noProof/>
+                <w:webHidden/>
+              </w:rPr>
+            </w:r>
+            <w:r>
+              <w:rPr>
+                <w:noProof/>
+                <w:webHidden/>
+              </w:rPr>
+              <w:fldChar w:fldCharType="separate"/>
+            </w:r>
+            <w:r>
+              <w:rPr>
+                <w:noProof/>
+                <w:webHidden/>
+              </w:rPr>
+              <w:t>27</w:t>
+            </w:r>
+            <w:r>
+              <w:rPr>
+                <w:noProof/>
+                <w:webHidden/>
+              </w:rPr>
+              <w:fldChar w:fldCharType="end"/>
+            </w:r>
+          </w:hyperlink>
+        </w:p>
+        <w:p>
+          <w:pPr>
+            <w:pStyle w:val="Verzeichnis1"/>
+            <w:tabs>
+              <w:tab w:val="left" w:pos="720"/>
+              <w:tab w:val="right" w:leader="dot" w:pos="9062"/>
+            </w:tabs>
+            <w:rPr>
+              <w:noProof/>
+            </w:rPr>
+          </w:pPr>
+          <w:hyperlink w:anchor="_Toc240901163" w:history="1">
+            <w:r>
+              <w:rPr>
+                <w:rStyle w:val="Hyperlink"/>
+                <w:noProof/>
+              </w:rPr>
+              <w:t>36.</w:t>
+            </w:r>
+            <w:r>
+              <w:rPr>
+                <w:noProof/>
+              </w:rPr>
+              <w:tab/>
+            </w:r>
+            <w:r>
+              <w:rPr>
+                <w:rStyle w:val="Hyperlink"/>
+                <w:noProof/>
+              </w:rPr>
+              <w:t>asfddaf</w:t>
+            </w:r>
+            <w:r>
+              <w:rPr>
+                <w:noProof/>
+                <w:webHidden/>
+              </w:rPr>
+              <w:tab/>
+            </w:r>
+            <w:r>
+              <w:rPr>
+                <w:noProof/>
+                <w:webHidden/>
+              </w:rPr>
+              <w:fldChar w:fldCharType="begin"/>
+            </w:r>
+            <w:r>
+              <w:rPr>
+                <w:noProof/>
+                <w:webHidden/>
+              </w:rPr>
+              <w:instrText xml:space="preserve"> PAGEREF _Toc240901163 \h </w:instrText>
+            </w:r>
+            <w:r>
+              <w:rPr>
+                <w:noProof/>
+                <w:webHidden/>
+              </w:rPr>
+            </w:r>
+            <w:r>
+              <w:rPr>
+                <w:noProof/>
+                <w:webHidden/>
+              </w:rPr>
+              <w:fldChar w:fldCharType="separate"/>
+            </w:r>
+            <w:r>
+              <w:rPr>
+                <w:noProof/>
+                <w:webHidden/>
+              </w:rPr>
+              <w:t>28</w:t>
+            </w:r>
+            <w:r>
+              <w:rPr>
+                <w:noProof/>
+                <w:webHidden/>
+              </w:rPr>
+              <w:fldChar w:fldCharType="end"/>
+            </w:r>
+          </w:hyperlink>
+        </w:p>
+        <w:p>
+          <w:pPr>
+            <w:pStyle w:val="Verzeichnis1"/>
+            <w:tabs>
+              <w:tab w:val="left" w:pos="960"/>
+              <w:tab w:val="right" w:leader="dot" w:pos="9062"/>
+            </w:tabs>
+            <w:rPr>
+              <w:noProof/>
+            </w:rPr>
+          </w:pPr>
+          <w:hyperlink w:anchor="_Toc240901164" w:history="1">
+            <w:r>
+              <w:rPr>
+                <w:rStyle w:val="Hyperlink"/>
+                <w:noProof/>
+              </w:rPr>
+              <w:t>36.1.</w:t>
+            </w:r>
+            <w:r>
+              <w:rPr>
+                <w:noProof/>
+              </w:rPr>
+              <w:tab/>
+            </w:r>
+            <w:r>
+              <w:rPr>
+                <w:rStyle w:val="Hyperlink"/>
+                <w:noProof/>
+              </w:rPr>
+              <w:t>safsafasdfjkljdskf</w:t>
+            </w:r>
+            <w:r>
+              <w:rPr>
+                <w:noProof/>
+                <w:webHidden/>
+              </w:rPr>
+              <w:tab/>
+            </w:r>
+            <w:r>
+              <w:rPr>
+                <w:noProof/>
+                <w:webHidden/>
+              </w:rPr>
+              <w:fldChar w:fldCharType="begin"/>
+            </w:r>
+            <w:r>
+              <w:rPr>
+                <w:noProof/>
+                <w:webHidden/>
+              </w:rPr>
+              <w:instrText xml:space="preserve"> PAGEREF _Toc240901164 \h </w:instrText>
+            </w:r>
+            <w:r>
+              <w:rPr>
+                <w:noProof/>
+                <w:webHidden/>
+              </w:rPr>
+            </w:r>
+            <w:r>
+              <w:rPr>
+                <w:noProof/>
+                <w:webHidden/>
+              </w:rPr>
+              <w:fldChar w:fldCharType="separate"/>
+            </w:r>
+            <w:r>
+              <w:rPr>
+                <w:noProof/>
+                <w:webHidden/>
+              </w:rPr>
+              <w:t>28</w:t>
+            </w:r>
+            <w:r>
+              <w:rPr>
+                <w:noProof/>
+                <w:webHidden/>
+              </w:rPr>
+              <w:fldChar w:fldCharType="end"/>
+            </w:r>
+          </w:hyperlink>
+        </w:p>
+        <w:p>
+          <w:pPr>
+            <w:pStyle w:val="Verzeichnis1"/>
+            <w:tabs>
+              <w:tab w:val="left" w:pos="960"/>
+              <w:tab w:val="right" w:leader="dot" w:pos="9062"/>
+            </w:tabs>
+            <w:rPr>
+              <w:noProof/>
+            </w:rPr>
+          </w:pPr>
+          <w:hyperlink w:anchor="_Toc240901165" w:history="1">
+            <w:r>
+              <w:rPr>
+                <w:rStyle w:val="Hyperlink"/>
+                <w:noProof/>
+              </w:rPr>
+              <w:t>36.2.</w:t>
+            </w:r>
+            <w:r>
+              <w:rPr>
+                <w:noProof/>
+              </w:rPr>
+              <w:tab/>
+            </w:r>
+            <w:r>
+              <w:rPr>
+                <w:rStyle w:val="Hyperlink"/>
+                <w:noProof/>
+              </w:rPr>
+              <w:t>ASasdA</w:t>
+            </w:r>
+            <w:r>
+              <w:rPr>
+                <w:noProof/>
+                <w:webHidden/>
+              </w:rPr>
+              <w:tab/>
+            </w:r>
+            <w:r>
+              <w:rPr>
+                <w:noProof/>
+                <w:webHidden/>
+              </w:rPr>
+              <w:fldChar w:fldCharType="begin"/>
+            </w:r>
+            <w:r>
+              <w:rPr>
+                <w:noProof/>
+                <w:webHidden/>
+              </w:rPr>
+              <w:instrText xml:space="preserve"> PAGEREF _Toc240901165 \h </w:instrText>
+            </w:r>
+            <w:r>
+              <w:rPr>
+                <w:noProof/>
+                <w:webHidden/>
+              </w:rPr>
+            </w:r>
+            <w:r>
+              <w:rPr>
+                <w:noProof/>
+                <w:webHidden/>
+              </w:rPr>
+              <w:fldChar w:fldCharType="separate"/>
+            </w:r>
+            <w:r>
+              <w:rPr>
+                <w:noProof/>
+                <w:webHidden/>
+              </w:rPr>
+              <w:t>28</w:t>
+            </w:r>
+            <w:r>
+              <w:rPr>
+                <w:noProof/>
+                <w:webHidden/>
+              </w:rPr>
+              <w:fldChar w:fldCharType="end"/>
+            </w:r>
+          </w:hyperlink>
+        </w:p>
+        <w:p>
+          <w:pPr>
+            <w:pStyle w:val="Verzeichnis1"/>
+            <w:tabs>
+              <w:tab w:val="left" w:pos="720"/>
+              <w:tab w:val="right" w:leader="dot" w:pos="9062"/>
+            </w:tabs>
+            <w:rPr>
+              <w:noProof/>
+            </w:rPr>
+          </w:pPr>
+          <w:hyperlink w:anchor="_Toc240901166" w:history="1">
+            <w:r>
+              <w:rPr>
+                <w:rStyle w:val="Hyperlink"/>
+                <w:noProof/>
+              </w:rPr>
+              <w:t>37.</w:t>
+            </w:r>
+            <w:r>
+              <w:rPr>
+                <w:noProof/>
+              </w:rPr>
+              <w:tab/>
+            </w:r>
+            <w:r>
+              <w:rPr>
+                <w:rStyle w:val="Hyperlink"/>
+                <w:noProof/>
+              </w:rPr>
+              <w:t>Scope</w:t>
+            </w:r>
+            <w:r>
+              <w:rPr>
+                <w:noProof/>
+                <w:webHidden/>
+              </w:rPr>
+              <w:tab/>
+            </w:r>
+            <w:r>
+              <w:rPr>
+                <w:noProof/>
+                <w:webHidden/>
+              </w:rPr>
+              <w:fldChar w:fldCharType="begin"/>
+            </w:r>
+            <w:r>
+              <w:rPr>
+                <w:noProof/>
+                <w:webHidden/>
+              </w:rPr>
+              <w:instrText xml:space="preserve"> PAGEREF _Toc240901166 \h </w:instrText>
+            </w:r>
+            <w:r>
+              <w:rPr>
+                <w:noProof/>
+                <w:webHidden/>
+              </w:rPr>
+            </w:r>
+            <w:r>
+              <w:rPr>
+                <w:noProof/>
+                <w:webHidden/>
+              </w:rPr>
+              <w:fldChar w:fldCharType="separate"/>
+            </w:r>
+            <w:r>
+              <w:rPr>
+                <w:noProof/>
+                <w:webHidden/>
+              </w:rPr>
+              <w:t>28</w:t>
+            </w:r>
+            <w:r>
+              <w:rPr>
+                <w:noProof/>
+                <w:webHidden/>
+              </w:rPr>
+              <w:fldChar w:fldCharType="end"/>
+            </w:r>
+          </w:hyperlink>
+        </w:p>
+        <w:p>
+          <w:pPr>
+            <w:pStyle w:val="Verzeichnis1"/>
+            <w:tabs>
+              <w:tab w:val="left" w:pos="720"/>
+              <w:tab w:val="right" w:leader="dot" w:pos="9062"/>
+            </w:tabs>
+            <w:rPr>
+              <w:noProof/>
+            </w:rPr>
+          </w:pPr>
+          <w:hyperlink w:anchor="_Toc240901167" w:history="1">
+            <w:r>
+              <w:rPr>
+                <w:rStyle w:val="Hyperlink"/>
+                <w:noProof/>
+              </w:rPr>
+              <w:t>38.</w:t>
+            </w:r>
+            <w:r>
+              <w:rPr>
+                <w:noProof/>
+              </w:rPr>
+              <w:tab/>
+            </w:r>
+            <w:r>
+              <w:rPr>
+                <w:rStyle w:val="Hyperlink"/>
+                <w:noProof/>
+              </w:rPr>
+              <w:t>Sasaf</w:t>
+            </w:r>
+            <w:r>
+              <w:rPr>
+                <w:noProof/>
+                <w:webHidden/>
+              </w:rPr>
+              <w:tab/>
+            </w:r>
+            <w:r>
+              <w:rPr>
+                <w:noProof/>
+                <w:webHidden/>
+              </w:rPr>
+              <w:fldChar w:fldCharType="begin"/>
+            </w:r>
+            <w:r>
+              <w:rPr>
+                <w:noProof/>
+                <w:webHidden/>
+              </w:rPr>
+              <w:instrText xml:space="preserve"> PAGEREF _Toc240901167 \h </w:instrText>
+            </w:r>
+            <w:r>
+              <w:rPr>
+                <w:noProof/>
+                <w:webHidden/>
+              </w:rPr>
+            </w:r>
+            <w:r>
+              <w:rPr>
+                <w:noProof/>
+                <w:webHidden/>
+              </w:rPr>
+              <w:fldChar w:fldCharType="separate"/>
+            </w:r>
+            <w:r>
+              <w:rPr>
+                <w:noProof/>
+                <w:webHidden/>
+              </w:rPr>
+              <w:t>29</w:t>
+            </w:r>
+            <w:r>
+              <w:rPr>
+                <w:noProof/>
+                <w:webHidden/>
+              </w:rPr>
+              <w:fldChar w:fldCharType="end"/>
+            </w:r>
+          </w:hyperlink>
+        </w:p>
+        <w:p>
+          <w:pPr>
+            <w:pStyle w:val="Verzeichnis1"/>
+            <w:tabs>
+              <w:tab w:val="left" w:pos="720"/>
+              <w:tab w:val="right" w:leader="dot" w:pos="9062"/>
+            </w:tabs>
+            <w:rPr>
+              <w:noProof/>
+            </w:rPr>
+          </w:pPr>
+          <w:hyperlink w:anchor="_Toc240901168" w:history="1">
+            <w:r>
+              <w:rPr>
+                <w:rStyle w:val="Hyperlink"/>
+                <w:noProof/>
+              </w:rPr>
+              <w:t>39.</w:t>
+            </w:r>
+            <w:r>
+              <w:rPr>
+                <w:noProof/>
+              </w:rPr>
+              <w:tab/>
+            </w:r>
+            <w:r>
+              <w:rPr>
+                <w:rStyle w:val="Hyperlink"/>
+                <w:noProof/>
+              </w:rPr>
+              <w:t>Fdsfafasf</w:t>
+            </w:r>
+            <w:r>
+              <w:rPr>
+                <w:noProof/>
+                <w:webHidden/>
+              </w:rPr>
+              <w:tab/>
+            </w:r>
+            <w:r>
+              <w:rPr>
+                <w:noProof/>
+                <w:webHidden/>
+              </w:rPr>
+              <w:fldChar w:fldCharType="begin"/>
+            </w:r>
+            <w:r>
+              <w:rPr>
+                <w:noProof/>
+                <w:webHidden/>
+              </w:rPr>
+              <w:instrText xml:space="preserve"> PAGEREF _Toc240901168 \h </w:instrText>
+            </w:r>
+            <w:r>
+              <w:rPr>
+                <w:noProof/>
+                <w:webHidden/>
+              </w:rPr>
+            </w:r>
+            <w:r>
+              <w:rPr>
+                <w:noProof/>
+                <w:webHidden/>
+              </w:rPr>
+              <w:fldChar w:fldCharType="separate"/>
+            </w:r>
+            <w:r>
+              <w:rPr>
+                <w:noProof/>
+                <w:webHidden/>
+              </w:rPr>
+              <w:t>30</w:t>
+            </w:r>
+            <w:r>
+              <w:rPr>
+                <w:noProof/>
+                <w:webHidden/>
+              </w:rPr>
+              <w:fldChar w:fldCharType="end"/>
+            </w:r>
+          </w:hyperlink>
+        </w:p>
+        <w:p>
+          <w:pPr>
+            <w:pStyle w:val="Verzeichnis1"/>
+            <w:tabs>
+              <w:tab w:val="left" w:pos="720"/>
+              <w:tab w:val="right" w:leader="dot" w:pos="9062"/>
+            </w:tabs>
+            <w:rPr>
+              <w:noProof/>
+            </w:rPr>
+          </w:pPr>
+          <w:hyperlink w:anchor="_Toc240901169" w:history="1">
+            <w:r>
+              <w:rPr>
+                <w:rStyle w:val="Hyperlink"/>
+                <w:noProof/>
+              </w:rPr>
+              <w:t>40.</w:t>
+            </w:r>
+            <w:r>
+              <w:rPr>
+                <w:noProof/>
+              </w:rPr>
+              <w:tab/>
+            </w:r>
+            <w:r>
+              <w:rPr>
+                <w:rStyle w:val="Hyperlink"/>
+                <w:noProof/>
+              </w:rPr>
+              <w:t>asfddaf</w:t>
+            </w:r>
+            <w:r>
+              <w:rPr>
+                <w:noProof/>
+                <w:webHidden/>
+              </w:rPr>
+              <w:tab/>
+            </w:r>
+            <w:r>
+              <w:rPr>
+                <w:noProof/>
+                <w:webHidden/>
+              </w:rPr>
+              <w:fldChar w:fldCharType="begin"/>
+            </w:r>
+            <w:r>
+              <w:rPr>
+                <w:noProof/>
+                <w:webHidden/>
+              </w:rPr>
+              <w:instrText xml:space="preserve"> PAGEREF _Toc240901169 \h </w:instrText>
+            </w:r>
+            <w:r>
+              <w:rPr>
+                <w:noProof/>
+                <w:webHidden/>
+              </w:rPr>
+            </w:r>
+            <w:r>
+              <w:rPr>
+                <w:noProof/>
+                <w:webHidden/>
+              </w:rPr>
+              <w:fldChar w:fldCharType="separate"/>
+            </w:r>
+            <w:r>
+              <w:rPr>
+                <w:noProof/>
+                <w:webHidden/>
+              </w:rPr>
+              <w:t>31</w:t>
+            </w:r>
+            <w:r>
+              <w:rPr>
+                <w:noProof/>
+                <w:webHidden/>
+              </w:rPr>
+              <w:fldChar w:fldCharType="end"/>
+            </w:r>
+          </w:hyperlink>
+        </w:p>
+        <w:p>
+          <w:pPr>
+            <w:pStyle w:val="Verzeichnis1"/>
+            <w:tabs>
+              <w:tab w:val="left" w:pos="960"/>
+              <w:tab w:val="right" w:leader="dot" w:pos="9062"/>
+            </w:tabs>
+            <w:rPr>
+              <w:noProof/>
+            </w:rPr>
+          </w:pPr>
+          <w:hyperlink w:anchor="_Toc240901170" w:history="1">
+            <w:r>
+              <w:rPr>
+                <w:rStyle w:val="Hyperlink"/>
+                <w:noProof/>
+              </w:rPr>
+              <w:t>40.1.</w:t>
+            </w:r>
+            <w:r>
+              <w:rPr>
+                <w:noProof/>
+              </w:rPr>
+              <w:tab/>
+            </w:r>
+            <w:r>
+              <w:rPr>
+                <w:rStyle w:val="Hyperlink"/>
+                <w:noProof/>
+              </w:rPr>
+              <w:t>safsafasdfjkljdskf</w:t>
+            </w:r>
+            <w:r>
+              <w:rPr>
+                <w:noProof/>
+                <w:webHidden/>
+              </w:rPr>
+              <w:tab/>
+            </w:r>
+            <w:r>
+              <w:rPr>
+                <w:noProof/>
+                <w:webHidden/>
+              </w:rPr>
+              <w:fldChar w:fldCharType="begin"/>
+            </w:r>
+            <w:r>
+              <w:rPr>
+                <w:noProof/>
+                <w:webHidden/>
+              </w:rPr>
+              <w:instrText xml:space="preserve"> PAGEREF _Toc240901170 \h </w:instrText>
+            </w:r>
+            <w:r>
+              <w:rPr>
+                <w:noProof/>
+                <w:webHidden/>
+              </w:rPr>
+            </w:r>
+            <w:r>
+              <w:rPr>
+                <w:noProof/>
+                <w:webHidden/>
+              </w:rPr>
+              <w:fldChar w:fldCharType="separate"/>
+            </w:r>
+            <w:r>
+              <w:rPr>
+                <w:noProof/>
+                <w:webHidden/>
+              </w:rPr>
+              <w:t>31</w:t>
+            </w:r>
+            <w:r>
+              <w:rPr>
+                <w:noProof/>
+                <w:webHidden/>
+              </w:rPr>
+              <w:fldChar w:fldCharType="end"/>
+            </w:r>
+          </w:hyperlink>
+        </w:p>
+        <w:p>
+          <w:pPr>
+            <w:pStyle w:val="Verzeichnis1"/>
+            <w:tabs>
+              <w:tab w:val="left" w:pos="960"/>
+              <w:tab w:val="right" w:leader="dot" w:pos="9062"/>
+            </w:tabs>
+            <w:rPr>
+              <w:noProof/>
+            </w:rPr>
+          </w:pPr>
+          <w:hyperlink w:anchor="_Toc240901171" w:history="1">
+            <w:r>
+              <w:rPr>
+                <w:rStyle w:val="Hyperlink"/>
+                <w:noProof/>
+              </w:rPr>
+              <w:t>40.2.</w:t>
+            </w:r>
+            <w:r>
+              <w:rPr>
+                <w:noProof/>
+              </w:rPr>
+              <w:tab/>
+            </w:r>
+            <w:r>
+              <w:rPr>
+                <w:rStyle w:val="Hyperlink"/>
+                <w:noProof/>
+              </w:rPr>
+              <w:t>ASasdA</w:t>
+            </w:r>
+            <w:r>
+              <w:rPr>
+                <w:noProof/>
+                <w:webHidden/>
+              </w:rPr>
+              <w:tab/>
+            </w:r>
+            <w:r>
+              <w:rPr>
+                <w:noProof/>
+                <w:webHidden/>
+              </w:rPr>
+              <w:fldChar w:fldCharType="begin"/>
+            </w:r>
+            <w:r>
+              <w:rPr>
+                <w:noProof/>
+                <w:webHidden/>
+              </w:rPr>
+              <w:instrText xml:space="preserve"> PAGEREF _Toc240901171 \h </w:instrText>
+            </w:r>
+            <w:r>
+              <w:rPr>
+                <w:noProof/>
+                <w:webHidden/>
+              </w:rPr>
+            </w:r>
+            <w:r>
+              <w:rPr>
+                <w:noProof/>
+                <w:webHidden/>
+              </w:rPr>
+              <w:fldChar w:fldCharType="separate"/>
+            </w:r>
+            <w:r>
+              <w:rPr>
+                <w:noProof/>
+                <w:webHidden/>
+              </w:rPr>
+              <w:t>31</w:t>
+            </w:r>
+            <w:r>
+              <w:rPr>
+                <w:noProof/>
+                <w:webHidden/>
+              </w:rPr>
+              <w:fldChar w:fldCharType="end"/>
+            </w:r>
+          </w:hyperlink>
+        </w:p>
+        <w:p>
+          <w:pPr>
+            <w:pStyle w:val="Verzeichnis1"/>
+            <w:tabs>
+              <w:tab w:val="left" w:pos="720"/>
+              <w:tab w:val="right" w:leader="dot" w:pos="9062"/>
+            </w:tabs>
+            <w:rPr>
+              <w:noProof/>
+            </w:rPr>
+          </w:pPr>
+          <w:hyperlink w:anchor="_Toc240901172" w:history="1">
+            <w:r>
+              <w:rPr>
+                <w:rStyle w:val="Hyperlink"/>
+                <w:noProof/>
+              </w:rPr>
+              <w:t>41.</w:t>
+            </w:r>
+            <w:r>
+              <w:rPr>
+                <w:noProof/>
+              </w:rPr>
+              <w:tab/>
+            </w:r>
+            <w:r>
+              <w:rPr>
+                <w:rStyle w:val="Hyperlink"/>
+                <w:noProof/>
+              </w:rPr>
+              <w:t>Scope</w:t>
+            </w:r>
+            <w:r>
+              <w:rPr>
+                <w:noProof/>
+                <w:webHidden/>
+              </w:rPr>
+              <w:tab/>
+            </w:r>
+            <w:r>
+              <w:rPr>
+                <w:noProof/>
+                <w:webHidden/>
+              </w:rPr>
+              <w:fldChar w:fldCharType="begin"/>
+            </w:r>
+            <w:r>
+              <w:rPr>
+                <w:noProof/>
+                <w:webHidden/>
+              </w:rPr>
+              <w:instrText xml:space="preserve"> PAGEREF _Toc240901172 \h </w:instrText>
+            </w:r>
+            <w:r>
+              <w:rPr>
+                <w:noProof/>
+                <w:webHidden/>
+              </w:rPr>
+            </w:r>
+            <w:r>
+              <w:rPr>
+                <w:noProof/>
+                <w:webHidden/>
+              </w:rPr>
+              <w:fldChar w:fldCharType="separate"/>
+            </w:r>
+            <w:r>
+              <w:rPr>
+                <w:noProof/>
+                <w:webHidden/>
+              </w:rPr>
+              <w:t>31</w:t>
+            </w:r>
+            <w:r>
+              <w:rPr>
+                <w:noProof/>
+                <w:webHidden/>
+              </w:rPr>
+              <w:fldChar w:fldCharType="end"/>
+            </w:r>
+          </w:hyperlink>
+        </w:p>
+        <w:p>
+          <w:pPr>
+            <w:pStyle w:val="Verzeichnis1"/>
+            <w:tabs>
+              <w:tab w:val="left" w:pos="720"/>
+              <w:tab w:val="right" w:leader="dot" w:pos="9062"/>
+            </w:tabs>
+            <w:rPr>
+              <w:noProof/>
+            </w:rPr>
+          </w:pPr>
+          <w:hyperlink w:anchor="_Toc240901173" w:history="1">
+            <w:r>
+              <w:rPr>
+                <w:rStyle w:val="Hyperlink"/>
+                <w:noProof/>
+              </w:rPr>
+              <w:t>42.</w:t>
+            </w:r>
+            <w:r>
+              <w:rPr>
+                <w:noProof/>
+              </w:rPr>
+              <w:tab/>
+            </w:r>
+            <w:r>
+              <w:rPr>
+                <w:rStyle w:val="Hyperlink"/>
+                <w:noProof/>
+              </w:rPr>
+              <w:t>Sasaf</w:t>
+            </w:r>
+            <w:r>
+              <w:rPr>
+                <w:noProof/>
+                <w:webHidden/>
+              </w:rPr>
+              <w:tab/>
+            </w:r>
+            <w:r>
+              <w:rPr>
+                <w:noProof/>
+                <w:webHidden/>
+              </w:rPr>
+              <w:fldChar w:fldCharType="begin"/>
+            </w:r>
+            <w:r>
+              <w:rPr>
+                <w:noProof/>
+                <w:webHidden/>
+              </w:rPr>
+              <w:instrText xml:space="preserve"> PAGEREF _Toc240901173 \h </w:instrText>
+            </w:r>
+            <w:r>
+              <w:rPr>
+                <w:noProof/>
+                <w:webHidden/>
+              </w:rPr>
+            </w:r>
+            <w:r>
+              <w:rPr>
+                <w:noProof/>
+                <w:webHidden/>
+              </w:rPr>
+              <w:fldChar w:fldCharType="separate"/>
+            </w:r>
+            <w:r>
+              <w:rPr>
+                <w:noProof/>
+                <w:webHidden/>
+              </w:rPr>
+              <w:t>32</w:t>
+            </w:r>
+            <w:r>
+              <w:rPr>
+                <w:noProof/>
+                <w:webHidden/>
+              </w:rPr>
+              <w:fldChar w:fldCharType="end"/>
+            </w:r>
+          </w:hyperlink>
+        </w:p>
+        <w:p>
+          <w:pPr>
+            <w:pStyle w:val="Verzeichnis1"/>
+            <w:tabs>
+              <w:tab w:val="left" w:pos="720"/>
+              <w:tab w:val="right" w:leader="dot" w:pos="9062"/>
+            </w:tabs>
+            <w:rPr>
+              <w:noProof/>
+            </w:rPr>
+          </w:pPr>
+          <w:hyperlink w:anchor="_Toc240901174" w:history="1">
+            <w:r>
+              <w:rPr>
+                <w:rStyle w:val="Hyperlink"/>
+                <w:noProof/>
+              </w:rPr>
+              <w:t>43.</w:t>
+            </w:r>
+            <w:r>
+              <w:rPr>
+                <w:noProof/>
+              </w:rPr>
+              <w:tab/>
+            </w:r>
+            <w:r>
+              <w:rPr>
+                <w:rStyle w:val="Hyperlink"/>
+                <w:noProof/>
+              </w:rPr>
+              <w:t>Fdsfafasf</w:t>
+            </w:r>
+            <w:r>
+              <w:rPr>
+                <w:noProof/>
+                <w:webHidden/>
+              </w:rPr>
+              <w:tab/>
+            </w:r>
+            <w:r>
+              <w:rPr>
+                <w:noProof/>
+                <w:webHidden/>
+              </w:rPr>
+              <w:fldChar w:fldCharType="begin"/>
+            </w:r>
+            <w:r>
+              <w:rPr>
+                <w:noProof/>
+                <w:webHidden/>
+              </w:rPr>
+              <w:instrText xml:space="preserve"> PAGEREF _Toc240901174 \h </w:instrText>
+            </w:r>
+            <w:r>
+              <w:rPr>
+                <w:noProof/>
+                <w:webHidden/>
+              </w:rPr>
+            </w:r>
+            <w:r>
+              <w:rPr>
+                <w:noProof/>
+                <w:webHidden/>
+              </w:rPr>
+              <w:fldChar w:fldCharType="separate"/>
+            </w:r>
+            <w:r>
+              <w:rPr>
+                <w:noProof/>
+                <w:webHidden/>
+              </w:rPr>
+              <w:t>33</w:t>
+            </w:r>
+            <w:r>
+              <w:rPr>
+                <w:noProof/>
+                <w:webHidden/>
+              </w:rPr>
+              <w:fldChar w:fldCharType="end"/>
+            </w:r>
+          </w:hyperlink>
+        </w:p>
+        <w:p>
+          <w:pPr>
+            <w:pStyle w:val="Verzeichnis1"/>
+            <w:tabs>
+              <w:tab w:val="left" w:pos="720"/>
+              <w:tab w:val="right" w:leader="dot" w:pos="9062"/>
+            </w:tabs>
+            <w:rPr>
+              <w:noProof/>
+            </w:rPr>
+          </w:pPr>
+          <w:hyperlink w:anchor="_Toc240901175" w:history="1">
+            <w:r>
+              <w:rPr>
+                <w:rStyle w:val="Hyperlink"/>
+                <w:noProof/>
+              </w:rPr>
+              <w:t>44.</w:t>
+            </w:r>
+            <w:r>
+              <w:rPr>
+                <w:noProof/>
+              </w:rPr>
+              <w:tab/>
+            </w:r>
+            <w:r>
+              <w:rPr>
+                <w:rStyle w:val="Hyperlink"/>
+                <w:noProof/>
+              </w:rPr>
+              <w:t>asfddaf</w:t>
+            </w:r>
+            <w:r>
+              <w:rPr>
+                <w:noProof/>
+                <w:webHidden/>
+              </w:rPr>
+              <w:tab/>
+            </w:r>
+            <w:r>
+              <w:rPr>
+                <w:noProof/>
+                <w:webHidden/>
+              </w:rPr>
+              <w:fldChar w:fldCharType="begin"/>
+            </w:r>
+            <w:r>
+              <w:rPr>
+                <w:noProof/>
+                <w:webHidden/>
+              </w:rPr>
+              <w:instrText xml:space="preserve"> PAGEREF _Toc240901175 \h </w:instrText>
+            </w:r>
+            <w:r>
+              <w:rPr>
+                <w:noProof/>
+                <w:webHidden/>
+              </w:rPr>
+            </w:r>
+            <w:r>
+              <w:rPr>
+                <w:noProof/>
+                <w:webHidden/>
+              </w:rPr>
+              <w:fldChar w:fldCharType="separate"/>
+            </w:r>
+            <w:r>
+              <w:rPr>
+                <w:noProof/>
+                <w:webHidden/>
+              </w:rPr>
+              <w:t>34</w:t>
+            </w:r>
+            <w:r>
+              <w:rPr>
+                <w:noProof/>
+                <w:webHidden/>
+              </w:rPr>
+              <w:fldChar w:fldCharType="end"/>
+            </w:r>
+          </w:hyperlink>
+        </w:p>
+        <w:p>
+          <w:pPr>
+            <w:pStyle w:val="Verzeichnis1"/>
+            <w:tabs>
+              <w:tab w:val="left" w:pos="960"/>
+              <w:tab w:val="right" w:leader="dot" w:pos="9062"/>
+            </w:tabs>
+            <w:rPr>
+              <w:noProof/>
+            </w:rPr>
+          </w:pPr>
+          <w:hyperlink w:anchor="_Toc240901176" w:history="1">
+            <w:r>
+              <w:rPr>
+                <w:rStyle w:val="Hyperlink"/>
+                <w:noProof/>
+              </w:rPr>
+              <w:t>44.1.</w:t>
+            </w:r>
+            <w:r>
+              <w:rPr>
+                <w:noProof/>
+              </w:rPr>
+              <w:tab/>
+            </w:r>
+            <w:r>
+              <w:rPr>
+                <w:rStyle w:val="Hyperlink"/>
+                <w:noProof/>
+              </w:rPr>
+              <w:t>safsafasdfjkljdskf</w:t>
+            </w:r>
+            <w:r>
+              <w:rPr>
+                <w:noProof/>
+                <w:webHidden/>
+              </w:rPr>
+              <w:tab/>
+            </w:r>
+            <w:r>
+              <w:rPr>
+                <w:noProof/>
+                <w:webHidden/>
+              </w:rPr>
+              <w:fldChar w:fldCharType="begin"/>
+            </w:r>
+            <w:r>
+              <w:rPr>
+                <w:noProof/>
+                <w:webHidden/>
+              </w:rPr>
+              <w:instrText xml:space="preserve"> PAGEREF _Toc240901176 \h </w:instrText>
+            </w:r>
+            <w:r>
+              <w:rPr>
+                <w:noProof/>
+                <w:webHidden/>
+              </w:rPr>
+            </w:r>
+            <w:r>
+              <w:rPr>
+                <w:noProof/>
+                <w:webHidden/>
+              </w:rPr>
+              <w:fldChar w:fldCharType="separate"/>
+            </w:r>
+            <w:r>
+              <w:rPr>
+                <w:noProof/>
+                <w:webHidden/>
+              </w:rPr>
+              <w:t>34</w:t>
+            </w:r>
+            <w:r>
+              <w:rPr>
+                <w:noProof/>
+                <w:webHidden/>
+              </w:rPr>
+              <w:fldChar w:fldCharType="end"/>
+            </w:r>
+          </w:hyperlink>
+        </w:p>
+        <w:p>
+          <w:pPr>
+            <w:pStyle w:val="Verzeichnis1"/>
+            <w:tabs>
+              <w:tab w:val="left" w:pos="960"/>
+              <w:tab w:val="right" w:leader="dot" w:pos="9062"/>
+            </w:tabs>
+            <w:rPr>
+              <w:noProof/>
+            </w:rPr>
+          </w:pPr>
+          <w:hyperlink w:anchor="_Toc240901177" w:history="1">
+            <w:r>
+              <w:rPr>
+                <w:rStyle w:val="Hyperlink"/>
+                <w:noProof/>
+              </w:rPr>
+              <w:t>44.2.</w:t>
+            </w:r>
+            <w:r>
+              <w:rPr>
+                <w:noProof/>
+              </w:rPr>
+              <w:tab/>
+            </w:r>
+            <w:r>
+              <w:rPr>
+                <w:rStyle w:val="Hyperlink"/>
+                <w:noProof/>
+              </w:rPr>
+              <w:t>ASasdA</w:t>
+            </w:r>
+            <w:r>
+              <w:rPr>
+                <w:noProof/>
+                <w:webHidden/>
+              </w:rPr>
+              <w:tab/>
+            </w:r>
+            <w:r>
+              <w:rPr>
+                <w:noProof/>
+                <w:webHidden/>
+              </w:rPr>
+              <w:fldChar w:fldCharType="begin"/>
+            </w:r>
+            <w:r>
+              <w:rPr>
+                <w:noProof/>
+                <w:webHidden/>
+              </w:rPr>
+              <w:instrText xml:space="preserve"> PAGEREF _Toc240901177 \h </w:instrText>
+            </w:r>
+            <w:r>
+              <w:rPr>
+                <w:noProof/>
+                <w:webHidden/>
+              </w:rPr>
+            </w:r>
+            <w:r>
+              <w:rPr>
+                <w:noProof/>
+                <w:webHidden/>
+              </w:rPr>
+              <w:fldChar w:fldCharType="separate"/>
+            </w:r>
+            <w:r>
+              <w:rPr>
+                <w:noProof/>
+                <w:webHidden/>
+              </w:rPr>
+              <w:t>34</w:t>
+            </w:r>
+            <w:r>
+              <w:rPr>
+                <w:noProof/>
+                <w:webHidden/>
+              </w:rPr>
+              <w:fldChar w:fldCharType="end"/>
+            </w:r>
+          </w:hyperlink>
+        </w:p>
+        <w:p>
+          <w:pPr>
+            <w:pStyle w:val="Verzeichnis1"/>
+            <w:tabs>
+              <w:tab w:val="left" w:pos="720"/>
+              <w:tab w:val="right" w:leader="dot" w:pos="9062"/>
+            </w:tabs>
+            <w:rPr>
+              <w:noProof/>
+            </w:rPr>
+          </w:pPr>
+          <w:hyperlink w:anchor="_Toc240901178" w:history="1">
+            <w:r>
+              <w:rPr>
+                <w:rStyle w:val="Hyperlink"/>
+                <w:noProof/>
+              </w:rPr>
+              <w:t>45.</w:t>
+            </w:r>
+            <w:r>
+              <w:rPr>
+                <w:noProof/>
+              </w:rPr>
+              <w:tab/>
+            </w:r>
+            <w:r>
+              <w:rPr>
+                <w:rStyle w:val="Hyperlink"/>
+                <w:noProof/>
+              </w:rPr>
+              <w:t>Scope</w:t>
+            </w:r>
+            <w:r>
+              <w:rPr>
+                <w:noProof/>
+                <w:webHidden/>
+              </w:rPr>
+              <w:tab/>
+            </w:r>
+            <w:r>
+              <w:rPr>
+                <w:noProof/>
+                <w:webHidden/>
+              </w:rPr>
+              <w:fldChar w:fldCharType="begin"/>
+            </w:r>
+            <w:r>
+              <w:rPr>
+                <w:noProof/>
+                <w:webHidden/>
+              </w:rPr>
+              <w:instrText xml:space="preserve"> PAGEREF _Toc240901178 \h </w:instrText>
+            </w:r>
+            <w:r>
+              <w:rPr>
+                <w:noProof/>
+                <w:webHidden/>
+              </w:rPr>
+            </w:r>
+            <w:r>
+              <w:rPr>
+                <w:noProof/>
+                <w:webHidden/>
+              </w:rPr>
+              <w:fldChar w:fldCharType="separate"/>
+            </w:r>
+            <w:r>
+              <w:rPr>
+                <w:noProof/>
+                <w:webHidden/>
+              </w:rPr>
+              <w:t>34</w:t>
+            </w:r>
+            <w:r>
+              <w:rPr>
+                <w:noProof/>
+                <w:webHidden/>
+              </w:rPr>
+              <w:fldChar w:fldCharType="end"/>
+            </w:r>
+          </w:hyperlink>
+        </w:p>
+        <w:p>
+          <w:pPr>
+            <w:pStyle w:val="Verzeichnis1"/>
+            <w:tabs>
+              <w:tab w:val="left" w:pos="720"/>
+              <w:tab w:val="right" w:leader="dot" w:pos="9062"/>
+            </w:tabs>
+            <w:rPr>
+              <w:noProof/>
+            </w:rPr>
+          </w:pPr>
+          <w:hyperlink w:anchor="_Toc240901179" w:history="1">
+            <w:r>
+              <w:rPr>
+                <w:rStyle w:val="Hyperlink"/>
+                <w:noProof/>
+              </w:rPr>
+              <w:t>46.</w:t>
+            </w:r>
+            <w:r>
+              <w:rPr>
+                <w:noProof/>
+              </w:rPr>
+              <w:tab/>
+            </w:r>
+            <w:r>
+              <w:rPr>
+                <w:rStyle w:val="Hyperlink"/>
+                <w:noProof/>
+              </w:rPr>
+              <w:t>Sasaf</w:t>
+            </w:r>
+            <w:r>
+              <w:rPr>
+                <w:noProof/>
+                <w:webHidden/>
+              </w:rPr>
+              <w:tab/>
+            </w:r>
+            <w:r>
+              <w:rPr>
+                <w:noProof/>
+                <w:webHidden/>
+              </w:rPr>
+              <w:fldChar w:fldCharType="begin"/>
+            </w:r>
+            <w:r>
+              <w:rPr>
+                <w:noProof/>
+                <w:webHidden/>
+              </w:rPr>
+              <w:instrText xml:space="preserve"> PAGEREF _Toc240901179 \h </w:instrText>
+            </w:r>
+            <w:r>
+              <w:rPr>
+                <w:noProof/>
+                <w:webHidden/>
+              </w:rPr>
+            </w:r>
+            <w:r>
+              <w:rPr>
+                <w:noProof/>
+                <w:webHidden/>
+              </w:rPr>
+              <w:fldChar w:fldCharType="separate"/>
+            </w:r>
+            <w:r>
+              <w:rPr>
+                <w:noProof/>
+                <w:webHidden/>
+              </w:rPr>
+              <w:t>35</w:t>
+            </w:r>
+            <w:r>
+              <w:rPr>
+                <w:noProof/>
+                <w:webHidden/>
+              </w:rPr>
+              <w:fldChar w:fldCharType="end"/>
+            </w:r>
+          </w:hyperlink>
+        </w:p>
+        <w:p>
+          <w:pPr>
+            <w:pStyle w:val="Verzeichnis1"/>
+            <w:tabs>
+              <w:tab w:val="left" w:pos="720"/>
+              <w:tab w:val="right" w:leader="dot" w:pos="9062"/>
+            </w:tabs>
+            <w:rPr>
+              <w:noProof/>
+            </w:rPr>
+          </w:pPr>
+          <w:hyperlink w:anchor="_Toc240901180" w:history="1">
+            <w:r>
+              <w:rPr>
+                <w:rStyle w:val="Hyperlink"/>
+                <w:noProof/>
+              </w:rPr>
+              <w:t>47.</w:t>
+            </w:r>
+            <w:r>
+              <w:rPr>
+                <w:noProof/>
+              </w:rPr>
+              <w:tab/>
+            </w:r>
+            <w:r>
+              <w:rPr>
+                <w:rStyle w:val="Hyperlink"/>
+                <w:noProof/>
+              </w:rPr>
+              <w:t>Fdsfafasf</w:t>
+            </w:r>
+            <w:r>
+              <w:rPr>
+                <w:noProof/>
+                <w:webHidden/>
+              </w:rPr>
+              <w:tab/>
+            </w:r>
+            <w:r>
+              <w:rPr>
+                <w:noProof/>
+                <w:webHidden/>
+              </w:rPr>
+              <w:fldChar w:fldCharType="begin"/>
+            </w:r>
+            <w:r>
+              <w:rPr>
+                <w:noProof/>
+                <w:webHidden/>
+              </w:rPr>
+              <w:instrText xml:space="preserve"> PAGEREF _Toc240901180 \h </w:instrText>
+            </w:r>
+            <w:r>
+              <w:rPr>
+                <w:noProof/>
+                <w:webHidden/>
+              </w:rPr>
+            </w:r>
+            <w:r>
+              <w:rPr>
+                <w:noProof/>
+                <w:webHidden/>
+              </w:rPr>
+              <w:fldChar w:fldCharType="separate"/>
+            </w:r>
+            <w:r>
+              <w:rPr>
+                <w:noProof/>
+                <w:webHidden/>
+              </w:rPr>
+              <w:t>36</w:t>
+            </w:r>
+            <w:r>
+              <w:rPr>
+                <w:noProof/>
+                <w:webHidden/>
+              </w:rPr>
+              <w:fldChar w:fldCharType="end"/>
+            </w:r>
+          </w:hyperlink>
+        </w:p>
+        <w:p>
+          <w:pPr>
+            <w:pStyle w:val="Verzeichnis1"/>
+            <w:tabs>
+              <w:tab w:val="left" w:pos="720"/>
+              <w:tab w:val="right" w:leader="dot" w:pos="9062"/>
+            </w:tabs>
+            <w:rPr>
+              <w:noProof/>
+            </w:rPr>
+          </w:pPr>
+          <w:hyperlink w:anchor="_Toc240901181" w:history="1">
+            <w:r>
+              <w:rPr>
+                <w:rStyle w:val="Hyperlink"/>
+                <w:noProof/>
+              </w:rPr>
+              <w:t>48.</w:t>
+            </w:r>
+            <w:r>
+              <w:rPr>
+                <w:noProof/>
+              </w:rPr>
+              <w:tab/>
+            </w:r>
+            <w:r>
+              <w:rPr>
+                <w:rStyle w:val="Hyperlink"/>
+                <w:noProof/>
+              </w:rPr>
+              <w:t>asfddaf</w:t>
+            </w:r>
+            <w:r>
+              <w:rPr>
+                <w:noProof/>
+                <w:webHidden/>
+              </w:rPr>
+              <w:tab/>
+            </w:r>
+            <w:r>
+              <w:rPr>
+                <w:noProof/>
+                <w:webHidden/>
+              </w:rPr>
+              <w:fldChar w:fldCharType="begin"/>
+            </w:r>
+            <w:r>
+              <w:rPr>
+                <w:noProof/>
+                <w:webHidden/>
+              </w:rPr>
+              <w:instrText xml:space="preserve"> PAGEREF _Toc240901181 \h </w:instrText>
+            </w:r>
+            <w:r>
+              <w:rPr>
+                <w:noProof/>
+                <w:webHidden/>
+              </w:rPr>
+            </w:r>
+            <w:r>
+              <w:rPr>
+                <w:noProof/>
+                <w:webHidden/>
+              </w:rPr>
+              <w:fldChar w:fldCharType="separate"/>
+            </w:r>
+            <w:r>
+              <w:rPr>
+                <w:noProof/>
+                <w:webHidden/>
+              </w:rPr>
+              <w:t>37</w:t>
+            </w:r>
+            <w:r>
+              <w:rPr>
+                <w:noProof/>
+                <w:webHidden/>
+              </w:rPr>
+              <w:fldChar w:fldCharType="end"/>
+            </w:r>
+          </w:hyperlink>
+        </w:p>
+        <w:p>
+          <w:pPr>
+            <w:pStyle w:val="Verzeichnis1"/>
+            <w:tabs>
+              <w:tab w:val="left" w:pos="960"/>
+              <w:tab w:val="right" w:leader="dot" w:pos="9062"/>
+            </w:tabs>
+            <w:rPr>
+              <w:noProof/>
+            </w:rPr>
+          </w:pPr>
+          <w:hyperlink w:anchor="_Toc240901182" w:history="1">
+            <w:r>
+              <w:rPr>
+                <w:rStyle w:val="Hyperlink"/>
+                <w:noProof/>
+              </w:rPr>
+              <w:t>48.1.</w:t>
+            </w:r>
+            <w:r>
+              <w:rPr>
+                <w:noProof/>
+              </w:rPr>
+              <w:tab/>
+            </w:r>
+            <w:r>
+              <w:rPr>
+                <w:rStyle w:val="Hyperlink"/>
+                <w:noProof/>
+              </w:rPr>
+              <w:t>safsafasdfjkljdskf</w:t>
+            </w:r>
+            <w:r>
+              <w:rPr>
+                <w:noProof/>
+                <w:webHidden/>
+              </w:rPr>
+              <w:tab/>
+            </w:r>
+            <w:r>
+              <w:rPr>
+                <w:noProof/>
+                <w:webHidden/>
+              </w:rPr>
+              <w:fldChar w:fldCharType="begin"/>
+            </w:r>
+            <w:r>
+              <w:rPr>
+                <w:noProof/>
+                <w:webHidden/>
+              </w:rPr>
+              <w:instrText xml:space="preserve"> PAGEREF _Toc240901182 \h </w:instrText>
+            </w:r>
+            <w:r>
+              <w:rPr>
+                <w:noProof/>
+                <w:webHidden/>
+              </w:rPr>
+            </w:r>
+            <w:r>
+              <w:rPr>
+                <w:noProof/>
+                <w:webHidden/>
+              </w:rPr>
+              <w:fldChar w:fldCharType="separate"/>
+            </w:r>
+            <w:r>
+              <w:rPr>
+                <w:noProof/>
+                <w:webHidden/>
+              </w:rPr>
+              <w:t>37</w:t>
+            </w:r>
+            <w:r>
+              <w:rPr>
+                <w:noProof/>
+                <w:webHidden/>
+              </w:rPr>
+              <w:fldChar w:fldCharType="end"/>
+            </w:r>
+          </w:hyperlink>
+        </w:p>
+        <w:p>
+          <w:pPr>
+            <w:pStyle w:val="Verzeichnis1"/>
+            <w:tabs>
+              <w:tab w:val="left" w:pos="960"/>
+              <w:tab w:val="right" w:leader="dot" w:pos="9062"/>
+            </w:tabs>
+            <w:rPr>
+              <w:noProof/>
+            </w:rPr>
+          </w:pPr>
+          <w:hyperlink w:anchor="_Toc240901183" w:history="1">
+            <w:r>
+              <w:rPr>
+                <w:rStyle w:val="Hyperlink"/>
+                <w:noProof/>
+              </w:rPr>
+              <w:t>48.2.</w:t>
+            </w:r>
+            <w:r>
+              <w:rPr>
+                <w:noProof/>
+              </w:rPr>
+              <w:tab/>
+            </w:r>
+            <w:r>
+              <w:rPr>
+                <w:rStyle w:val="Hyperlink"/>
+                <w:noProof/>
+              </w:rPr>
+              <w:t>ASasdA</w:t>
+            </w:r>
+            <w:r>
+              <w:rPr>
+                <w:noProof/>
+                <w:webHidden/>
+              </w:rPr>
+              <w:tab/>
+            </w:r>
+            <w:r>
+              <w:rPr>
+                <w:noProof/>
+                <w:webHidden/>
+              </w:rPr>
+              <w:fldChar w:fldCharType="begin"/>
+            </w:r>
+            <w:r>
+              <w:rPr>
+                <w:noProof/>
+                <w:webHidden/>
+              </w:rPr>
+              <w:instrText xml:space="preserve"> PAGEREF _Toc240901183 \h </w:instrText>
+            </w:r>
+            <w:r>
+              <w:rPr>
+                <w:noProof/>
+                <w:webHidden/>
+              </w:rPr>
+            </w:r>
+            <w:r>
+              <w:rPr>
+                <w:noProof/>
+                <w:webHidden/>
+              </w:rPr>
+              <w:fldChar w:fldCharType="separate"/>
+            </w:r>
+            <w:r>
+              <w:rPr>
+                <w:noProof/>
+                <w:webHidden/>
+              </w:rPr>
+              <w:t>37</w:t>
+            </w:r>
+            <w:r>
+              <w:rPr>
+                <w:noProof/>
+                <w:webHidden/>
+              </w:rPr>
+              <w:fldChar w:fldCharType="end"/>
+            </w:r>
+          </w:hyperlink>
+        </w:p>
+        <w:p>
+          <w:pPr>
+            <w:pStyle w:val="Verzeichnis1"/>
+            <w:tabs>
+              <w:tab w:val="left" w:pos="720"/>
+              <w:tab w:val="right" w:leader="dot" w:pos="9062"/>
+            </w:tabs>
+            <w:rPr>
+              <w:noProof/>
+            </w:rPr>
+          </w:pPr>
+          <w:hyperlink w:anchor="_Toc240901184" w:history="1">
+            <w:r>
+              <w:rPr>
+                <w:rStyle w:val="Hyperlink"/>
+                <w:noProof/>
+              </w:rPr>
+              <w:t>49.</w:t>
+            </w:r>
+            <w:r>
+              <w:rPr>
+                <w:noProof/>
+              </w:rPr>
+              <w:tab/>
+            </w:r>
+            <w:r>
+              <w:rPr>
+                <w:rStyle w:val="Hyperlink"/>
+                <w:noProof/>
+              </w:rPr>
+              <w:t>Scope</w:t>
+            </w:r>
+            <w:r>
+              <w:rPr>
+                <w:noProof/>
+                <w:webHidden/>
+              </w:rPr>
+              <w:tab/>
+            </w:r>
+            <w:r>
+              <w:rPr>
+                <w:noProof/>
+                <w:webHidden/>
+              </w:rPr>
+              <w:fldChar w:fldCharType="begin"/>
+            </w:r>
+            <w:r>
+              <w:rPr>
+                <w:noProof/>
+                <w:webHidden/>
+              </w:rPr>
+              <w:instrText xml:space="preserve"> PAGEREF _Toc240901184 \h </w:instrText>
+            </w:r>
+            <w:r>
+              <w:rPr>
+                <w:noProof/>
+                <w:webHidden/>
+              </w:rPr>
+            </w:r>
+            <w:r>
+              <w:rPr>
+                <w:noProof/>
+                <w:webHidden/>
+              </w:rPr>
+              <w:fldChar w:fldCharType="separate"/>
+            </w:r>
+            <w:r>
+              <w:rPr>
+                <w:noProof/>
+                <w:webHidden/>
+              </w:rPr>
+              <w:t>37</w:t>
+            </w:r>
+            <w:r>
+              <w:rPr>
+                <w:noProof/>
+                <w:webHidden/>
+              </w:rPr>
+              <w:fldChar w:fldCharType="end"/>
+            </w:r>
+          </w:hyperlink>
+        </w:p>
+        <w:p>
+          <w:pPr>
+            <w:pStyle w:val="Verzeichnis1"/>
+            <w:tabs>
+              <w:tab w:val="left" w:pos="720"/>
+              <w:tab w:val="right" w:leader="dot" w:pos="9062"/>
+            </w:tabs>
+            <w:rPr>
+              <w:noProof/>
+            </w:rPr>
+          </w:pPr>
+          <w:hyperlink w:anchor="_Toc240901185" w:history="1">
+            <w:r>
+              <w:rPr>
+                <w:rStyle w:val="Hyperlink"/>
+                <w:noProof/>
+              </w:rPr>
+              <w:t>50.</w:t>
+            </w:r>
+            <w:r>
+              <w:rPr>
+                <w:noProof/>
+              </w:rPr>
+              <w:tab/>
+            </w:r>
+            <w:r>
+              <w:rPr>
+                <w:rStyle w:val="Hyperlink"/>
+                <w:noProof/>
+              </w:rPr>
+              <w:t>Sasaf</w:t>
+            </w:r>
+            <w:r>
+              <w:rPr>
+                <w:noProof/>
+                <w:webHidden/>
+              </w:rPr>
+              <w:tab/>
+            </w:r>
+            <w:r>
+              <w:rPr>
+                <w:noProof/>
+                <w:webHidden/>
+              </w:rPr>
+              <w:fldChar w:fldCharType="begin"/>
+            </w:r>
+            <w:r>
+              <w:rPr>
+                <w:noProof/>
+                <w:webHidden/>
+              </w:rPr>
+              <w:instrText xml:space="preserve"> PAGEREF _Toc240901185 \h </w:instrText>
+            </w:r>
+            <w:r>
+              <w:rPr>
+                <w:noProof/>
+                <w:webHidden/>
+              </w:rPr>
+            </w:r>
+            <w:r>
+              <w:rPr>
+                <w:noProof/>
+                <w:webHidden/>
+              </w:rPr>
+              <w:fldChar w:fldCharType="separate"/>
+            </w:r>
+            <w:r>
+              <w:rPr>
+                <w:noProof/>
+                <w:webHidden/>
+              </w:rPr>
+              <w:t>38</w:t>
+            </w:r>
+            <w:r>
+              <w:rPr>
+                <w:noProof/>
+                <w:webHidden/>
+              </w:rPr>
+              <w:fldChar w:fldCharType="end"/>
+            </w:r>
+          </w:hyperlink>
+        </w:p>
+        <w:p>
+          <w:pPr>
+            <w:pStyle w:val="Verzeichnis1"/>
+            <w:tabs>
+              <w:tab w:val="left" w:pos="720"/>
+              <w:tab w:val="right" w:leader="dot" w:pos="9062"/>
+            </w:tabs>
+            <w:rPr>
+              <w:noProof/>
+            </w:rPr>
+          </w:pPr>
+          <w:hyperlink w:anchor="_Toc240901186" w:history="1">
+            <w:r>
+              <w:rPr>
+                <w:rStyle w:val="Hyperlink"/>
+                <w:noProof/>
+              </w:rPr>
+              <w:t>51.</w:t>
+            </w:r>
+            <w:r>
+              <w:rPr>
+                <w:noProof/>
+              </w:rPr>
+              <w:tab/>
+            </w:r>
+            <w:r>
+              <w:rPr>
+                <w:rStyle w:val="Hyperlink"/>
+                <w:noProof/>
+              </w:rPr>
+              <w:t>Fdsfafasf</w:t>
+            </w:r>
+            <w:r>
+              <w:rPr>
+                <w:noProof/>
+                <w:webHidden/>
+              </w:rPr>
+              <w:tab/>
+            </w:r>
+            <w:r>
+              <w:rPr>
+                <w:noProof/>
+                <w:webHidden/>
+              </w:rPr>
+              <w:fldChar w:fldCharType="begin"/>
+            </w:r>
+            <w:r>
+              <w:rPr>
+                <w:noProof/>
+                <w:webHidden/>
+              </w:rPr>
+              <w:instrText xml:space="preserve"> PAGEREF _Toc240901186 \h </w:instrText>
+            </w:r>
+            <w:r>
+              <w:rPr>
+                <w:noProof/>
+                <w:webHidden/>
+              </w:rPr>
+            </w:r>
+            <w:r>
+              <w:rPr>
+                <w:noProof/>
+                <w:webHidden/>
+              </w:rPr>
+              <w:fldChar w:fldCharType="separate"/>
+            </w:r>
+            <w:r>
+              <w:rPr>
+                <w:noProof/>
+                <w:webHidden/>
+              </w:rPr>
+              <w:t>39</w:t>
+            </w:r>
+            <w:r>
+              <w:rPr>
+                <w:noProof/>
+                <w:webHidden/>
+              </w:rPr>
+              <w:fldChar w:fldCharType="end"/>
+            </w:r>
+          </w:hyperlink>
+        </w:p>
+        <w:p>
+          <w:pPr>
+            <w:pStyle w:val="Verzeichnis1"/>
+            <w:tabs>
+              <w:tab w:val="left" w:pos="720"/>
+              <w:tab w:val="right" w:leader="dot" w:pos="9062"/>
+            </w:tabs>
+            <w:rPr>
+              <w:noProof/>
+            </w:rPr>
+          </w:pPr>
+          <w:hyperlink w:anchor="_Toc240901187" w:history="1">
+            <w:r>
+              <w:rPr>
+                <w:rStyle w:val="Hyperlink"/>
+                <w:noProof/>
+              </w:rPr>
+              <w:t>52.</w:t>
+            </w:r>
+            <w:r>
+              <w:rPr>
+                <w:noProof/>
+              </w:rPr>
+              <w:tab/>
+            </w:r>
+            <w:r>
+              <w:rPr>
+                <w:rStyle w:val="Hyperlink"/>
+                <w:noProof/>
+              </w:rPr>
+              <w:t>asfddaf</w:t>
+            </w:r>
+            <w:r>
+              <w:rPr>
+                <w:noProof/>
+                <w:webHidden/>
+              </w:rPr>
+              <w:tab/>
+            </w:r>
+            <w:r>
+              <w:rPr>
+                <w:noProof/>
+                <w:webHidden/>
+              </w:rPr>
+              <w:fldChar w:fldCharType="begin"/>
+            </w:r>
+            <w:r>
+              <w:rPr>
+                <w:noProof/>
+                <w:webHidden/>
+              </w:rPr>
+              <w:instrText xml:space="preserve"> PAGEREF _Toc240901187 \h </w:instrText>
+            </w:r>
+            <w:r>
+              <w:rPr>
+                <w:noProof/>
+                <w:webHidden/>
+              </w:rPr>
+            </w:r>
+            <w:r>
+              <w:rPr>
+                <w:noProof/>
+                <w:webHidden/>
+              </w:rPr>
+              <w:fldChar w:fldCharType="separate"/>
+            </w:r>
+            <w:r>
+              <w:rPr>
+                <w:noProof/>
+                <w:webHidden/>
+              </w:rPr>
+              <w:t>40</w:t>
+            </w:r>
+            <w:r>
+              <w:rPr>
+                <w:noProof/>
+                <w:webHidden/>
+              </w:rPr>
+              <w:fldChar w:fldCharType="end"/>
+            </w:r>
+          </w:hyperlink>
+        </w:p>
+        <w:p>
+          <w:pPr>
+            <w:pStyle w:val="Verzeichnis1"/>
+            <w:tabs>
+              <w:tab w:val="left" w:pos="960"/>
+              <w:tab w:val="right" w:leader="dot" w:pos="9062"/>
+            </w:tabs>
+            <w:rPr>
+              <w:noProof/>
+            </w:rPr>
+          </w:pPr>
+          <w:hyperlink w:anchor="_Toc240901188" w:history="1">
+            <w:r>
+              <w:rPr>
+                <w:rStyle w:val="Hyperlink"/>
+                <w:noProof/>
+              </w:rPr>
+              <w:t>52.1.</w:t>
+            </w:r>
+            <w:r>
+              <w:rPr>
+                <w:noProof/>
+              </w:rPr>
+              <w:tab/>
+            </w:r>
+            <w:r>
+              <w:rPr>
+                <w:rStyle w:val="Hyperlink"/>
+                <w:noProof/>
+              </w:rPr>
+              <w:t>safsafasdfjkljdskf</w:t>
+            </w:r>
+            <w:r>
+              <w:rPr>
+                <w:noProof/>
+                <w:webHidden/>
+              </w:rPr>
+              <w:tab/>
+            </w:r>
+            <w:r>
+              <w:rPr>
+                <w:noProof/>
+                <w:webHidden/>
+              </w:rPr>
+              <w:fldChar w:fldCharType="begin"/>
+            </w:r>
+            <w:r>
+              <w:rPr>
+                <w:noProof/>
+                <w:webHidden/>
+              </w:rPr>
+              <w:instrText xml:space="preserve"> PAGEREF _Toc240901188 \h </w:instrText>
+            </w:r>
+            <w:r>
+              <w:rPr>
+                <w:noProof/>
+                <w:webHidden/>
+              </w:rPr>
+            </w:r>
+            <w:r>
+              <w:rPr>
+                <w:noProof/>
+                <w:webHidden/>
+              </w:rPr>
+              <w:fldChar w:fldCharType="separate"/>
+            </w:r>
+            <w:r>
+              <w:rPr>
+                <w:noProof/>
+                <w:webHidden/>
+              </w:rPr>
+              <w:t>40</w:t>
+            </w:r>
+            <w:r>
+              <w:rPr>
+                <w:noProof/>
+                <w:webHidden/>
+              </w:rPr>
+              <w:fldChar w:fldCharType="end"/>
+            </w:r>
+          </w:hyperlink>
+        </w:p>
+        <w:p>
+          <w:pPr>
+            <w:pStyle w:val="Verzeichnis1"/>
+            <w:tabs>
+              <w:tab w:val="left" w:pos="960"/>
+              <w:tab w:val="right" w:leader="dot" w:pos="9062"/>
+            </w:tabs>
+            <w:rPr>
+              <w:noProof/>
+            </w:rPr>
+          </w:pPr>
+          <w:hyperlink w:anchor="_Toc240901189" w:history="1">
+            <w:r>
+              <w:rPr>
+                <w:rStyle w:val="Hyperlink"/>
+                <w:noProof/>
+              </w:rPr>
+              <w:t>52.2.</w:t>
+            </w:r>
+            <w:r>
+              <w:rPr>
+                <w:noProof/>
+              </w:rPr>
+              <w:tab/>
+            </w:r>
+            <w:r>
+              <w:rPr>
+                <w:rStyle w:val="Hyperlink"/>
+                <w:noProof/>
+              </w:rPr>
+              <w:t>ASasdA</w:t>
+            </w:r>
+            <w:r>
+              <w:rPr>
+                <w:noProof/>
+                <w:webHidden/>
+              </w:rPr>
+              <w:tab/>
+            </w:r>
+            <w:r>
+              <w:rPr>
+                <w:noProof/>
+                <w:webHidden/>
+              </w:rPr>
+              <w:fldChar w:fldCharType="begin"/>
+            </w:r>
+            <w:r>
+              <w:rPr>
+                <w:noProof/>
+                <w:webHidden/>
+              </w:rPr>
+              <w:instrText xml:space="preserve"> PAGEREF _Toc240901189 \h </w:instrText>
+            </w:r>
+            <w:r>
+              <w:rPr>
+                <w:noProof/>
+                <w:webHidden/>
+              </w:rPr>
+            </w:r>
+            <w:r>
+              <w:rPr>
+                <w:noProof/>
+                <w:webHidden/>
+              </w:rPr>
+              <w:fldChar w:fldCharType="separate"/>
+            </w:r>
+            <w:r>
+              <w:rPr>
+                <w:noProof/>
+                <w:webHidden/>
+              </w:rPr>
+              <w:t>40</w:t>
+            </w:r>
+            <w:r>
+              <w:rPr>
+                <w:noProof/>
+                <w:webHidden/>
+              </w:rPr>
+              <w:fldChar w:fldCharType="end"/>
+            </w:r>
+          </w:hyperlink>
+        </w:p>
+        <w:p>
+          <w:pPr>
+            <w:pStyle w:val="Verzeichnis1"/>
+            <w:tabs>
+              <w:tab w:val="left" w:pos="720"/>
+              <w:tab w:val="right" w:leader="dot" w:pos="9062"/>
+            </w:tabs>
+            <w:rPr>
+              <w:noProof/>
+            </w:rPr>
+          </w:pPr>
+          <w:hyperlink w:anchor="_Toc240901190" w:history="1">
+            <w:r>
+              <w:rPr>
+                <w:rStyle w:val="Hyperlink"/>
+                <w:noProof/>
+              </w:rPr>
+              <w:t>53.</w:t>
+            </w:r>
+            <w:r>
+              <w:rPr>
+                <w:noProof/>
+              </w:rPr>
+              <w:tab/>
+            </w:r>
+            <w:r>
+              <w:rPr>
+                <w:rStyle w:val="Hyperlink"/>
+                <w:noProof/>
+              </w:rPr>
+              <w:t>Scope</w:t>
+            </w:r>
+            <w:r>
+              <w:rPr>
+                <w:noProof/>
+                <w:webHidden/>
+              </w:rPr>
+              <w:tab/>
+            </w:r>
+            <w:r>
+              <w:rPr>
+                <w:noProof/>
+                <w:webHidden/>
+              </w:rPr>
+              <w:fldChar w:fldCharType="begin"/>
+            </w:r>
+            <w:r>
+              <w:rPr>
+                <w:noProof/>
+                <w:webHidden/>
+              </w:rPr>
+              <w:instrText xml:space="preserve"> PAGEREF _Toc240901190 \h </w:instrText>
+            </w:r>
+            <w:r>
+              <w:rPr>
+                <w:noProof/>
+                <w:webHidden/>
+              </w:rPr>
+            </w:r>
+            <w:r>
+              <w:rPr>
+                <w:noProof/>
+                <w:webHidden/>
+              </w:rPr>
+              <w:fldChar w:fldCharType="separate"/>
+            </w:r>
+            <w:r>
+              <w:rPr>
+                <w:noProof/>
+                <w:webHidden/>
+              </w:rPr>
+              <w:t>40</w:t>
+            </w:r>
+            <w:r>
+              <w:rPr>
+                <w:noProof/>
+                <w:webHidden/>
+              </w:rPr>
+              <w:fldChar w:fldCharType="end"/>
+            </w:r>
+          </w:hyperlink>
+        </w:p>
+        <w:p>
+          <w:pPr>
+            <w:pStyle w:val="Verzeichnis1"/>
+            <w:tabs>
+              <w:tab w:val="left" w:pos="720"/>
+              <w:tab w:val="right" w:leader="dot" w:pos="9062"/>
+            </w:tabs>
+            <w:rPr>
+              <w:noProof/>
+            </w:rPr>
+          </w:pPr>
+          <w:hyperlink w:anchor="_Toc240901191" w:history="1">
+            <w:r>
+              <w:rPr>
+                <w:rStyle w:val="Hyperlink"/>
+                <w:noProof/>
+              </w:rPr>
+              <w:t>54.</w:t>
+            </w:r>
+            <w:r>
+              <w:rPr>
+                <w:noProof/>
+              </w:rPr>
+              <w:tab/>
+            </w:r>
+            <w:r>
+              <w:rPr>
+                <w:rStyle w:val="Hyperlink"/>
+                <w:noProof/>
+              </w:rPr>
+              <w:t>Sasaf</w:t>
+            </w:r>
+            <w:r>
+              <w:rPr>
+                <w:noProof/>
+                <w:webHidden/>
+              </w:rPr>
+              <w:tab/>
+            </w:r>
+            <w:r>
+              <w:rPr>
+                <w:noProof/>
+                <w:webHidden/>
+              </w:rPr>
+              <w:fldChar w:fldCharType="begin"/>
+            </w:r>
+            <w:r>
+              <w:rPr>
+                <w:noProof/>
+                <w:webHidden/>
+              </w:rPr>
+              <w:instrText xml:space="preserve"> PAGEREF _Toc240901191 \h </w:instrText>
+            </w:r>
+            <w:r>
+              <w:rPr>
+                <w:noProof/>
+                <w:webHidden/>
+              </w:rPr>
+            </w:r>
+            <w:r>
+              <w:rPr>
+                <w:noProof/>
+                <w:webHidden/>
+              </w:rPr>
+              <w:fldChar w:fldCharType="separate"/>
+            </w:r>
+            <w:r>
+              <w:rPr>
+                <w:noProof/>
+                <w:webHidden/>
+              </w:rPr>
+              <w:t>41</w:t>
+            </w:r>
+            <w:r>
+              <w:rPr>
+                <w:noProof/>
+                <w:webHidden/>
+              </w:rPr>
+              <w:fldChar w:fldCharType="end"/>
+            </w:r>
+          </w:hyperlink>
+        </w:p>
+        <w:p>
+          <w:pPr>
+            <w:pStyle w:val="Verzeichnis1"/>
+            <w:tabs>
+              <w:tab w:val="left" w:pos="720"/>
+              <w:tab w:val="right" w:leader="dot" w:pos="9062"/>
+            </w:tabs>
+            <w:rPr>
+              <w:noProof/>
+            </w:rPr>
+          </w:pPr>
+          <w:hyperlink w:anchor="_Toc240901192" w:history="1">
+            <w:r>
+              <w:rPr>
+                <w:rStyle w:val="Hyperlink"/>
+                <w:noProof/>
+              </w:rPr>
+              <w:t>55.</w:t>
+            </w:r>
+            <w:r>
+              <w:rPr>
+                <w:noProof/>
+              </w:rPr>
+              <w:tab/>
+            </w:r>
+            <w:r>
+              <w:rPr>
+                <w:rStyle w:val="Hyperlink"/>
+                <w:noProof/>
+              </w:rPr>
+              <w:t>Fdsfafasf</w:t>
+            </w:r>
+            <w:r>
+              <w:rPr>
+                <w:noProof/>
+                <w:webHidden/>
+              </w:rPr>
+              <w:tab/>
+            </w:r>
+            <w:r>
+              <w:rPr>
+                <w:noProof/>
+                <w:webHidden/>
+              </w:rPr>
+              <w:fldChar w:fldCharType="begin"/>
+            </w:r>
+            <w:r>
+              <w:rPr>
+                <w:noProof/>
+                <w:webHidden/>
+              </w:rPr>
+              <w:instrText xml:space="preserve"> PAGEREF _Toc240901192 \h </w:instrText>
+            </w:r>
+            <w:r>
+              <w:rPr>
+                <w:noProof/>
+                <w:webHidden/>
+              </w:rPr>
+            </w:r>
+            <w:r>
+              <w:rPr>
+                <w:noProof/>
+                <w:webHidden/>
+              </w:rPr>
+              <w:fldChar w:fldCharType="separate"/>
+            </w:r>
+            <w:r>
+              <w:rPr>
+                <w:noProof/>
+                <w:webHidden/>
+              </w:rPr>
+              <w:t>42</w:t>
+            </w:r>
+            <w:r>
+              <w:rPr>
+                <w:noProof/>
+                <w:webHidden/>
+              </w:rPr>
+              <w:fldChar w:fldCharType="end"/>
+            </w:r>
+          </w:hyperlink>
+        </w:p>
+        <w:p>
+          <w:pPr>
+            <w:pStyle w:val="Verzeichnis1"/>
+            <w:tabs>
+              <w:tab w:val="left" w:pos="720"/>
+              <w:tab w:val="right" w:leader="dot" w:pos="9062"/>
+            </w:tabs>
+            <w:rPr>
+              <w:noProof/>
+            </w:rPr>
+          </w:pPr>
+          <w:hyperlink w:anchor="_Toc240901193" w:history="1">
+            <w:r>
+              <w:rPr>
+                <w:rStyle w:val="Hyperlink"/>
+                <w:noProof/>
+              </w:rPr>
+              <w:t>56.</w:t>
+            </w:r>
+            <w:r>
+              <w:rPr>
+                <w:noProof/>
+              </w:rPr>
+              <w:tab/>
+            </w:r>
+            <w:r>
+              <w:rPr>
+                <w:rStyle w:val="Hyperlink"/>
+                <w:noProof/>
+              </w:rPr>
+              <w:t>asfddaf</w:t>
+            </w:r>
+            <w:r>
+              <w:rPr>
+                <w:noProof/>
+                <w:webHidden/>
+              </w:rPr>
+              <w:tab/>
+            </w:r>
+            <w:r>
+              <w:rPr>
+                <w:noProof/>
+                <w:webHidden/>
+              </w:rPr>
+              <w:fldChar w:fldCharType="begin"/>
+            </w:r>
+            <w:r>
+              <w:rPr>
+                <w:noProof/>
+                <w:webHidden/>
+              </w:rPr>
+              <w:instrText xml:space="preserve"> PAGEREF _Toc240901193 \h </w:instrText>
+            </w:r>
+            <w:r>
+              <w:rPr>
+                <w:noProof/>
+                <w:webHidden/>
+              </w:rPr>
+            </w:r>
+            <w:r>
+              <w:rPr>
+                <w:noProof/>
+                <w:webHidden/>
+              </w:rPr>
+              <w:fldChar w:fldCharType="separate"/>
+            </w:r>
+            <w:r>
+              <w:rPr>
+                <w:noProof/>
+                <w:webHidden/>
+              </w:rPr>
+              <w:t>43</w:t>
+            </w:r>
+            <w:r>
+              <w:rPr>
+                <w:noProof/>
+                <w:webHidden/>
+              </w:rPr>
+              <w:fldChar w:fldCharType="end"/>
+            </w:r>
+          </w:hyperlink>
+        </w:p>
+        <w:p>
+          <w:pPr>
+            <w:pStyle w:val="Verzeichnis1"/>
+            <w:tabs>
+              <w:tab w:val="left" w:pos="960"/>
+              <w:tab w:val="right" w:leader="dot" w:pos="9062"/>
+            </w:tabs>
+            <w:rPr>
+              <w:noProof/>
+            </w:rPr>
+          </w:pPr>
+          <w:hyperlink w:anchor="_Toc240901194" w:history="1">
+            <w:r>
+              <w:rPr>
+                <w:rStyle w:val="Hyperlink"/>
+                <w:noProof/>
+              </w:rPr>
+              <w:t>56.1.</w:t>
+            </w:r>
+            <w:r>
+              <w:rPr>
+                <w:noProof/>
+              </w:rPr>
+              <w:tab/>
+            </w:r>
+            <w:r>
+              <w:rPr>
+                <w:rStyle w:val="Hyperlink"/>
+                <w:noProof/>
+              </w:rPr>
+              <w:t>safsafasdfjkljdskf</w:t>
+            </w:r>
+            <w:r>
+              <w:rPr>
+                <w:noProof/>
+                <w:webHidden/>
+              </w:rPr>
+              <w:tab/>
+            </w:r>
+            <w:r>
+              <w:rPr>
+                <w:noProof/>
+                <w:webHidden/>
+              </w:rPr>
+              <w:fldChar w:fldCharType="begin"/>
+            </w:r>
+            <w:r>
+              <w:rPr>
+                <w:noProof/>
+                <w:webHidden/>
+              </w:rPr>
+              <w:instrText xml:space="preserve"> PAGEREF _Toc240901194 \h </w:instrText>
+            </w:r>
+            <w:r>
+              <w:rPr>
+                <w:noProof/>
+                <w:webHidden/>
+              </w:rPr>
+            </w:r>
+            <w:r>
+              <w:rPr>
+                <w:noProof/>
+                <w:webHidden/>
+              </w:rPr>
+              <w:fldChar w:fldCharType="separate"/>
+            </w:r>
+            <w:r>
+              <w:rPr>
+                <w:noProof/>
+                <w:webHidden/>
+              </w:rPr>
+              <w:t>43</w:t>
+            </w:r>
+            <w:r>
+              <w:rPr>
+                <w:noProof/>
+                <w:webHidden/>
+              </w:rPr>
+              <w:fldChar w:fldCharType="end"/>
+            </w:r>
+          </w:hyperlink>
+        </w:p>
+        <w:p>
+          <w:pPr>
+            <w:pStyle w:val="Verzeichnis1"/>
+            <w:tabs>
+              <w:tab w:val="left" w:pos="960"/>
+              <w:tab w:val="right" w:leader="dot" w:pos="9062"/>
+            </w:tabs>
+            <w:rPr>
+              <w:noProof/>
+            </w:rPr>
+          </w:pPr>
+          <w:hyperlink w:anchor="_Toc240901195" w:history="1">
+            <w:r>
+              <w:rPr>
+                <w:rStyle w:val="Hyperlink"/>
+                <w:noProof/>
+              </w:rPr>
+              <w:t>56.2.</w:t>
+            </w:r>
+            <w:r>
+              <w:rPr>
+                <w:noProof/>
+              </w:rPr>
+              <w:tab/>
+            </w:r>
+            <w:r>
+              <w:rPr>
+                <w:rStyle w:val="Hyperlink"/>
+                <w:noProof/>
+              </w:rPr>
+              <w:t>ASasdA</w:t>
+            </w:r>
+            <w:r>
+              <w:rPr>
+                <w:noProof/>
+                <w:webHidden/>
+              </w:rPr>
+              <w:tab/>
+            </w:r>
+            <w:r>
+              <w:rPr>
+                <w:noProof/>
+                <w:webHidden/>
+              </w:rPr>
+              <w:fldChar w:fldCharType="begin"/>
+            </w:r>
+            <w:r>
+              <w:rPr>
+                <w:noProof/>
+                <w:webHidden/>
+              </w:rPr>
+              <w:instrText xml:space="preserve"> PAGEREF _Toc240901195 \h </w:instrText>
+            </w:r>
+            <w:r>
+              <w:rPr>
+                <w:noProof/>
+                <w:webHidden/>
+              </w:rPr>
+            </w:r>
+            <w:r>
+              <w:rPr>
+                <w:noProof/>
+                <w:webHidden/>
+              </w:rPr>
+              <w:fldChar w:fldCharType="separate"/>
+            </w:r>
+            <w:r>
+              <w:rPr>
+                <w:noProof/>
+                <w:webHidden/>
+              </w:rPr>
+              <w:t>43</w:t>
+            </w:r>
+            <w:r>
+              <w:rPr>
+                <w:noProof/>
+                <w:webHidden/>
+              </w:rPr>
+              <w:fldChar w:fldCharType="end"/>
+            </w:r>
+          </w:hyperlink>
+        </w:p>
+        <w:p>
+          <w:pPr>
+            <w:pStyle w:val="Verzeichnis1"/>
+            <w:tabs>
+              <w:tab w:val="left" w:pos="720"/>
+              <w:tab w:val="right" w:leader="dot" w:pos="9062"/>
+            </w:tabs>
+            <w:rPr>
+              <w:noProof/>
+            </w:rPr>
+          </w:pPr>
+          <w:hyperlink w:anchor="_Toc240901196" w:history="1">
+            <w:r>
+              <w:rPr>
+                <w:rStyle w:val="Hyperlink"/>
+                <w:noProof/>
+              </w:rPr>
+              <w:t>57.</w:t>
+            </w:r>
+            <w:r>
+              <w:rPr>
+                <w:noProof/>
+              </w:rPr>
+              <w:tab/>
+            </w:r>
+            <w:r>
+              <w:rPr>
+                <w:rStyle w:val="Hyperlink"/>
+                <w:noProof/>
+              </w:rPr>
+              <w:t>Scope</w:t>
+            </w:r>
+            <w:r>
+              <w:rPr>
+                <w:noProof/>
+                <w:webHidden/>
+              </w:rPr>
+              <w:tab/>
+            </w:r>
+            <w:r>
+              <w:rPr>
+                <w:noProof/>
+                <w:webHidden/>
+              </w:rPr>
+              <w:fldChar w:fldCharType="begin"/>
+            </w:r>
+            <w:r>
+              <w:rPr>
+                <w:noProof/>
+                <w:webHidden/>
+              </w:rPr>
+              <w:instrText xml:space="preserve"> PAGEREF _Toc240901196 \h </w:instrText>
+            </w:r>
+            <w:r>
+              <w:rPr>
+                <w:noProof/>
+                <w:webHidden/>
+              </w:rPr>
+            </w:r>
+            <w:r>
+              <w:rPr>
+                <w:noProof/>
+                <w:webHidden/>
+              </w:rPr>
+              <w:fldChar w:fldCharType="separate"/>
+            </w:r>
+            <w:r>
+              <w:rPr>
+                <w:noProof/>
+                <w:webHidden/>
+              </w:rPr>
+              <w:t>43</w:t>
+            </w:r>
+            <w:r>
+              <w:rPr>
+                <w:noProof/>
+                <w:webHidden/>
+              </w:rPr>
+              <w:fldChar w:fldCharType="end"/>
+            </w:r>
+          </w:hyperlink>
+        </w:p>
+        <w:p>
+          <w:pPr>
+            <w:pStyle w:val="Verzeichnis1"/>
+            <w:tabs>
+              <w:tab w:val="left" w:pos="720"/>
+              <w:tab w:val="right" w:leader="dot" w:pos="9062"/>
+            </w:tabs>
+            <w:rPr>
+              <w:noProof/>
+            </w:rPr>
+          </w:pPr>
+          <w:hyperlink w:anchor="_Toc240901197" w:history="1">
+            <w:r>
+              <w:rPr>
+                <w:rStyle w:val="Hyperlink"/>
+                <w:noProof/>
+              </w:rPr>
+              <w:t>58.</w:t>
+            </w:r>
+            <w:r>
+              <w:rPr>
+                <w:noProof/>
+              </w:rPr>
+              <w:tab/>
+            </w:r>
+            <w:r>
+              <w:rPr>
+                <w:rStyle w:val="Hyperlink"/>
+                <w:noProof/>
+              </w:rPr>
+              <w:t>Sasaf</w:t>
+            </w:r>
+            <w:r>
+              <w:rPr>
+                <w:noProof/>
+                <w:webHidden/>
+              </w:rPr>
+              <w:tab/>
+            </w:r>
+            <w:r>
+              <w:rPr>
+                <w:noProof/>
+                <w:webHidden/>
+              </w:rPr>
+              <w:fldChar w:fldCharType="begin"/>
+            </w:r>
+            <w:r>
+              <w:rPr>
+                <w:noProof/>
+                <w:webHidden/>
+              </w:rPr>
+              <w:instrText xml:space="preserve"> PAGEREF _Toc240901197 \h </w:instrText>
+            </w:r>
+            <w:r>
+              <w:rPr>
+                <w:noProof/>
+                <w:webHidden/>
+              </w:rPr>
+            </w:r>
+            <w:r>
+              <w:rPr>
+                <w:noProof/>
+                <w:webHidden/>
+              </w:rPr>
+              <w:fldChar w:fldCharType="separate"/>
+            </w:r>
+            <w:r>
+              <w:rPr>
+                <w:noProof/>
+                <w:webHidden/>
+              </w:rPr>
+              <w:t>44</w:t>
+            </w:r>
+            <w:r>
+              <w:rPr>
+                <w:noProof/>
+                <w:webHidden/>
+              </w:rPr>
+              <w:fldChar w:fldCharType="end"/>
+            </w:r>
+          </w:hyperlink>
+        </w:p>
+        <w:p>
+          <w:pPr>
+            <w:pStyle w:val="Verzeichnis1"/>
+            <w:tabs>
+              <w:tab w:val="left" w:pos="720"/>
+              <w:tab w:val="right" w:leader="dot" w:pos="9062"/>
+            </w:tabs>
+            <w:rPr>
+              <w:noProof/>
+            </w:rPr>
+          </w:pPr>
+          <w:hyperlink w:anchor="_Toc240901198" w:history="1">
+            <w:r>
+              <w:rPr>
+                <w:rStyle w:val="Hyperlink"/>
+                <w:noProof/>
+              </w:rPr>
+              <w:t>59.</w:t>
+            </w:r>
+            <w:r>
+              <w:rPr>
+                <w:noProof/>
+              </w:rPr>
+              <w:tab/>
+            </w:r>
+            <w:r>
+              <w:rPr>
+                <w:rStyle w:val="Hyperlink"/>
+                <w:noProof/>
+              </w:rPr>
+              <w:t>Fdsfafasf</w:t>
+            </w:r>
+            <w:r>
+              <w:rPr>
+                <w:noProof/>
+                <w:webHidden/>
+              </w:rPr>
+              <w:tab/>
+            </w:r>
+            <w:r>
+              <w:rPr>
+                <w:noProof/>
+                <w:webHidden/>
+              </w:rPr>
+              <w:fldChar w:fldCharType="begin"/>
+            </w:r>
+            <w:r>
+              <w:rPr>
+                <w:noProof/>
+                <w:webHidden/>
+              </w:rPr>
+              <w:instrText xml:space="preserve"> PAGEREF _Toc240901198 \h </w:instrText>
+            </w:r>
+            <w:r>
+              <w:rPr>
+                <w:noProof/>
+                <w:webHidden/>
+              </w:rPr>
+            </w:r>
+            <w:r>
+              <w:rPr>
+                <w:noProof/>
+                <w:webHidden/>
+              </w:rPr>
+              <w:fldChar w:fldCharType="separate"/>
+            </w:r>
+            <w:r>
+              <w:rPr>
+                <w:noProof/>
+                <w:webHidden/>
+              </w:rPr>
+              <w:t>45</w:t>
+            </w:r>
+            <w:r>
+              <w:rPr>
+                <w:noProof/>
+                <w:webHidden/>
+              </w:rPr>
+              <w:fldChar w:fldCharType="end"/>
+            </w:r>
+          </w:hyperlink>
+        </w:p>
+        <w:p>
+          <w:pPr>
+            <w:pStyle w:val="Verzeichnis1"/>
+            <w:tabs>
+              <w:tab w:val="left" w:pos="720"/>
+              <w:tab w:val="right" w:leader="dot" w:pos="9062"/>
+            </w:tabs>
+            <w:rPr>
+              <w:noProof/>
+            </w:rPr>
+          </w:pPr>
+          <w:hyperlink w:anchor="_Toc240901199" w:history="1">
+            <w:r>
+              <w:rPr>
+                <w:rStyle w:val="Hyperlink"/>
+                <w:noProof/>
+              </w:rPr>
+              <w:t>60.</w:t>
+            </w:r>
+            <w:r>
+              <w:rPr>
+                <w:noProof/>
+              </w:rPr>
+              <w:tab/>
+            </w:r>
+            <w:r>
+              <w:rPr>
+                <w:rStyle w:val="Hyperlink"/>
+                <w:noProof/>
+              </w:rPr>
+              <w:t>asfddaf</w:t>
+            </w:r>
+            <w:r>
+              <w:rPr>
+                <w:noProof/>
+                <w:webHidden/>
+              </w:rPr>
+              <w:tab/>
+            </w:r>
+            <w:r>
+              <w:rPr>
+                <w:noProof/>
+                <w:webHidden/>
+              </w:rPr>
+              <w:fldChar w:fldCharType="begin"/>
+            </w:r>
+            <w:r>
+              <w:rPr>
+                <w:noProof/>
+                <w:webHidden/>
+              </w:rPr>
+              <w:instrText xml:space="preserve"> PAGEREF _Toc240901199 \h </w:instrText>
+            </w:r>
+            <w:r>
+              <w:rPr>
+                <w:noProof/>
+                <w:webHidden/>
+              </w:rPr>
+            </w:r>
+            <w:r>
+              <w:rPr>
+                <w:noProof/>
+                <w:webHidden/>
+              </w:rPr>
+              <w:fldChar w:fldCharType="separate"/>
+            </w:r>
+            <w:r>
+              <w:rPr>
+                <w:noProof/>
+                <w:webHidden/>
+              </w:rPr>
+              <w:t>46</w:t>
+            </w:r>
+            <w:r>
+              <w:rPr>
+                <w:noProof/>
+                <w:webHidden/>
+              </w:rPr>
+              <w:fldChar w:fldCharType="end"/>
+            </w:r>
+          </w:hyperlink>
+        </w:p>
+        <w:p>
+          <w:pPr>
+            <w:pStyle w:val="Verzeichnis1"/>
+            <w:tabs>
+              <w:tab w:val="left" w:pos="960"/>
+              <w:tab w:val="right" w:leader="dot" w:pos="9062"/>
+            </w:tabs>
+            <w:rPr>
+              <w:noProof/>
+            </w:rPr>
+          </w:pPr>
+          <w:hyperlink w:anchor="_Toc240901200" w:history="1">
+            <w:r>
+              <w:rPr>
+                <w:rStyle w:val="Hyperlink"/>
+                <w:noProof/>
+              </w:rPr>
+              <w:t>60.1.</w:t>
+            </w:r>
+            <w:r>
+              <w:rPr>
+                <w:noProof/>
+              </w:rPr>
+              <w:tab/>
+            </w:r>
+            <w:r>
+              <w:rPr>
+                <w:rStyle w:val="Hyperlink"/>
+                <w:noProof/>
+              </w:rPr>
+              <w:t>safsafasdfjkljdskf</w:t>
+            </w:r>
+            <w:r>
+              <w:rPr>
+                <w:noProof/>
+                <w:webHidden/>
+              </w:rPr>
+              <w:tab/>
+            </w:r>
+            <w:r>
+              <w:rPr>
+                <w:noProof/>
+                <w:webHidden/>
+              </w:rPr>
+              <w:fldChar w:fldCharType="begin"/>
+            </w:r>
+            <w:r>
+              <w:rPr>
+                <w:noProof/>
+                <w:webHidden/>
+              </w:rPr>
+              <w:instrText xml:space="preserve"> PAGEREF _Toc240901200 \h </w:instrText>
+            </w:r>
+            <w:r>
+              <w:rPr>
+                <w:noProof/>
+                <w:webHidden/>
+              </w:rPr>
+            </w:r>
+            <w:r>
+              <w:rPr>
+                <w:noProof/>
+                <w:webHidden/>
+              </w:rPr>
+              <w:fldChar w:fldCharType="separate"/>
+            </w:r>
+            <w:r>
+              <w:rPr>
+                <w:noProof/>
+                <w:webHidden/>
+              </w:rPr>
+              <w:t>46</w:t>
+            </w:r>
+            <w:r>
+              <w:rPr>
+                <w:noProof/>
+                <w:webHidden/>
+              </w:rPr>
+              <w:fldChar w:fldCharType="end"/>
+            </w:r>
+          </w:hyperlink>
+        </w:p>
+        <w:p>
+          <w:pPr>
+            <w:pStyle w:val="Verzeichnis1"/>
+            <w:tabs>
+              <w:tab w:val="left" w:pos="960"/>
+              <w:tab w:val="right" w:leader="dot" w:pos="9062"/>
+            </w:tabs>
+            <w:rPr>
+              <w:noProof/>
+            </w:rPr>
+          </w:pPr>
+          <w:hyperlink w:anchor="_Toc240901201" w:history="1">
+            <w:r>
+              <w:rPr>
+                <w:rStyle w:val="Hyperlink"/>
+                <w:noProof/>
+              </w:rPr>
+              <w:t>60.2.</w:t>
+            </w:r>
+            <w:r>
+              <w:rPr>
+                <w:noProof/>
+              </w:rPr>
+              <w:tab/>
+            </w:r>
+            <w:r>
+              <w:rPr>
+                <w:rStyle w:val="Hyperlink"/>
+                <w:noProof/>
+              </w:rPr>
+              <w:t>ASasdA</w:t>
+            </w:r>
+            <w:r>
+              <w:rPr>
+                <w:noProof/>
+                <w:webHidden/>
+              </w:rPr>
+              <w:tab/>
+            </w:r>
+            <w:r>
+              <w:rPr>
+                <w:noProof/>
+                <w:webHidden/>
+              </w:rPr>
+              <w:fldChar w:fldCharType="begin"/>
+            </w:r>
+            <w:r>
+              <w:rPr>
+                <w:noProof/>
+                <w:webHidden/>
+              </w:rPr>
+              <w:instrText xml:space="preserve"> PAGEREF _Toc240901201 \h </w:instrText>
+            </w:r>
+            <w:r>
+              <w:rPr>
+                <w:noProof/>
+                <w:webHidden/>
+              </w:rPr>
+            </w:r>
+            <w:r>
+              <w:rPr>
+                <w:noProof/>
+                <w:webHidden/>
+              </w:rPr>
+              <w:fldChar w:fldCharType="separate"/>
+            </w:r>
+            <w:r>
+              <w:rPr>
+                <w:noProof/>
+                <w:webHidden/>
+              </w:rPr>
+              <w:t>46</w:t>
+            </w:r>
+            <w:r>
+              <w:rPr>
+                <w:noProof/>
+                <w:webHidden/>
+              </w:rPr>
+              <w:fldChar w:fldCharType="end"/>
+            </w:r>
+          </w:hyperlink>
+        </w:p>
+        <w:p>
+          <w:pPr>
+            <w:rPr>
+              <w:b/>
+              <w:bCs/>
+            </w:rPr>
+          </w:pPr>
+          <w:r>
+            <w:rPr>
+              <w:b/>
+              <w:bCs/>
+            </w:rPr>
+            <w:fldChar w:fldCharType="end"/>
+          </w:r>
+        </w:p>
+        <w:p>
+          <w:pPr>
+            <w:rPr>
+              <w:b/>
+              <w:bCs/>
+            </w:rPr>
+          </w:pPr>
+          <w:r>
+            <w:rPr>
+              <w:b/>
+              <w:bCs/>
+            </w:rPr>
+            <w:br w:type="page"/>
+          </w:r>
+        </w:p>
+        <w:p/>
+      </w:sdtContent>
+    </w:sdt>
     <w:p>
       <w:pPr>
         <w:pStyle w:val="berschrift1"/>
@@ -11,12 +7462,13 @@
         </w:numPr>
         <w:jc w:val="both"/>
       </w:pPr>
-      <w:bookmarkStart w:id="0" w:name="_Toc240558030"/>
+      <w:bookmarkStart w:id="1" w:name="_Toc240901112"/>
       <w:proofErr w:type="spellStart"/>
       <w:r>
         <w:t>Scope</w:t>
       </w:r>
       <w:bookmarkEnd w:id="0"/>
+      <w:bookmarkEnd w:id="1"/>
       <w:proofErr w:type="spellEnd"/>
     </w:p>
     <w:p>
@@ -34,10 +7486,12 @@
         </w:numPr>
         <w:jc w:val="both"/>
       </w:pPr>
+      <w:bookmarkStart w:id="2" w:name="_Toc240901113"/>
       <w:proofErr w:type="spellStart"/>
       <w:r>
         <w:t>Sasaf</w:t>
       </w:r>
+      <w:bookmarkEnd w:id="2"/>
       <w:proofErr w:type="spellEnd"/>
     </w:p>
     <w:p>
@@ -55,10 +7509,12 @@
         </w:numPr>
         <w:jc w:val="both"/>
       </w:pPr>
+      <w:bookmarkStart w:id="3" w:name="_Toc240901114"/>
       <w:proofErr w:type="spellStart"/>
       <w:r>
         <w:t>Fdsfafasf</w:t>
       </w:r>
+      <w:bookmarkEnd w:id="3"/>
       <w:proofErr w:type="spellEnd"/>
     </w:p>
     <w:p>
@@ -76,10 +7532,12 @@
         </w:numPr>
         <w:jc w:val="both"/>
       </w:pPr>
+      <w:bookmarkStart w:id="4" w:name="_Toc240901115"/>
       <w:proofErr w:type="spellStart"/>
       <w:r>
         <w:t>asfddaf</w:t>
       </w:r>
+      <w:bookmarkEnd w:id="4"/>
       <w:proofErr w:type="spellEnd"/>
     </w:p>
     <w:p/>
@@ -93,10 +7551,12 @@
         </w:numPr>
         <w:jc w:val="both"/>
       </w:pPr>
+      <w:bookmarkStart w:id="5" w:name="_Toc240901116"/>
       <w:proofErr w:type="spellStart"/>
       <w:r>
         <w:t>safsafasdfjkljdskf</w:t>
       </w:r>
+      <w:bookmarkEnd w:id="5"/>
       <w:proofErr w:type="spellEnd"/>
     </w:p>
     <w:p/>
@@ -113,10 +7573,12 @@
         </w:numPr>
         <w:jc w:val="both"/>
       </w:pPr>
+      <w:bookmarkStart w:id="6" w:name="_Toc240901117"/>
       <w:proofErr w:type="spellStart"/>
       <w:r>
         <w:t>ASasdA</w:t>
       </w:r>
+      <w:bookmarkEnd w:id="6"/>
       <w:proofErr w:type="spellEnd"/>
     </w:p>
     <w:p/>
@@ -148,10 +7610,12 @@
         </w:numPr>
         <w:jc w:val="both"/>
       </w:pPr>
+      <w:bookmarkStart w:id="7" w:name="_Toc240901118"/>
       <w:proofErr w:type="spellStart"/>
       <w:r>
         <w:t>Scope</w:t>
       </w:r>
+      <w:bookmarkEnd w:id="7"/>
       <w:proofErr w:type="spellEnd"/>
     </w:p>
     <w:p>
@@ -169,10 +7633,12 @@
         </w:numPr>
         <w:jc w:val="both"/>
       </w:pPr>
+      <w:bookmarkStart w:id="8" w:name="_Toc240901119"/>
       <w:proofErr w:type="spellStart"/>
       <w:r>
         <w:t>Sasaf</w:t>
       </w:r>
+      <w:bookmarkEnd w:id="8"/>
       <w:proofErr w:type="spellEnd"/>
     </w:p>
     <w:p>
@@ -190,10 +7656,12 @@
         </w:numPr>
         <w:jc w:val="both"/>
       </w:pPr>
+      <w:bookmarkStart w:id="9" w:name="_Toc240901120"/>
       <w:proofErr w:type="spellStart"/>
       <w:r>
         <w:t>Fdsfafasf</w:t>
       </w:r>
+      <w:bookmarkEnd w:id="9"/>
       <w:proofErr w:type="spellEnd"/>
     </w:p>
     <w:p>
@@ -211,10 +7679,12 @@
         </w:numPr>
         <w:jc w:val="both"/>
       </w:pPr>
+      <w:bookmarkStart w:id="10" w:name="_Toc240901121"/>
       <w:proofErr w:type="spellStart"/>
       <w:r>
         <w:t>asfddaf</w:t>
       </w:r>
+      <w:bookmarkEnd w:id="10"/>
       <w:proofErr w:type="spellEnd"/>
     </w:p>
     <w:p/>
@@ -228,10 +7698,12 @@
         </w:numPr>
         <w:jc w:val="both"/>
       </w:pPr>
+      <w:bookmarkStart w:id="11" w:name="_Toc240901122"/>
       <w:proofErr w:type="spellStart"/>
       <w:r>
         <w:t>safsafasdfjkljdskf</w:t>
       </w:r>
+      <w:bookmarkEnd w:id="11"/>
       <w:proofErr w:type="spellEnd"/>
     </w:p>
     <w:p/>
@@ -248,10 +7720,12 @@
         </w:numPr>
         <w:jc w:val="both"/>
       </w:pPr>
+      <w:bookmarkStart w:id="12" w:name="_Toc240901123"/>
       <w:proofErr w:type="spellStart"/>
       <w:r>
         <w:t>ASasdA</w:t>
       </w:r>
+      <w:bookmarkEnd w:id="12"/>
       <w:proofErr w:type="spellEnd"/>
     </w:p>
     <w:p/>
@@ -280,10 +7754,12 @@
         </w:numPr>
         <w:jc w:val="both"/>
       </w:pPr>
+      <w:bookmarkStart w:id="13" w:name="_Toc240901124"/>
       <w:proofErr w:type="spellStart"/>
       <w:r>
         <w:t>Scope</w:t>
       </w:r>
+      <w:bookmarkEnd w:id="13"/>
       <w:proofErr w:type="spellEnd"/>
     </w:p>
     <w:p>
@@ -301,10 +7777,12 @@
         </w:numPr>
         <w:jc w:val="both"/>
       </w:pPr>
+      <w:bookmarkStart w:id="14" w:name="_Toc240901125"/>
       <w:proofErr w:type="spellStart"/>
       <w:r>
         <w:t>Sasaf</w:t>
       </w:r>
+      <w:bookmarkEnd w:id="14"/>
       <w:proofErr w:type="spellEnd"/>
     </w:p>
     <w:p>
@@ -322,10 +7800,12 @@
         </w:numPr>
         <w:jc w:val="both"/>
       </w:pPr>
+      <w:bookmarkStart w:id="15" w:name="_Toc240901126"/>
       <w:proofErr w:type="spellStart"/>
       <w:r>
         <w:t>Fdsfafasf</w:t>
       </w:r>
+      <w:bookmarkEnd w:id="15"/>
       <w:proofErr w:type="spellEnd"/>
     </w:p>
     <w:p>
@@ -343,10 +7823,12 @@
         </w:numPr>
         <w:jc w:val="both"/>
       </w:pPr>
+      <w:bookmarkStart w:id="16" w:name="_Toc240901127"/>
       <w:proofErr w:type="spellStart"/>
       <w:r>
         <w:t>asfddaf</w:t>
       </w:r>
+      <w:bookmarkEnd w:id="16"/>
       <w:proofErr w:type="spellEnd"/>
     </w:p>
     <w:p/>
@@ -360,10 +7842,12 @@
         </w:numPr>
         <w:jc w:val="both"/>
       </w:pPr>
+      <w:bookmarkStart w:id="17" w:name="_Toc240901128"/>
       <w:proofErr w:type="spellStart"/>
       <w:r>
         <w:t>safsafasdfjkljdskf</w:t>
       </w:r>
+      <w:bookmarkEnd w:id="17"/>
       <w:proofErr w:type="spellEnd"/>
     </w:p>
     <w:p/>
@@ -380,10 +7864,12 @@
         </w:numPr>
         <w:jc w:val="both"/>
       </w:pPr>
+      <w:bookmarkStart w:id="18" w:name="_Toc240901129"/>
       <w:proofErr w:type="spellStart"/>
       <w:r>
         <w:t>ASasdA</w:t>
       </w:r>
+      <w:bookmarkEnd w:id="18"/>
       <w:proofErr w:type="spellEnd"/>
     </w:p>
     <w:p/>
@@ -412,10 +7898,12 @@
         </w:numPr>
         <w:jc w:val="both"/>
       </w:pPr>
+      <w:bookmarkStart w:id="19" w:name="_Toc240901130"/>
       <w:proofErr w:type="spellStart"/>
       <w:r>
         <w:t>Scope</w:t>
       </w:r>
+      <w:bookmarkEnd w:id="19"/>
       <w:proofErr w:type="spellEnd"/>
     </w:p>
     <w:p>
@@ -433,10 +7921,12 @@
         </w:numPr>
         <w:jc w:val="both"/>
       </w:pPr>
+      <w:bookmarkStart w:id="20" w:name="_Toc240901131"/>
       <w:proofErr w:type="spellStart"/>
       <w:r>
         <w:t>Sasaf</w:t>
       </w:r>
+      <w:bookmarkEnd w:id="20"/>
       <w:proofErr w:type="spellEnd"/>
     </w:p>
     <w:p>
@@ -454,10 +7944,12 @@
         </w:numPr>
         <w:jc w:val="both"/>
       </w:pPr>
+      <w:bookmarkStart w:id="21" w:name="_Toc240901132"/>
       <w:proofErr w:type="spellStart"/>
       <w:r>
         <w:t>Fdsfafasf</w:t>
       </w:r>
+      <w:bookmarkEnd w:id="21"/>
       <w:proofErr w:type="spellEnd"/>
     </w:p>
     <w:p>
@@ -475,10 +7967,12 @@
         </w:numPr>
         <w:jc w:val="both"/>
       </w:pPr>
+      <w:bookmarkStart w:id="22" w:name="_Toc240901133"/>
       <w:proofErr w:type="spellStart"/>
       <w:r>
         <w:t>asfddaf</w:t>
       </w:r>
+      <w:bookmarkEnd w:id="22"/>
       <w:proofErr w:type="spellEnd"/>
     </w:p>
     <w:p/>
@@ -492,10 +7986,12 @@
         </w:numPr>
         <w:jc w:val="both"/>
       </w:pPr>
+      <w:bookmarkStart w:id="23" w:name="_Toc240901134"/>
       <w:proofErr w:type="spellStart"/>
       <w:r>
         <w:t>safsafasdfjkljdskf</w:t>
       </w:r>
+      <w:bookmarkEnd w:id="23"/>
       <w:proofErr w:type="spellEnd"/>
     </w:p>
     <w:p/>
@@ -512,10 +8008,12 @@
         </w:numPr>
         <w:jc w:val="both"/>
       </w:pPr>
+      <w:bookmarkStart w:id="24" w:name="_Toc240901135"/>
       <w:proofErr w:type="spellStart"/>
       <w:r>
         <w:t>ASasdA</w:t>
       </w:r>
+      <w:bookmarkEnd w:id="24"/>
       <w:proofErr w:type="spellEnd"/>
     </w:p>
     <w:p/>
@@ -544,10 +8042,12 @@
         </w:numPr>
         <w:jc w:val="both"/>
       </w:pPr>
+      <w:bookmarkStart w:id="25" w:name="_Toc240901136"/>
       <w:proofErr w:type="spellStart"/>
       <w:r>
         <w:t>Scope</w:t>
       </w:r>
+      <w:bookmarkEnd w:id="25"/>
       <w:proofErr w:type="spellEnd"/>
     </w:p>
     <w:p>
@@ -565,10 +8065,12 @@
         </w:numPr>
         <w:jc w:val="both"/>
       </w:pPr>
+      <w:bookmarkStart w:id="26" w:name="_Toc240901137"/>
       <w:proofErr w:type="spellStart"/>
       <w:r>
         <w:t>Sasaf</w:t>
       </w:r>
+      <w:bookmarkEnd w:id="26"/>
       <w:proofErr w:type="spellEnd"/>
     </w:p>
     <w:p>
@@ -586,10 +8088,12 @@
         </w:numPr>
         <w:jc w:val="both"/>
       </w:pPr>
+      <w:bookmarkStart w:id="27" w:name="_Toc240901138"/>
       <w:proofErr w:type="spellStart"/>
       <w:r>
         <w:t>Fdsfafasf</w:t>
       </w:r>
+      <w:bookmarkEnd w:id="27"/>
       <w:proofErr w:type="spellEnd"/>
     </w:p>
     <w:p>
@@ -607,10 +8111,12 @@
         </w:numPr>
         <w:jc w:val="both"/>
       </w:pPr>
+      <w:bookmarkStart w:id="28" w:name="_Toc240901139"/>
       <w:proofErr w:type="spellStart"/>
       <w:r>
         <w:t>asfddaf</w:t>
       </w:r>
+      <w:bookmarkEnd w:id="28"/>
       <w:proofErr w:type="spellEnd"/>
     </w:p>
     <w:p/>
@@ -624,10 +8130,12 @@
         </w:numPr>
         <w:jc w:val="both"/>
       </w:pPr>
+      <w:bookmarkStart w:id="29" w:name="_Toc240901140"/>
       <w:proofErr w:type="spellStart"/>
       <w:r>
         <w:t>safsafasdfjkljdskf</w:t>
       </w:r>
+      <w:bookmarkEnd w:id="29"/>
       <w:proofErr w:type="spellEnd"/>
     </w:p>
     <w:p/>
@@ -644,10 +8152,12 @@
         </w:numPr>
         <w:jc w:val="both"/>
       </w:pPr>
+      <w:bookmarkStart w:id="30" w:name="_Toc240901141"/>
       <w:proofErr w:type="spellStart"/>
       <w:r>
         <w:t>ASasdA</w:t>
       </w:r>
+      <w:bookmarkEnd w:id="30"/>
       <w:proofErr w:type="spellEnd"/>
     </w:p>
     <w:p/>
@@ -676,10 +8186,12 @@
         </w:numPr>
         <w:jc w:val="both"/>
       </w:pPr>
+      <w:bookmarkStart w:id="31" w:name="_Toc240901142"/>
       <w:proofErr w:type="spellStart"/>
       <w:r>
         <w:t>Scope</w:t>
       </w:r>
+      <w:bookmarkEnd w:id="31"/>
       <w:proofErr w:type="spellEnd"/>
     </w:p>
     <w:p>
@@ -697,10 +8209,12 @@
         </w:numPr>
         <w:jc w:val="both"/>
       </w:pPr>
+      <w:bookmarkStart w:id="32" w:name="_Toc240901143"/>
       <w:proofErr w:type="spellStart"/>
       <w:r>
         <w:t>Sasaf</w:t>
       </w:r>
+      <w:bookmarkEnd w:id="32"/>
       <w:proofErr w:type="spellEnd"/>
     </w:p>
     <w:p>
@@ -718,10 +8232,12 @@
         </w:numPr>
         <w:jc w:val="both"/>
       </w:pPr>
+      <w:bookmarkStart w:id="33" w:name="_Toc240901144"/>
       <w:proofErr w:type="spellStart"/>
       <w:r>
         <w:t>Fdsfafasf</w:t>
       </w:r>
+      <w:bookmarkEnd w:id="33"/>
       <w:proofErr w:type="spellEnd"/>
     </w:p>
     <w:p>
@@ -739,10 +8255,12 @@
         </w:numPr>
         <w:jc w:val="both"/>
       </w:pPr>
+      <w:bookmarkStart w:id="34" w:name="_Toc240901145"/>
       <w:proofErr w:type="spellStart"/>
       <w:r>
         <w:t>asfddaf</w:t>
       </w:r>
+      <w:bookmarkEnd w:id="34"/>
       <w:proofErr w:type="spellEnd"/>
     </w:p>
     <w:p/>
@@ -756,10 +8274,12 @@
         </w:numPr>
         <w:jc w:val="both"/>
       </w:pPr>
+      <w:bookmarkStart w:id="35" w:name="_Toc240901146"/>
       <w:proofErr w:type="spellStart"/>
       <w:r>
         <w:t>safsafasdfjkljdskf</w:t>
       </w:r>
+      <w:bookmarkEnd w:id="35"/>
       <w:proofErr w:type="spellEnd"/>
     </w:p>
     <w:p/>
@@ -776,10 +8296,12 @@
         </w:numPr>
         <w:jc w:val="both"/>
       </w:pPr>
+      <w:bookmarkStart w:id="36" w:name="_Toc240901147"/>
       <w:proofErr w:type="spellStart"/>
       <w:r>
         <w:t>ASasdA</w:t>
       </w:r>
+      <w:bookmarkEnd w:id="36"/>
       <w:proofErr w:type="spellEnd"/>
     </w:p>
     <w:p/>
@@ -808,10 +8330,12 @@
         </w:numPr>
         <w:jc w:val="both"/>
       </w:pPr>
+      <w:bookmarkStart w:id="37" w:name="_Toc240901148"/>
       <w:proofErr w:type="spellStart"/>
       <w:r>
         <w:t>Scope</w:t>
       </w:r>
+      <w:bookmarkEnd w:id="37"/>
       <w:proofErr w:type="spellEnd"/>
     </w:p>
     <w:p>
@@ -829,10 +8353,12 @@
         </w:numPr>
         <w:jc w:val="both"/>
       </w:pPr>
+      <w:bookmarkStart w:id="38" w:name="_Toc240901149"/>
       <w:proofErr w:type="spellStart"/>
       <w:r>
         <w:t>Sasaf</w:t>
       </w:r>
+      <w:bookmarkEnd w:id="38"/>
       <w:proofErr w:type="spellEnd"/>
     </w:p>
     <w:p>
@@ -850,10 +8376,12 @@
         </w:numPr>
         <w:jc w:val="both"/>
       </w:pPr>
+      <w:bookmarkStart w:id="39" w:name="_Toc240901150"/>
       <w:proofErr w:type="spellStart"/>
       <w:r>
         <w:t>Fdsfafasf</w:t>
       </w:r>
+      <w:bookmarkEnd w:id="39"/>
       <w:proofErr w:type="spellEnd"/>
     </w:p>
     <w:p>
@@ -871,10 +8399,12 @@
         </w:numPr>
         <w:jc w:val="both"/>
       </w:pPr>
+      <w:bookmarkStart w:id="40" w:name="_Toc240901151"/>
       <w:proofErr w:type="spellStart"/>
       <w:r>
         <w:t>asfddaf</w:t>
       </w:r>
+      <w:bookmarkEnd w:id="40"/>
       <w:proofErr w:type="spellEnd"/>
     </w:p>
     <w:p/>
@@ -888,10 +8418,12 @@
         </w:numPr>
         <w:jc w:val="both"/>
       </w:pPr>
+      <w:bookmarkStart w:id="41" w:name="_Toc240901152"/>
       <w:proofErr w:type="spellStart"/>
       <w:r>
         <w:t>safsafasdfjkljdskf</w:t>
       </w:r>
+      <w:bookmarkEnd w:id="41"/>
       <w:proofErr w:type="spellEnd"/>
     </w:p>
     <w:p/>
@@ -908,10 +8440,12 @@
         </w:numPr>
         <w:jc w:val="both"/>
       </w:pPr>
+      <w:bookmarkStart w:id="42" w:name="_Toc240901153"/>
       <w:proofErr w:type="spellStart"/>
       <w:r>
         <w:t>ASasdA</w:t>
       </w:r>
+      <w:bookmarkEnd w:id="42"/>
       <w:proofErr w:type="spellEnd"/>
     </w:p>
     <w:p/>
@@ -940,10 +8474,12 @@
         </w:numPr>
         <w:jc w:val="both"/>
       </w:pPr>
+      <w:bookmarkStart w:id="43" w:name="_Toc240901154"/>
       <w:proofErr w:type="spellStart"/>
       <w:r>
         <w:t>Scope</w:t>
       </w:r>
+      <w:bookmarkEnd w:id="43"/>
       <w:proofErr w:type="spellEnd"/>
     </w:p>
     <w:p>
@@ -961,10 +8497,12 @@
         </w:numPr>
         <w:jc w:val="both"/>
       </w:pPr>
+      <w:bookmarkStart w:id="44" w:name="_Toc240901155"/>
       <w:proofErr w:type="spellStart"/>
       <w:r>
         <w:t>Sasaf</w:t>
       </w:r>
+      <w:bookmarkEnd w:id="44"/>
       <w:proofErr w:type="spellEnd"/>
     </w:p>
     <w:p>
@@ -982,10 +8520,12 @@
         </w:numPr>
         <w:jc w:val="both"/>
       </w:pPr>
+      <w:bookmarkStart w:id="45" w:name="_Toc240901156"/>
       <w:proofErr w:type="spellStart"/>
       <w:r>
         <w:t>Fdsfafasf</w:t>
       </w:r>
+      <w:bookmarkEnd w:id="45"/>
       <w:proofErr w:type="spellEnd"/>
     </w:p>
     <w:p>
@@ -1003,10 +8543,12 @@
         </w:numPr>
         <w:jc w:val="both"/>
       </w:pPr>
+      <w:bookmarkStart w:id="46" w:name="_Toc240901157"/>
       <w:proofErr w:type="spellStart"/>
       <w:r>
         <w:t>asfddaf</w:t>
       </w:r>
+      <w:bookmarkEnd w:id="46"/>
       <w:proofErr w:type="spellEnd"/>
     </w:p>
     <w:p/>
@@ -1020,10 +8562,12 @@
         </w:numPr>
         <w:jc w:val="both"/>
       </w:pPr>
+      <w:bookmarkStart w:id="47" w:name="_Toc240901158"/>
       <w:proofErr w:type="spellStart"/>
       <w:r>
         <w:t>safsafasdfjkljdskf</w:t>
       </w:r>
+      <w:bookmarkEnd w:id="47"/>
       <w:proofErr w:type="spellEnd"/>
     </w:p>
     <w:p/>
@@ -1040,10 +8584,12 @@
         </w:numPr>
         <w:jc w:val="both"/>
       </w:pPr>
+      <w:bookmarkStart w:id="48" w:name="_Toc240901159"/>
       <w:proofErr w:type="spellStart"/>
       <w:r>
         <w:t>ASasdA</w:t>
       </w:r>
+      <w:bookmarkEnd w:id="48"/>
       <w:proofErr w:type="spellEnd"/>
     </w:p>
     <w:p/>
@@ -1072,10 +8618,12 @@
         </w:numPr>
         <w:jc w:val="both"/>
       </w:pPr>
+      <w:bookmarkStart w:id="49" w:name="_Toc240901160"/>
       <w:proofErr w:type="spellStart"/>
       <w:r>
         <w:t>Scope</w:t>
       </w:r>
+      <w:bookmarkEnd w:id="49"/>
       <w:proofErr w:type="spellEnd"/>
     </w:p>
     <w:p>
@@ -1093,10 +8641,12 @@
         </w:numPr>
         <w:jc w:val="both"/>
       </w:pPr>
+      <w:bookmarkStart w:id="50" w:name="_Toc240901161"/>
       <w:proofErr w:type="spellStart"/>
       <w:r>
         <w:t>Sasaf</w:t>
       </w:r>
+      <w:bookmarkEnd w:id="50"/>
       <w:proofErr w:type="spellEnd"/>
     </w:p>
     <w:p>
@@ -1114,10 +8664,12 @@
         </w:numPr>
         <w:jc w:val="both"/>
       </w:pPr>
+      <w:bookmarkStart w:id="51" w:name="_Toc240901162"/>
       <w:proofErr w:type="spellStart"/>
       <w:r>
         <w:t>Fdsfafasf</w:t>
       </w:r>
+      <w:bookmarkEnd w:id="51"/>
       <w:proofErr w:type="spellEnd"/>
     </w:p>
     <w:p>
@@ -1135,10 +8687,12 @@
         </w:numPr>
         <w:jc w:val="both"/>
       </w:pPr>
+      <w:bookmarkStart w:id="52" w:name="_Toc240901163"/>
       <w:proofErr w:type="spellStart"/>
       <w:r>
         <w:t>asfddaf</w:t>
       </w:r>
+      <w:bookmarkEnd w:id="52"/>
       <w:proofErr w:type="spellEnd"/>
     </w:p>
     <w:p/>
@@ -1152,10 +8706,12 @@
         </w:numPr>
         <w:jc w:val="both"/>
       </w:pPr>
+      <w:bookmarkStart w:id="53" w:name="_Toc240901164"/>
       <w:proofErr w:type="spellStart"/>
       <w:r>
         <w:t>safsafasdfjkljdskf</w:t>
       </w:r>
+      <w:bookmarkEnd w:id="53"/>
       <w:proofErr w:type="spellEnd"/>
     </w:p>
     <w:p/>
@@ -1172,10 +8728,12 @@
         </w:numPr>
         <w:jc w:val="both"/>
       </w:pPr>
+      <w:bookmarkStart w:id="54" w:name="_Toc240901165"/>
       <w:proofErr w:type="spellStart"/>
       <w:r>
         <w:t>ASasdA</w:t>
       </w:r>
+      <w:bookmarkEnd w:id="54"/>
       <w:proofErr w:type="spellEnd"/>
     </w:p>
     <w:p/>
@@ -1204,10 +8762,12 @@
         </w:numPr>
         <w:jc w:val="both"/>
       </w:pPr>
+      <w:bookmarkStart w:id="55" w:name="_Toc240901166"/>
       <w:proofErr w:type="spellStart"/>
       <w:r>
         <w:t>Scope</w:t>
       </w:r>
+      <w:bookmarkEnd w:id="55"/>
       <w:proofErr w:type="spellEnd"/>
     </w:p>
     <w:p>
@@ -1225,10 +8785,12 @@
         </w:numPr>
         <w:jc w:val="both"/>
       </w:pPr>
+      <w:bookmarkStart w:id="56" w:name="_Toc240901167"/>
       <w:proofErr w:type="spellStart"/>
       <w:r>
         <w:t>Sasaf</w:t>
       </w:r>
+      <w:bookmarkEnd w:id="56"/>
       <w:proofErr w:type="spellEnd"/>
     </w:p>
     <w:p>
@@ -1246,10 +8808,12 @@
         </w:numPr>
         <w:jc w:val="both"/>
       </w:pPr>
+      <w:bookmarkStart w:id="57" w:name="_Toc240901168"/>
       <w:proofErr w:type="spellStart"/>
       <w:r>
         <w:t>Fdsfafasf</w:t>
       </w:r>
+      <w:bookmarkEnd w:id="57"/>
       <w:proofErr w:type="spellEnd"/>
     </w:p>
     <w:p>
@@ -1267,10 +8831,12 @@
         </w:numPr>
         <w:jc w:val="both"/>
       </w:pPr>
+      <w:bookmarkStart w:id="58" w:name="_Toc240901169"/>
       <w:proofErr w:type="spellStart"/>
       <w:r>
         <w:t>asfddaf</w:t>
       </w:r>
+      <w:bookmarkEnd w:id="58"/>
       <w:proofErr w:type="spellEnd"/>
     </w:p>
     <w:p/>
@@ -1284,10 +8850,12 @@
         </w:numPr>
         <w:jc w:val="both"/>
       </w:pPr>
+      <w:bookmarkStart w:id="59" w:name="_Toc240901170"/>
       <w:proofErr w:type="spellStart"/>
       <w:r>
         <w:t>safsafasdfjkljdskf</w:t>
       </w:r>
+      <w:bookmarkEnd w:id="59"/>
       <w:proofErr w:type="spellEnd"/>
     </w:p>
     <w:p/>
@@ -1304,10 +8872,12 @@
         </w:numPr>
         <w:jc w:val="both"/>
       </w:pPr>
+      <w:bookmarkStart w:id="60" w:name="_Toc240901171"/>
       <w:proofErr w:type="spellStart"/>
       <w:r>
         <w:t>ASasdA</w:t>
       </w:r>
+      <w:bookmarkEnd w:id="60"/>
       <w:proofErr w:type="spellEnd"/>
     </w:p>
     <w:p/>
@@ -1336,10 +8906,12 @@
         </w:numPr>
         <w:jc w:val="both"/>
       </w:pPr>
+      <w:bookmarkStart w:id="61" w:name="_Toc240901172"/>
       <w:proofErr w:type="spellStart"/>
       <w:r>
         <w:t>Scope</w:t>
       </w:r>
+      <w:bookmarkEnd w:id="61"/>
       <w:proofErr w:type="spellEnd"/>
     </w:p>
     <w:p>
@@ -1357,10 +8929,12 @@
         </w:numPr>
         <w:jc w:val="both"/>
       </w:pPr>
+      <w:bookmarkStart w:id="62" w:name="_Toc240901173"/>
       <w:proofErr w:type="spellStart"/>
       <w:r>
         <w:t>Sasaf</w:t>
       </w:r>
+      <w:bookmarkEnd w:id="62"/>
       <w:proofErr w:type="spellEnd"/>
     </w:p>
     <w:p>
@@ -1378,10 +8952,12 @@
         </w:numPr>
         <w:jc w:val="both"/>
       </w:pPr>
+      <w:bookmarkStart w:id="63" w:name="_Toc240901174"/>
       <w:proofErr w:type="spellStart"/>
       <w:r>
         <w:t>Fdsfafasf</w:t>
       </w:r>
+      <w:bookmarkEnd w:id="63"/>
       <w:proofErr w:type="spellEnd"/>
     </w:p>
     <w:p>
@@ -1399,10 +8975,12 @@
         </w:numPr>
         <w:jc w:val="both"/>
       </w:pPr>
+      <w:bookmarkStart w:id="64" w:name="_Toc240901175"/>
       <w:proofErr w:type="spellStart"/>
       <w:r>
         <w:t>asfddaf</w:t>
       </w:r>
+      <w:bookmarkEnd w:id="64"/>
       <w:proofErr w:type="spellEnd"/>
     </w:p>
     <w:p/>
@@ -1416,10 +8994,12 @@
         </w:numPr>
         <w:jc w:val="both"/>
       </w:pPr>
+      <w:bookmarkStart w:id="65" w:name="_Toc240901176"/>
       <w:proofErr w:type="spellStart"/>
       <w:r>
         <w:t>safsafasdfjkljdskf</w:t>
       </w:r>
+      <w:bookmarkEnd w:id="65"/>
       <w:proofErr w:type="spellEnd"/>
     </w:p>
     <w:p/>
@@ -1436,10 +9016,12 @@
         </w:numPr>
         <w:jc w:val="both"/>
       </w:pPr>
+      <w:bookmarkStart w:id="66" w:name="_Toc240901177"/>
       <w:proofErr w:type="spellStart"/>
       <w:r>
         <w:t>ASasdA</w:t>
       </w:r>
+      <w:bookmarkEnd w:id="66"/>
       <w:proofErr w:type="spellEnd"/>
     </w:p>
     <w:p/>
@@ -1468,10 +9050,12 @@
         </w:numPr>
         <w:jc w:val="both"/>
       </w:pPr>
+      <w:bookmarkStart w:id="67" w:name="_Toc240901178"/>
       <w:proofErr w:type="spellStart"/>
       <w:r>
         <w:t>Scope</w:t>
       </w:r>
+      <w:bookmarkEnd w:id="67"/>
       <w:proofErr w:type="spellEnd"/>
     </w:p>
     <w:p>
@@ -1489,10 +9073,12 @@
         </w:numPr>
         <w:jc w:val="both"/>
       </w:pPr>
+      <w:bookmarkStart w:id="68" w:name="_Toc240901179"/>
       <w:proofErr w:type="spellStart"/>
       <w:r>
         <w:t>Sasaf</w:t>
       </w:r>
+      <w:bookmarkEnd w:id="68"/>
       <w:proofErr w:type="spellEnd"/>
     </w:p>
     <w:p>
@@ -1510,10 +9096,12 @@
         </w:numPr>
         <w:jc w:val="both"/>
       </w:pPr>
+      <w:bookmarkStart w:id="69" w:name="_Toc240901180"/>
       <w:proofErr w:type="spellStart"/>
       <w:r>
         <w:t>Fdsfafasf</w:t>
       </w:r>
+      <w:bookmarkEnd w:id="69"/>
       <w:proofErr w:type="spellEnd"/>
     </w:p>
     <w:p>
@@ -1531,10 +9119,12 @@
         </w:numPr>
         <w:jc w:val="both"/>
       </w:pPr>
+      <w:bookmarkStart w:id="70" w:name="_Toc240901181"/>
       <w:proofErr w:type="spellStart"/>
       <w:r>
         <w:t>asfddaf</w:t>
       </w:r>
+      <w:bookmarkEnd w:id="70"/>
       <w:proofErr w:type="spellEnd"/>
     </w:p>
     <w:p/>
@@ -1548,10 +9138,12 @@
         </w:numPr>
         <w:jc w:val="both"/>
       </w:pPr>
+      <w:bookmarkStart w:id="71" w:name="_Toc240901182"/>
       <w:proofErr w:type="spellStart"/>
       <w:r>
         <w:t>safsafasdfjkljdskf</w:t>
       </w:r>
+      <w:bookmarkEnd w:id="71"/>
       <w:proofErr w:type="spellEnd"/>
     </w:p>
     <w:p/>
@@ -1568,10 +9160,12 @@
         </w:numPr>
         <w:jc w:val="both"/>
       </w:pPr>
+      <w:bookmarkStart w:id="72" w:name="_Toc240901183"/>
       <w:proofErr w:type="spellStart"/>
       <w:r>
         <w:t>ASasdA</w:t>
       </w:r>
+      <w:bookmarkEnd w:id="72"/>
       <w:proofErr w:type="spellEnd"/>
     </w:p>
     <w:p/>
@@ -1600,10 +9194,12 @@
         </w:numPr>
         <w:jc w:val="both"/>
       </w:pPr>
+      <w:bookmarkStart w:id="73" w:name="_Toc240901184"/>
       <w:proofErr w:type="spellStart"/>
       <w:r>
         <w:t>Scope</w:t>
       </w:r>
+      <w:bookmarkEnd w:id="73"/>
       <w:proofErr w:type="spellEnd"/>
     </w:p>
     <w:p>
@@ -1621,10 +9217,12 @@
         </w:numPr>
         <w:jc w:val="both"/>
       </w:pPr>
+      <w:bookmarkStart w:id="74" w:name="_Toc240901185"/>
       <w:proofErr w:type="spellStart"/>
       <w:r>
         <w:t>Sasaf</w:t>
       </w:r>
+      <w:bookmarkEnd w:id="74"/>
       <w:proofErr w:type="spellEnd"/>
     </w:p>
     <w:p>
@@ -1642,10 +9240,12 @@
         </w:numPr>
         <w:jc w:val="both"/>
       </w:pPr>
+      <w:bookmarkStart w:id="75" w:name="_Toc240901186"/>
       <w:proofErr w:type="spellStart"/>
       <w:r>
         <w:t>Fdsfafasf</w:t>
       </w:r>
+      <w:bookmarkEnd w:id="75"/>
       <w:proofErr w:type="spellEnd"/>
     </w:p>
     <w:p>
@@ -1663,10 +9263,12 @@
         </w:numPr>
         <w:jc w:val="both"/>
       </w:pPr>
+      <w:bookmarkStart w:id="76" w:name="_Toc240901187"/>
       <w:proofErr w:type="spellStart"/>
       <w:r>
         <w:t>asfddaf</w:t>
       </w:r>
+      <w:bookmarkEnd w:id="76"/>
       <w:proofErr w:type="spellEnd"/>
     </w:p>
     <w:p/>
@@ -1680,10 +9282,12 @@
         </w:numPr>
         <w:jc w:val="both"/>
       </w:pPr>
+      <w:bookmarkStart w:id="77" w:name="_Toc240901188"/>
       <w:proofErr w:type="spellStart"/>
       <w:r>
         <w:t>safsafasdfjkljdskf</w:t>
       </w:r>
+      <w:bookmarkEnd w:id="77"/>
       <w:proofErr w:type="spellEnd"/>
     </w:p>
     <w:p/>
@@ -1700,10 +9304,12 @@
         </w:numPr>
         <w:jc w:val="both"/>
       </w:pPr>
+      <w:bookmarkStart w:id="78" w:name="_Toc240901189"/>
       <w:proofErr w:type="spellStart"/>
       <w:r>
         <w:t>ASasdA</w:t>
       </w:r>
+      <w:bookmarkEnd w:id="78"/>
       <w:proofErr w:type="spellEnd"/>
     </w:p>
     <w:p/>
@@ -1732,10 +9338,12 @@
         </w:numPr>
         <w:jc w:val="both"/>
       </w:pPr>
+      <w:bookmarkStart w:id="79" w:name="_Toc240901190"/>
       <w:proofErr w:type="spellStart"/>
       <w:r>
         <w:t>Scope</w:t>
       </w:r>
+      <w:bookmarkEnd w:id="79"/>
       <w:proofErr w:type="spellEnd"/>
     </w:p>
     <w:p>
@@ -1753,10 +9361,12 @@
         </w:numPr>
         <w:jc w:val="both"/>
       </w:pPr>
+      <w:bookmarkStart w:id="80" w:name="_Toc240901191"/>
       <w:proofErr w:type="spellStart"/>
       <w:r>
         <w:t>Sasaf</w:t>
       </w:r>
+      <w:bookmarkEnd w:id="80"/>
       <w:proofErr w:type="spellEnd"/>
     </w:p>
     <w:p>
@@ -1774,10 +9384,12 @@
         </w:numPr>
         <w:jc w:val="both"/>
       </w:pPr>
+      <w:bookmarkStart w:id="81" w:name="_Toc240901192"/>
       <w:proofErr w:type="spellStart"/>
       <w:r>
         <w:t>Fdsfafasf</w:t>
       </w:r>
+      <w:bookmarkEnd w:id="81"/>
       <w:proofErr w:type="spellEnd"/>
     </w:p>
     <w:p>
@@ -1795,10 +9407,12 @@
         </w:numPr>
         <w:jc w:val="both"/>
       </w:pPr>
+      <w:bookmarkStart w:id="82" w:name="_Toc240901193"/>
       <w:proofErr w:type="spellStart"/>
       <w:r>
         <w:t>asfddaf</w:t>
       </w:r>
+      <w:bookmarkEnd w:id="82"/>
       <w:proofErr w:type="spellEnd"/>
     </w:p>
     <w:p/>
@@ -1812,10 +9426,12 @@
         </w:numPr>
         <w:jc w:val="both"/>
       </w:pPr>
+      <w:bookmarkStart w:id="83" w:name="_Toc240901194"/>
       <w:proofErr w:type="spellStart"/>
       <w:r>
         <w:t>safsafasdfjkljdskf</w:t>
       </w:r>
+      <w:bookmarkEnd w:id="83"/>
       <w:proofErr w:type="spellEnd"/>
     </w:p>
     <w:p/>
@@ -1832,10 +9448,12 @@
         </w:numPr>
         <w:jc w:val="both"/>
       </w:pPr>
+      <w:bookmarkStart w:id="84" w:name="_Toc240901195"/>
       <w:proofErr w:type="spellStart"/>
       <w:r>
         <w:t>ASasdA</w:t>
       </w:r>
+      <w:bookmarkEnd w:id="84"/>
       <w:proofErr w:type="spellEnd"/>
     </w:p>
     <w:p/>
@@ -1864,10 +9482,12 @@
         </w:numPr>
         <w:jc w:val="both"/>
       </w:pPr>
+      <w:bookmarkStart w:id="85" w:name="_Toc240901196"/>
       <w:proofErr w:type="spellStart"/>
       <w:r>
         <w:t>Scope</w:t>
       </w:r>
+      <w:bookmarkEnd w:id="85"/>
       <w:proofErr w:type="spellEnd"/>
     </w:p>
     <w:p>
@@ -1885,10 +9505,12 @@
         </w:numPr>
         <w:jc w:val="both"/>
       </w:pPr>
+      <w:bookmarkStart w:id="86" w:name="_Toc240901197"/>
       <w:proofErr w:type="spellStart"/>
       <w:r>
         <w:t>Sasaf</w:t>
       </w:r>
+      <w:bookmarkEnd w:id="86"/>
       <w:proofErr w:type="spellEnd"/>
     </w:p>
     <w:p>
@@ -1906,10 +9528,12 @@
         </w:numPr>
         <w:jc w:val="both"/>
       </w:pPr>
+      <w:bookmarkStart w:id="87" w:name="_Toc240901198"/>
       <w:proofErr w:type="spellStart"/>
       <w:r>
         <w:t>Fdsfafasf</w:t>
       </w:r>
+      <w:bookmarkEnd w:id="87"/>
       <w:proofErr w:type="spellEnd"/>
     </w:p>
     <w:p>
@@ -1927,10 +9551,12 @@
         </w:numPr>
         <w:jc w:val="both"/>
       </w:pPr>
+      <w:bookmarkStart w:id="88" w:name="_Toc240901199"/>
       <w:proofErr w:type="spellStart"/>
       <w:r>
         <w:t>asfddaf</w:t>
       </w:r>
+      <w:bookmarkEnd w:id="88"/>
       <w:proofErr w:type="spellEnd"/>
     </w:p>
     <w:p/>
@@ -1944,10 +9570,12 @@
         </w:numPr>
         <w:jc w:val="both"/>
       </w:pPr>
+      <w:bookmarkStart w:id="89" w:name="_Toc240901200"/>
       <w:proofErr w:type="spellStart"/>
       <w:r>
         <w:t>safsafasdfjkljdskf</w:t>
       </w:r>
+      <w:bookmarkEnd w:id="89"/>
       <w:proofErr w:type="spellEnd"/>
     </w:p>
     <w:p/>
@@ -1964,10 +9592,12 @@
         </w:numPr>
         <w:jc w:val="both"/>
       </w:pPr>
+      <w:bookmarkStart w:id="90" w:name="_Toc240901201"/>
       <w:proofErr w:type="spellStart"/>
       <w:r>
         <w:t>ASasdA</w:t>
       </w:r>
+      <w:bookmarkEnd w:id="90"/>
       <w:proofErr w:type="spellEnd"/>
     </w:p>
     <w:p/>
@@ -2727,6 +10357,7 @@
   </w:style>
   <w:style w:type="character" w:customStyle="1" w:styleId="berschrift2Zchn">
     <w:name w:val="Überschrift 2 Zchn"/>
+    <w:aliases w:val="2 Zchn,Titre 2 Zchn,h2 Zchn,w2 Zchn,sub-sect Zchn"/>
     <w:basedOn w:val="Absatz-Standardschriftart"/>
     <w:link w:val="berschrift2"/>
     <w:uiPriority w:val="9"/>
@@ -2741,6 +10372,7 @@
   </w:style>
   <w:style w:type="character" w:customStyle="1" w:styleId="berschrift3Zchn">
     <w:name w:val="Überschrift 3 Zchn"/>
+    <w:aliases w:val="3 Zchn,Titre 3 Zchn,sub-sub Zchn"/>
     <w:basedOn w:val="Absatz-Standardschriftart"/>
     <w:link w:val="berschrift3"/>
     <w:uiPriority w:val="9"/>
@@ -2755,6 +10387,7 @@
   </w:style>
   <w:style w:type="character" w:customStyle="1" w:styleId="berschrift4Zchn">
     <w:name w:val="Überschrift 4 Zchn"/>
+    <w:aliases w:val="4 Zchn,Titre 4 Zchn"/>
     <w:basedOn w:val="Absatz-Standardschriftart"/>
     <w:link w:val="berschrift4"/>
     <w:uiPriority w:val="9"/>
@@ -2795,6 +10428,7 @@
   </w:style>
   <w:style w:type="character" w:customStyle="1" w:styleId="berschrift7Zchn">
     <w:name w:val="Überschrift 7 Zchn"/>
+    <w:aliases w:val="7 Zchn"/>
     <w:basedOn w:val="Absatz-Standardschriftart"/>
     <w:link w:val="berschrift7"/>
     <w:uiPriority w:val="9"/>
@@ -2807,6 +10441,7 @@
   </w:style>
   <w:style w:type="character" w:customStyle="1" w:styleId="berschrift8Zchn">
     <w:name w:val="Überschrift 8 Zchn"/>
+    <w:aliases w:val="8 Zchn"/>
     <w:basedOn w:val="Absatz-Standardschriftart"/>
     <w:link w:val="berschrift8"/>
     <w:uiPriority w:val="9"/>
@@ -2821,6 +10456,7 @@
   </w:style>
   <w:style w:type="character" w:customStyle="1" w:styleId="berschrift9Zchn">
     <w:name w:val="Überschrift 9 Zchn"/>
+    <w:aliases w:val="9 Zchn"/>
     <w:basedOn w:val="Absatz-Standardschriftart"/>
     <w:link w:val="berschrift9"/>
     <w:uiPriority w:val="9"/>
@@ -3000,6 +10636,227 @@
       <w:smallCaps/>
       <w:color w:val="2E74B5" w:themeColor="accent1" w:themeShade="BF"/>
       <w:spacing w:val="5"/>
+    </w:rPr>
+  </w:style>
+  <w:style w:type="paragraph" w:styleId="Inhaltsverzeichnisberschrift">
+    <w:name w:val="TOC Heading"/>
+    <w:basedOn w:val="berschrift1"/>
+    <w:next w:val="Standard"/>
+    <w:uiPriority w:val="39"/>
+    <w:unhideWhenUsed/>
+    <w:qFormat/>
+    <w:rsid w:val="00CB5A02"/>
+    <w:pPr>
+      <w:spacing w:before="240" w:after="0"/>
+      <w:outlineLvl w:val="9"/>
+    </w:pPr>
+    <w:rPr>
+      <w:sz w:val="32"/>
+      <w:szCs w:val="32"/>
+      <w:lang w:eastAsia="de-DE"/>
+    </w:rPr>
+  </w:style>
+  <w:style w:type="paragraph" w:styleId="Verzeichnis1">
+    <w:name w:val="toc 1"/>
+    <w:basedOn w:val="Standard"/>
+    <w:next w:val="Standard"/>
+    <w:autoRedefine/>
+    <w:uiPriority w:val="39"/>
+    <w:unhideWhenUsed/>
+    <w:rsid w:val="00CB5A02"/>
+    <w:pPr>
+      <w:spacing w:after="100"/>
+    </w:pPr>
+  </w:style>
+  <w:style w:type="paragraph" w:styleId="Verzeichnis2">
+    <w:name w:val="toc 2"/>
+    <w:basedOn w:val="Standard"/>
+    <w:next w:val="Standard"/>
+    <w:autoRedefine/>
+    <w:uiPriority w:val="39"/>
+    <w:unhideWhenUsed/>
+    <w:rsid w:val="00CB5A02"/>
+    <w:pPr>
+      <w:spacing w:after="100" w:line="278" w:lineRule="auto"/>
+      <w:ind w:left="240"/>
+    </w:pPr>
+    <w:rPr>
+      <w:rFonts w:eastAsiaTheme="minorEastAsia"/>
+      <w:kern w:val="2"/>
+      <w:sz w:val="24"/>
+      <w:szCs w:val="24"/>
+      <w:lang w:eastAsia="de-DE"/>
+      <w14:ligatures w14:val="standardContextual"/>
+    </w:rPr>
+  </w:style>
+  <w:style w:type="paragraph" w:styleId="Verzeichnis3">
+    <w:name w:val="toc 3"/>
+    <w:basedOn w:val="Standard"/>
+    <w:next w:val="Standard"/>
+    <w:autoRedefine/>
+    <w:uiPriority w:val="39"/>
+    <w:unhideWhenUsed/>
+    <w:rsid w:val="00CB5A02"/>
+    <w:pPr>
+      <w:spacing w:after="100" w:line="278" w:lineRule="auto"/>
+      <w:ind w:left="480"/>
+    </w:pPr>
+    <w:rPr>
+      <w:rFonts w:eastAsiaTheme="minorEastAsia"/>
+      <w:kern w:val="2"/>
+      <w:sz w:val="24"/>
+      <w:szCs w:val="24"/>
+      <w:lang w:eastAsia="de-DE"/>
+      <w14:ligatures w14:val="standardContextual"/>
+    </w:rPr>
+  </w:style>
+  <w:style w:type="paragraph" w:styleId="Verzeichnis4">
+    <w:name w:val="toc 4"/>
+    <w:basedOn w:val="Standard"/>
+    <w:next w:val="Standard"/>
+    <w:autoRedefine/>
+    <w:uiPriority w:val="39"/>
+    <w:unhideWhenUsed/>
+    <w:rsid w:val="00CB5A02"/>
+    <w:pPr>
+      <w:spacing w:after="100" w:line="278" w:lineRule="auto"/>
+      <w:ind w:left="720"/>
+    </w:pPr>
+    <w:rPr>
+      <w:rFonts w:eastAsiaTheme="minorEastAsia"/>
+      <w:kern w:val="2"/>
+      <w:sz w:val="24"/>
+      <w:szCs w:val="24"/>
+      <w:lang w:eastAsia="de-DE"/>
+      <w14:ligatures w14:val="standardContextual"/>
+    </w:rPr>
+  </w:style>
+  <w:style w:type="paragraph" w:styleId="Verzeichnis5">
+    <w:name w:val="toc 5"/>
+    <w:basedOn w:val="Standard"/>
+    <w:next w:val="Standard"/>
+    <w:autoRedefine/>
+    <w:uiPriority w:val="39"/>
+    <w:unhideWhenUsed/>
+    <w:rsid w:val="00CB5A02"/>
+    <w:pPr>
+      <w:spacing w:after="100" w:line="278" w:lineRule="auto"/>
+      <w:ind w:left="960"/>
+    </w:pPr>
+    <w:rPr>
+      <w:rFonts w:eastAsiaTheme="minorEastAsia"/>
+      <w:kern w:val="2"/>
+      <w:sz w:val="24"/>
+      <w:szCs w:val="24"/>
+      <w:lang w:eastAsia="de-DE"/>
+      <w14:ligatures w14:val="standardContextual"/>
+    </w:rPr>
+  </w:style>
+  <w:style w:type="paragraph" w:styleId="Verzeichnis6">
+    <w:name w:val="toc 6"/>
+    <w:basedOn w:val="Standard"/>
+    <w:next w:val="Standard"/>
+    <w:autoRedefine/>
+    <w:uiPriority w:val="39"/>
+    <w:unhideWhenUsed/>
+    <w:rsid w:val="00CB5A02"/>
+    <w:pPr>
+      <w:spacing w:after="100" w:line="278" w:lineRule="auto"/>
+      <w:ind w:left="1200"/>
+    </w:pPr>
+    <w:rPr>
+      <w:rFonts w:eastAsiaTheme="minorEastAsia"/>
+      <w:kern w:val="2"/>
+      <w:sz w:val="24"/>
+      <w:szCs w:val="24"/>
+      <w:lang w:eastAsia="de-DE"/>
+      <w14:ligatures w14:val="standardContextual"/>
+    </w:rPr>
+  </w:style>
+  <w:style w:type="paragraph" w:styleId="Verzeichnis7">
+    <w:name w:val="toc 7"/>
+    <w:basedOn w:val="Standard"/>
+    <w:next w:val="Standard"/>
+    <w:autoRedefine/>
+    <w:uiPriority w:val="39"/>
+    <w:unhideWhenUsed/>
+    <w:rsid w:val="00CB5A02"/>
+    <w:pPr>
+      <w:spacing w:after="100" w:line="278" w:lineRule="auto"/>
+      <w:ind w:left="1440"/>
+    </w:pPr>
+    <w:rPr>
+      <w:rFonts w:eastAsiaTheme="minorEastAsia"/>
+      <w:kern w:val="2"/>
+      <w:sz w:val="24"/>
+      <w:szCs w:val="24"/>
+      <w:lang w:eastAsia="de-DE"/>
+      <w14:ligatures w14:val="standardContextual"/>
+    </w:rPr>
+  </w:style>
+  <w:style w:type="paragraph" w:styleId="Verzeichnis8">
+    <w:name w:val="toc 8"/>
+    <w:basedOn w:val="Standard"/>
+    <w:next w:val="Standard"/>
+    <w:autoRedefine/>
+    <w:uiPriority w:val="39"/>
+    <w:unhideWhenUsed/>
+    <w:rsid w:val="00CB5A02"/>
+    <w:pPr>
+      <w:spacing w:after="100" w:line="278" w:lineRule="auto"/>
+      <w:ind w:left="1680"/>
+    </w:pPr>
+    <w:rPr>
+      <w:rFonts w:eastAsiaTheme="minorEastAsia"/>
+      <w:kern w:val="2"/>
+      <w:sz w:val="24"/>
+      <w:szCs w:val="24"/>
+      <w:lang w:eastAsia="de-DE"/>
+      <w14:ligatures w14:val="standardContextual"/>
+    </w:rPr>
+  </w:style>
+  <w:style w:type="paragraph" w:styleId="Verzeichnis9">
+    <w:name w:val="toc 9"/>
+    <w:basedOn w:val="Standard"/>
+    <w:next w:val="Standard"/>
+    <w:autoRedefine/>
+    <w:uiPriority w:val="39"/>
+    <w:unhideWhenUsed/>
+    <w:rsid w:val="00CB5A02"/>
+    <w:pPr>
+      <w:spacing w:after="100" w:line="278" w:lineRule="auto"/>
+      <w:ind w:left="1920"/>
+    </w:pPr>
+    <w:rPr>
+      <w:rFonts w:eastAsiaTheme="minorEastAsia"/>
+      <w:kern w:val="2"/>
+      <w:sz w:val="24"/>
+      <w:szCs w:val="24"/>
+      <w:lang w:eastAsia="de-DE"/>
+      <w14:ligatures w14:val="standardContextual"/>
+    </w:rPr>
+  </w:style>
+  <w:style w:type="character" w:styleId="Hyperlink">
+    <w:name w:val="Hyperlink"/>
+    <w:basedOn w:val="Absatz-Standardschriftart"/>
+    <w:uiPriority w:val="99"/>
+    <w:unhideWhenUsed/>
+    <w:rsid w:val="00CB5A02"/>
+    <w:rPr>
+      <w:color w:val="0563C1" w:themeColor="hyperlink"/>
+      <w:u w:val="single"/>
+    </w:rPr>
+  </w:style>
+  <w:style w:type="character" w:styleId="NichtaufgelsteErwhnung">
+    <w:name w:val="Unresolved Mention"/>
+    <w:basedOn w:val="Absatz-Standardschriftart"/>
+    <w:uiPriority w:val="99"/>
+    <w:semiHidden/>
+    <w:unhideWhenUsed/>
+    <w:rsid w:val="00CB5A02"/>
+    <w:rPr>
+      <w:color w:val="605E5C"/>
+      <w:shd w:val="clear" w:color="auto" w:fill="E1DFDD"/>
     </w:rPr>
   </w:style>
 </w:styles>
@@ -3264,4 +11121,16 @@
     </a:ext>
   </a:extLst>
 </a:theme>
+</file>
+
+<file path=customXml/item1.xml><?xml version="1.0" encoding="utf-8"?>
+<b:Sources xmlns:b="http://schemas.openxmlformats.org/officeDocument/2006/bibliography" xmlns="http://schemas.openxmlformats.org/officeDocument/2006/bibliography" SelectedStyle="\APASixthEditionOfficeOnline.xsl" StyleName="APA" Version="6"/>
+</file>
+
+<file path=customXml/itemProps1.xml><?xml version="1.0" encoding="utf-8"?>
+<ds:datastoreItem xmlns:ds="http://schemas.openxmlformats.org/officeDocument/2006/customXml" ds:itemID="{66606E7A-0840-4E7F-8009-C7EEBC24F971}">
+  <ds:schemaRefs>
+    <ds:schemaRef ds:uri="http://schemas.openxmlformats.org/officeDocument/2006/bibliography"/>
+  </ds:schemaRefs>
+</ds:datastoreItem>
 </file>